--- a/대본/3부/08화_Features_and_Benefits.docx
+++ b/대본/3부/08화_Features_and_Benefits.docx
@@ -2,7 +2,7 @@
 <file path=word/document.xml><?xml version="1.0" encoding="utf-8"?>
 <w:document xmlns:w="http://schemas.openxmlformats.org/wordprocessingml/2006/main" xmlns:m="http://schemas.openxmlformats.org/officeDocument/2006/math" xmlns:r="http://schemas.openxmlformats.org/officeDocument/2006/relationships" xmlns:o="urn:schemas-microsoft-com:office:office" xmlns:v="urn:schemas-microsoft-com:vml" xmlns:w10="urn:schemas-microsoft-com:office:word" xmlns:a="http://schemas.openxmlformats.org/drawingml/2006/main" xmlns:pic="http://schemas.openxmlformats.org/drawingml/2006/picture" xmlns:wp="http://schemas.openxmlformats.org/drawingml/2006/wordprocessingDrawing">
   <w:body>
-    <w:bookmarkStart w:id="31" w:name="ship-it-3부-8화"/>
+    <w:bookmarkStart w:id="32" w:name="ship-it-3부-8화"/>
     <w:p>
       <w:pPr>
         <w:pStyle w:val="Heading1"/>
@@ -83,7 +83,7 @@
         <w:t xml:space="preserve"> </w:t>
       </w:r>
       <w:r>
-        <w:t xml:space="preserve">- 규칙: 지문 없음. 전 화 100% 「화자명: 대사」. 1턴 15단어 이내.</w:t>
+        <w:t xml:space="preserve">- 규칙: 지문 없음. 전 화 100% 「화자명: 대사」. 1턴 15단어 이내 + 긴 턴 10~15회(25~35단어).</w:t>
       </w:r>
       <w:r>
         <w:t xml:space="preserve"> </w:t>
@@ -311,13 +311,13 @@
         </w:numPr>
       </w:pPr>
       <w:r>
-        <w:t xml:space="preserve">ZOE: One ingredient. Two hundred facts about it. Today we find the five that matter.</w:t>
-      </w:r>
-      <w:r>
-        <w:t xml:space="preserve"> </w:t>
-      </w:r>
-      <w:r>
-        <w:t xml:space="preserve">조이: 성분 하나. 그에 관한 사실 200개. 오늘 중요한 다섯 개를 찾을 거예요.</w:t>
+        <w:t xml:space="preserve">ZOE: One ingredient. Two hundred facts about it. Today we find the five that matter, because a doctor gives a sales rep a few minutes, and nobody remembers two hundred anything.</w:t>
+      </w:r>
+      <w:r>
+        <w:t xml:space="preserve"> </w:t>
+      </w:r>
+      <w:r>
+        <w:t xml:space="preserve">조이: 성분 하나. 그에 관한 사실 200개. 오늘 중요한 다섯 개를 찾을 거예요. 의사는 영업 담당자에게 몇 분밖에 안 주고, 200개짜리는 누구도 기억 못 하니까요.</w:t>
       </w:r>
     </w:p>
     <w:p>
@@ -362,13 +362,13 @@
         </w:numPr>
       </w:pPr>
       <w:r>
-        <w:t xml:space="preserve">ELENA: I’m here to stop anything that breaks the label.</w:t>
-      </w:r>
-      <w:r>
-        <w:t xml:space="preserve"> </w:t>
-      </w:r>
-      <w:r>
-        <w:t xml:space="preserve">엘레나: 난 라벨을 어기는 건 뭐든 막으려고 왔어요.</w:t>
+        <w:t xml:space="preserve">ELENA: I’m here to stop anything that breaks the label. If one sentence on that wall promises more than our data shows, it won’t leave this room. First, do no harm. That includes marketing.</w:t>
+      </w:r>
+      <w:r>
+        <w:t xml:space="preserve"> </w:t>
+      </w:r>
+      <w:r>
+        <w:t xml:space="preserve">엘레나: 난 라벨을 어기는 건 뭐든 막으려고 왔어요. 저 벽의 문장 하나라도 데이터가 보여 주는 것보다 더 약속하면, 이 방 밖으로 못 나가요. 첫째, 해를 끼치지 말 것. 마케팅도 마찬가지예요.</w:t>
       </w:r>
     </w:p>
     <w:p>
@@ -762,13 +762,13 @@
         </w:numPr>
       </w:pPr>
       <w:r>
-        <w:t xml:space="preserve">ZOE: Accurate and invisible. We need accurate and memorable. What does it do?</w:t>
-      </w:r>
-      <w:r>
-        <w:t xml:space="preserve"> </w:t>
-      </w:r>
-      <w:r>
-        <w:t xml:space="preserve">조이: 정확하지만 안 보여요. 정확하면서 기억에 남아야 해요. 그게 뭘 하죠?</w:t>
+        <w:t xml:space="preserve">ZOE: Accurate and invisible. We need accurate and memorable, something a busy doctor can repeat to a colleague in the hallway. So forget the chemistry name for a minute. What does it do?</w:t>
+      </w:r>
+      <w:r>
+        <w:t xml:space="preserve"> </w:t>
+      </w:r>
+      <w:r>
+        <w:t xml:space="preserve">조이: 정확하지만 안 보여요. 정확하면서 기억에 남아야 해요. 바쁜 의사가 복도에서 동료에게 그대로 전할 수 있는 말이요. 그러니 화학 이름은 잠깐 잊어요. 그게 뭘 하죠?</w:t>
       </w:r>
     </w:p>
     <w:p>
@@ -972,7 +972,48 @@
         </w:numPr>
       </w:pPr>
       <w:r>
-        <w:t xml:space="preserve">ELENA: We measured speed. So speed is fine.</w:t>
+        <w:t xml:space="preserve">ELENA: We measured speed. So speed is fine. We didn’t measure what happens to the patient afterwards, so we can’t promise time or outcomes. Try this:</w:t>
+      </w:r>
+      <w:r>
+        <w:t xml:space="preserve"> </w:t>
+      </w:r>
+      <w:r>
+        <w:t xml:space="preserve">‘</w:t>
+      </w:r>
+      <w:r>
+        <w:t xml:space="preserve">Faster to dissolve when you need to.</w:t>
+      </w:r>
+      <w:r>
+        <w:t xml:space="preserve">’</w:t>
+      </w:r>
+      <w:r>
+        <w:t xml:space="preserve"> </w:t>
+      </w:r>
+      <w:r>
+        <w:t xml:space="preserve">엘레나: 우린 속도를 측정했어요. 그러니 속도는 괜찮아요. 그 뒤에 환자에게 어떤 일이 생기는지는 측정하지 않았으니, 시간이나 결과는 약속할 수 없어요. 이렇게 해 봐요.</w:t>
+      </w:r>
+      <w:r>
+        <w:t xml:space="preserve"> </w:t>
+      </w:r>
+      <w:r>
+        <w:t xml:space="preserve">‘</w:t>
+      </w:r>
+      <w:r>
+        <w:t xml:space="preserve">필요할 때 더 빨리 녹는다.</w:t>
+      </w:r>
+      <w:r>
+        <w:t xml:space="preserve">’</w:t>
+      </w:r>
+    </w:p>
+    <w:p>
+      <w:pPr>
+        <w:numPr>
+          <w:ilvl w:val="0"/>
+          <w:numId w:val="1002"/>
+        </w:numPr>
+      </w:pPr>
+      <w:r>
+        <w:t xml:space="preserve">ZOE:</w:t>
       </w:r>
       <w:r>
         <w:t xml:space="preserve"> </w:t>
@@ -981,7 +1022,7 @@
         <w:t xml:space="preserve">“</w:t>
       </w:r>
       <w:r>
-        <w:t xml:space="preserve">Faster to dissolve when you need to.</w:t>
+        <w:t xml:space="preserve">When you need to.</w:t>
       </w:r>
       <w:r>
         <w:t xml:space="preserve">”</w:t>
@@ -990,7 +1031,13 @@
         <w:t xml:space="preserve"> </w:t>
       </w:r>
       <w:r>
-        <w:t xml:space="preserve">엘레나: 우린 속도를 측정했어요. 그러니 속도는 괜찮아요.</w:t>
+        <w:t xml:space="preserve">I like that. It puts the doctor in charge.</w:t>
+      </w:r>
+      <w:r>
+        <w:t xml:space="preserve"> </w:t>
+      </w:r>
+      <w:r>
+        <w:t xml:space="preserve">조이:</w:t>
       </w:r>
       <w:r>
         <w:t xml:space="preserve"> </w:t>
@@ -999,11 +1046,17 @@
         <w:t xml:space="preserve">“</w:t>
       </w:r>
       <w:r>
-        <w:t xml:space="preserve">필요할 때 더 빨리 녹는다.</w:t>
+        <w:t xml:space="preserve">필요할 때.</w:t>
       </w:r>
       <w:r>
         <w:t xml:space="preserve">”</w:t>
       </w:r>
+      <w:r>
+        <w:t xml:space="preserve"> </w:t>
+      </w:r>
+      <w:r>
+        <w:t xml:space="preserve">좋네요. 의사를 주도권 자리에 앉혀 줘요.</w:t>
+      </w:r>
     </w:p>
     <w:p>
       <w:pPr>
@@ -1013,7 +1066,24 @@
         </w:numPr>
       </w:pPr>
       <w:r>
-        <w:t xml:space="preserve">ZOE:</w:t>
+        <w:t xml:space="preserve">NOAH: In charge. Control. That’s the feeling. Control.</w:t>
+      </w:r>
+      <w:r>
+        <w:t xml:space="preserve"> </w:t>
+      </w:r>
+      <w:r>
+        <w:t xml:space="preserve">노아: 주도권. 통제. 그게 그 느낌이에요. 통제.</w:t>
+      </w:r>
+    </w:p>
+    <w:p>
+      <w:pPr>
+        <w:numPr>
+          <w:ilvl w:val="0"/>
+          <w:numId w:val="1002"/>
+        </w:numPr>
+      </w:pPr>
+      <w:r>
+        <w:t xml:space="preserve">ZOE: Write it down.</w:t>
       </w:r>
       <w:r>
         <w:t xml:space="preserve"> </w:t>
@@ -1022,7 +1092,7 @@
         <w:t xml:space="preserve">“</w:t>
       </w:r>
       <w:r>
-        <w:t xml:space="preserve">When you need to.</w:t>
+        <w:t xml:space="preserve">Control.</w:t>
       </w:r>
       <w:r>
         <w:t xml:space="preserve">”</w:t>
@@ -1031,13 +1101,13 @@
         <w:t xml:space="preserve"> </w:t>
       </w:r>
       <w:r>
-        <w:t xml:space="preserve">I like that. It puts the doctor in charge.</w:t>
-      </w:r>
-      <w:r>
-        <w:t xml:space="preserve"> </w:t>
-      </w:r>
-      <w:r>
-        <w:t xml:space="preserve">조이:</w:t>
+        <w:t xml:space="preserve">That might be a pillar.</w:t>
+      </w:r>
+      <w:r>
+        <w:t xml:space="preserve"> </w:t>
+      </w:r>
+      <w:r>
+        <w:t xml:space="preserve">조이: 적어 둬요.</w:t>
       </w:r>
       <w:r>
         <w:t xml:space="preserve"> </w:t>
@@ -1046,7 +1116,7 @@
         <w:t xml:space="preserve">“</w:t>
       </w:r>
       <w:r>
-        <w:t xml:space="preserve">필요할 때.</w:t>
+        <w:t xml:space="preserve">통제.</w:t>
       </w:r>
       <w:r>
         <w:t xml:space="preserve">”</w:t>
@@ -1055,7 +1125,7 @@
         <w:t xml:space="preserve"> </w:t>
       </w:r>
       <w:r>
-        <w:t xml:space="preserve">좋네요. 의사를 주도권 자리에 앉혀 줘요.</w:t>
+        <w:t xml:space="preserve">그게 기둥이 될 수도 있어요.</w:t>
       </w:r>
     </w:p>
     <w:p>
@@ -1066,13 +1136,40 @@
         </w:numPr>
       </w:pPr>
       <w:r>
-        <w:t xml:space="preserve">NOAH: In charge. Control. That’s the feeling. Control.</w:t>
-      </w:r>
-      <w:r>
-        <w:t xml:space="preserve"> </w:t>
-      </w:r>
-      <w:r>
-        <w:t xml:space="preserve">노아: 주도권. 통제. 그게 그 느낌이에요. 통제.</w:t>
+        <w:t xml:space="preserve">MARCUS: Next feature. And the name. Doctors won’t say</w:t>
+      </w:r>
+      <w:r>
+        <w:t xml:space="preserve"> </w:t>
+      </w:r>
+      <w:r>
+        <w:t xml:space="preserve">“</w:t>
+      </w:r>
+      <w:r>
+        <w:t xml:space="preserve">enzyme-sensitive crosslinks.</w:t>
+      </w:r>
+      <w:r>
+        <w:t xml:space="preserve">”</w:t>
+      </w:r>
+      <w:r>
+        <w:t xml:space="preserve"> </w:t>
+      </w:r>
+      <w:r>
+        <w:t xml:space="preserve">마커스: 다음 특징. 그리고 이름. 의사들은</w:t>
+      </w:r>
+      <w:r>
+        <w:t xml:space="preserve"> </w:t>
+      </w:r>
+      <w:r>
+        <w:t xml:space="preserve">“</w:t>
+      </w:r>
+      <w:r>
+        <w:t xml:space="preserve">효소 감응성 가교</w:t>
+      </w:r>
+      <w:r>
+        <w:t xml:space="preserve">”</w:t>
+      </w:r>
+      <w:r>
+        <w:t xml:space="preserve">라고 안 할 거야.</w:t>
       </w:r>
     </w:p>
     <w:p>
@@ -1083,7 +1180,24 @@
         </w:numPr>
       </w:pPr>
       <w:r>
-        <w:t xml:space="preserve">ZOE: Write it down.</w:t>
+        <w:t xml:space="preserve">ZOE: Twelve names on the window. Vote with your stickers.</w:t>
+      </w:r>
+      <w:r>
+        <w:t xml:space="preserve"> </w:t>
+      </w:r>
+      <w:r>
+        <w:t xml:space="preserve">조이: 창문에 이름 열두 개. 스티커로 투표해요.</w:t>
+      </w:r>
+    </w:p>
+    <w:p>
+      <w:pPr>
+        <w:numPr>
+          <w:ilvl w:val="0"/>
+          <w:numId w:val="1002"/>
+        </w:numPr>
+      </w:pPr>
+      <w:r>
+        <w:t xml:space="preserve">LEO:</w:t>
       </w:r>
       <w:r>
         <w:t xml:space="preserve"> </w:t>
@@ -1092,7 +1206,7 @@
         <w:t xml:space="preserve">“</w:t>
       </w:r>
       <w:r>
-        <w:t xml:space="preserve">Control.</w:t>
+        <w:t xml:space="preserve">QuickRelease.</w:t>
       </w:r>
       <w:r>
         <w:t xml:space="preserve">”</w:t>
@@ -1101,13 +1215,13 @@
         <w:t xml:space="preserve"> </w:t>
       </w:r>
       <w:r>
-        <w:t xml:space="preserve">That might be a pillar.</w:t>
-      </w:r>
-      <w:r>
-        <w:t xml:space="preserve"> </w:t>
-      </w:r>
-      <w:r>
-        <w:t xml:space="preserve">조이: 적어 둬요.</w:t>
+        <w:t xml:space="preserve">Sounds like a seatbelt.</w:t>
+      </w:r>
+      <w:r>
+        <w:t xml:space="preserve"> </w:t>
+      </w:r>
+      <w:r>
+        <w:t xml:space="preserve">레오:</w:t>
       </w:r>
       <w:r>
         <w:t xml:space="preserve"> </w:t>
@@ -1116,7 +1230,7 @@
         <w:t xml:space="preserve">“</w:t>
       </w:r>
       <w:r>
-        <w:t xml:space="preserve">통제.</w:t>
+        <w:t xml:space="preserve">퀵릴리스.</w:t>
       </w:r>
       <w:r>
         <w:t xml:space="preserve">”</w:t>
@@ -1125,7 +1239,7 @@
         <w:t xml:space="preserve"> </w:t>
       </w:r>
       <w:r>
-        <w:t xml:space="preserve">그게 기둥이 될 수도 있어요.</w:t>
+        <w:t xml:space="preserve">안전벨트 같아요.</w:t>
       </w:r>
     </w:p>
     <w:p>
@@ -1136,7 +1250,7 @@
         </w:numPr>
       </w:pPr>
       <w:r>
-        <w:t xml:space="preserve">MARCUS: Next feature. And the name. Doctors won’t say</w:t>
+        <w:t xml:space="preserve">NOAH:</w:t>
       </w:r>
       <w:r>
         <w:t xml:space="preserve"> </w:t>
@@ -1145,7 +1259,7 @@
         <w:t xml:space="preserve">“</w:t>
       </w:r>
       <w:r>
-        <w:t xml:space="preserve">enzyme-sensitive crosslinks.</w:t>
+        <w:t xml:space="preserve">SafeLink.</w:t>
       </w:r>
       <w:r>
         <w:t xml:space="preserve">”</w:t>
@@ -1154,7 +1268,13 @@
         <w:t xml:space="preserve"> </w:t>
       </w:r>
       <w:r>
-        <w:t xml:space="preserve">마커스: 다음 특징. 그리고 이름. 의사들은</w:t>
+        <w:t xml:space="preserve">I like SafeLink.</w:t>
+      </w:r>
+      <w:r>
+        <w:t xml:space="preserve"> </w:t>
+      </w:r>
+      <w:r>
+        <w:t xml:space="preserve">노아:</w:t>
       </w:r>
       <w:r>
         <w:t xml:space="preserve"> </w:t>
@@ -1163,13 +1283,16 @@
         <w:t xml:space="preserve">“</w:t>
       </w:r>
       <w:r>
-        <w:t xml:space="preserve">효소 감응성 가교</w:t>
+        <w:t xml:space="preserve">세이프링크.</w:t>
       </w:r>
       <w:r>
         <w:t xml:space="preserve">”</w:t>
       </w:r>
       <w:r>
-        <w:t xml:space="preserve">라고 안 할 거야.</w:t>
+        <w:t xml:space="preserve"> </w:t>
+      </w:r>
+      <w:r>
+        <w:t xml:space="preserve">전 세이프링크 좋은데요.</w:t>
       </w:r>
     </w:p>
     <w:p>
@@ -1180,13 +1303,43 @@
         </w:numPr>
       </w:pPr>
       <w:r>
-        <w:t xml:space="preserve">ZOE: Twelve names on the window. Vote with your stickers.</w:t>
-      </w:r>
-      <w:r>
-        <w:t xml:space="preserve"> </w:t>
-      </w:r>
-      <w:r>
-        <w:t xml:space="preserve">조이: 창문에 이름 열두 개. 스티커로 투표해요.</w:t>
+        <w:t xml:space="preserve">ELENA: No. </w:t>
+      </w:r>
+      <w:r>
+        <w:t xml:space="preserve">“</w:t>
+      </w:r>
+      <w:r>
+        <w:t xml:space="preserve">Safe</w:t>
+      </w:r>
+      <w:r>
+        <w:t xml:space="preserve">”</w:t>
+      </w:r>
+      <w:r>
+        <w:t xml:space="preserve"> </w:t>
+      </w:r>
+      <w:r>
+        <w:t xml:space="preserve">in the name is a claim. We can’t say safer.</w:t>
+      </w:r>
+      <w:r>
+        <w:t xml:space="preserve"> </w:t>
+      </w:r>
+      <w:r>
+        <w:t xml:space="preserve">엘레나: 안 돼요. 이름에</w:t>
+      </w:r>
+      <w:r>
+        <w:t xml:space="preserve"> </w:t>
+      </w:r>
+      <w:r>
+        <w:t xml:space="preserve">“</w:t>
+      </w:r>
+      <w:r>
+        <w:t xml:space="preserve">세이프</w:t>
+      </w:r>
+      <w:r>
+        <w:t xml:space="preserve">”</w:t>
+      </w:r>
+      <w:r>
+        <w:t xml:space="preserve">가 들어가면 주장이에요. 더 안전하다고 할 수 없어요.</w:t>
       </w:r>
     </w:p>
     <w:p>
@@ -1197,49 +1350,13 @@
         </w:numPr>
       </w:pPr>
       <w:r>
-        <w:t xml:space="preserve">LEO:</w:t>
-      </w:r>
-      <w:r>
-        <w:t xml:space="preserve"> </w:t>
-      </w:r>
-      <w:r>
-        <w:t xml:space="preserve">“</w:t>
-      </w:r>
-      <w:r>
-        <w:t xml:space="preserve">QuickRelease.</w:t>
-      </w:r>
-      <w:r>
-        <w:t xml:space="preserve">”</w:t>
-      </w:r>
-      <w:r>
-        <w:t xml:space="preserve"> </w:t>
-      </w:r>
-      <w:r>
-        <w:t xml:space="preserve">Sounds like a seatbelt.</w:t>
-      </w:r>
-      <w:r>
-        <w:t xml:space="preserve"> </w:t>
-      </w:r>
-      <w:r>
-        <w:t xml:space="preserve">레오:</w:t>
-      </w:r>
-      <w:r>
-        <w:t xml:space="preserve"> </w:t>
-      </w:r>
-      <w:r>
-        <w:t xml:space="preserve">“</w:t>
-      </w:r>
-      <w:r>
-        <w:t xml:space="preserve">퀵릴리스.</w:t>
-      </w:r>
-      <w:r>
-        <w:t xml:space="preserve">”</w:t>
-      </w:r>
-      <w:r>
-        <w:t xml:space="preserve"> </w:t>
-      </w:r>
-      <w:r>
-        <w:t xml:space="preserve">안전벨트 같아요.</w:t>
+        <w:t xml:space="preserve">NOAH: Even in a name?</w:t>
+      </w:r>
+      <w:r>
+        <w:t xml:space="preserve"> </w:t>
+      </w:r>
+      <w:r>
+        <w:t xml:space="preserve">노아: 이름에서도요?</w:t>
       </w:r>
     </w:p>
     <w:p>
@@ -1250,49 +1367,13 @@
         </w:numPr>
       </w:pPr>
       <w:r>
-        <w:t xml:space="preserve">NOAH:</w:t>
-      </w:r>
-      <w:r>
-        <w:t xml:space="preserve"> </w:t>
-      </w:r>
-      <w:r>
-        <w:t xml:space="preserve">“</w:t>
-      </w:r>
-      <w:r>
-        <w:t xml:space="preserve">SafeLink.</w:t>
-      </w:r>
-      <w:r>
-        <w:t xml:space="preserve">”</w:t>
-      </w:r>
-      <w:r>
-        <w:t xml:space="preserve"> </w:t>
-      </w:r>
-      <w:r>
-        <w:t xml:space="preserve">I like SafeLink.</w:t>
-      </w:r>
-      <w:r>
-        <w:t xml:space="preserve"> </w:t>
-      </w:r>
-      <w:r>
-        <w:t xml:space="preserve">노아:</w:t>
-      </w:r>
-      <w:r>
-        <w:t xml:space="preserve"> </w:t>
-      </w:r>
-      <w:r>
-        <w:t xml:space="preserve">“</w:t>
-      </w:r>
-      <w:r>
-        <w:t xml:space="preserve">세이프링크.</w:t>
-      </w:r>
-      <w:r>
-        <w:t xml:space="preserve">”</w:t>
-      </w:r>
-      <w:r>
-        <w:t xml:space="preserve"> </w:t>
-      </w:r>
-      <w:r>
-        <w:t xml:space="preserve">전 세이프링크 좋은데요.</w:t>
+        <w:t xml:space="preserve">ELENA: Especially in a name. A name is repeated a million times.</w:t>
+      </w:r>
+      <w:r>
+        <w:t xml:space="preserve"> </w:t>
+      </w:r>
+      <w:r>
+        <w:t xml:space="preserve">엘레나: 특히 이름에서요. 이름은 백만 번 반복되잖아요.</w:t>
       </w:r>
     </w:p>
     <w:p>
@@ -1303,124 +1384,28 @@
         </w:numPr>
       </w:pPr>
       <w:r>
-        <w:t xml:space="preserve">ELENA: No. </w:t>
-      </w:r>
-      <w:r>
-        <w:t xml:space="preserve">“</w:t>
-      </w:r>
-      <w:r>
-        <w:t xml:space="preserve">Safe</w:t>
-      </w:r>
-      <w:r>
-        <w:t xml:space="preserve">”</w:t>
-      </w:r>
-      <w:r>
-        <w:t xml:space="preserve"> </w:t>
-      </w:r>
-      <w:r>
-        <w:t xml:space="preserve">in the name is a claim. We can’t say safer.</w:t>
-      </w:r>
-      <w:r>
-        <w:t xml:space="preserve"> </w:t>
-      </w:r>
-      <w:r>
-        <w:t xml:space="preserve">엘레나: 안 돼요. 이름에</w:t>
-      </w:r>
-      <w:r>
-        <w:t xml:space="preserve"> </w:t>
-      </w:r>
-      <w:r>
-        <w:t xml:space="preserve">“</w:t>
-      </w:r>
-      <w:r>
-        <w:t xml:space="preserve">세이프</w:t>
-      </w:r>
-      <w:r>
-        <w:t xml:space="preserve">”</w:t>
-      </w:r>
-      <w:r>
-        <w:t xml:space="preserve">가 들어가면 주장이에요. 더 안전하다고 할 수 없어요.</w:t>
-      </w:r>
-    </w:p>
-    <w:p>
-      <w:pPr>
-        <w:numPr>
-          <w:ilvl w:val="0"/>
-          <w:numId w:val="1002"/>
-        </w:numPr>
-      </w:pPr>
-      <w:r>
-        <w:t xml:space="preserve">NOAH: Even in a name?</w:t>
-      </w:r>
-      <w:r>
-        <w:t xml:space="preserve"> </w:t>
-      </w:r>
-      <w:r>
-        <w:t xml:space="preserve">노아: 이름에서도요?</w:t>
-      </w:r>
-    </w:p>
-    <w:p>
-      <w:pPr>
-        <w:numPr>
-          <w:ilvl w:val="0"/>
-          <w:numId w:val="1002"/>
-        </w:numPr>
-      </w:pPr>
-      <w:r>
-        <w:t xml:space="preserve">ELENA: Especially in a name. A name is repeated a million times.</w:t>
-      </w:r>
-      <w:r>
-        <w:t xml:space="preserve"> </w:t>
-      </w:r>
-      <w:r>
-        <w:t xml:space="preserve">엘레나: 특히 이름에서요. 이름은 백만 번 반복되잖아요.</w:t>
-      </w:r>
-    </w:p>
-    <w:p>
-      <w:pPr>
-        <w:numPr>
-          <w:ilvl w:val="0"/>
-          <w:numId w:val="1002"/>
-        </w:numPr>
-      </w:pPr>
-      <w:r>
         <w:t xml:space="preserve">PRIYA: What about</w:t>
       </w:r>
       <w:r>
         <w:t xml:space="preserve"> </w:t>
       </w:r>
       <w:r>
-        <w:t xml:space="preserve">“</w:t>
+        <w:t xml:space="preserve">‘</w:t>
       </w:r>
       <w:r>
         <w:t xml:space="preserve">FlexLink</w:t>
       </w:r>
       <w:r>
-        <w:t xml:space="preserve">”</w:t>
-      </w:r>
-      <w:r>
-        <w:t xml:space="preserve">? Flexible links. Strong, but they can let go.</w:t>
-      </w:r>
-      <w:r>
-        <w:t xml:space="preserve"> </w:t>
-      </w:r>
-      <w:r>
-        <w:t xml:space="preserve">프리야:</w:t>
-      </w:r>
-      <w:r>
-        <w:t xml:space="preserve"> </w:t>
-      </w:r>
-      <w:r>
-        <w:t xml:space="preserve">“</w:t>
-      </w:r>
-      <w:r>
-        <w:t xml:space="preserve">플렉스링크</w:t>
-      </w:r>
-      <w:r>
-        <w:t xml:space="preserve">”</w:t>
-      </w:r>
-      <w:r>
-        <w:t xml:space="preserve">는요? 유연한 연결고리. 튼튼하지만 놓아줄 수 있는.</w:t>
+        <w:t xml:space="preserve">’</w:t>
+      </w:r>
+      <w:r>
+        <w:t xml:space="preserve">? It describes what the chemistry actually does. The links are flexible and strong while the filler is working, but they can let go when the doctor needs them to.</w:t>
+      </w:r>
+      <w:r>
+        <w:t xml:space="preserve"> </w:t>
+      </w:r>
+      <w:r>
+        <w:t xml:space="preserve">프리야: ’플렉스링크’는요? 화학이 실제로 하는 일을 설명해 줘요. 필러가 제 역할을 하는 동안엔 연결고리가 유연하고 튼튼하지만, 의사가 필요할 땐 놓아줄 수 있어요.</w:t>
       </w:r>
     </w:p>
     <w:p>
@@ -1492,13 +1477,13 @@
         </w:numPr>
       </w:pPr>
       <w:r>
-        <w:t xml:space="preserve">LEO: Low extrusion force. Our gel flows at a consistent pressure. Measured in newtons.</w:t>
-      </w:r>
-      <w:r>
-        <w:t xml:space="preserve"> </w:t>
-      </w:r>
-      <w:r>
-        <w:t xml:space="preserve">레오: 낮은 압출력. 우리 젤은 일정한 압력으로 흘러요. 뉴턴 단위로 측정해요.</w:t>
+        <w:t xml:space="preserve">LEO: Low extrusion force. Our gel flows at a consistent pressure from the first drop to the last, and we measure it in newtons on every batch, so the feel doesn’t change.</w:t>
+      </w:r>
+      <w:r>
+        <w:t xml:space="preserve"> </w:t>
+      </w:r>
+      <w:r>
+        <w:t xml:space="preserve">레오: 낮은 압출력. 우리 젤은 첫 방울부터 마지막 방울까지 일정한 압력으로 흘러요. 배치마다 뉴턴 단위로 측정하니까 느낌이 달라지지 않아요.</w:t>
       </w:r>
     </w:p>
     <w:p>
@@ -1782,13 +1767,31 @@
         </w:numPr>
       </w:pPr>
       <w:r>
-        <w:t xml:space="preserve">ZOE: What you need just to play the game. Not what makes you win.</w:t>
-      </w:r>
-      <w:r>
-        <w:t xml:space="preserve"> </w:t>
-      </w:r>
-      <w:r>
-        <w:t xml:space="preserve">조이: 게임에 참여하기 위해 필요한 것. 이기게 해 주는 건 아니고요.</w:t>
+        <w:t xml:space="preserve">ZOE: What you need just to play the game, not what makes you win. If we lead with lidocaine, doctors hear</w:t>
+      </w:r>
+      <w:r>
+        <w:t xml:space="preserve"> </w:t>
+      </w:r>
+      <w:r>
+        <w:t xml:space="preserve">‘</w:t>
+      </w:r>
+      <w:r>
+        <w:t xml:space="preserve">same as everyone,</w:t>
+      </w:r>
+      <w:r>
+        <w:t xml:space="preserve">’</w:t>
+      </w:r>
+      <w:r>
+        <w:t xml:space="preserve"> </w:t>
+      </w:r>
+      <w:r>
+        <w:t xml:space="preserve">and we’ve wasted our best thirty seconds.</w:t>
+      </w:r>
+      <w:r>
+        <w:t xml:space="preserve"> </w:t>
+      </w:r>
+      <w:r>
+        <w:t xml:space="preserve">조이: 게임에 참여하기 위해 필요한 것이지, 이기게 해 주는 건 아니에요. 리도카인을 앞세우면 의사들은 ’다른 데랑 똑같네’로 듣고, 우린 가장 귀한 30초를 날리는 거예요.</w:t>
       </w:r>
     </w:p>
     <w:p>
@@ -2004,13 +2007,13 @@
         </w:numPr>
       </w:pPr>
       <w:r>
-        <w:t xml:space="preserve">MARCUS: Feature five. Not the gel. The system. Training plus emergency kit.</w:t>
-      </w:r>
-      <w:r>
-        <w:t xml:space="preserve"> </w:t>
-      </w:r>
-      <w:r>
-        <w:t xml:space="preserve">마커스: 특징 5. 젤이 아니라 시스템. 교육 더하기 응급 키트.</w:t>
+        <w:t xml:space="preserve">MARCUS: Feature five. Not the gel. The system. Training plus an emergency kit in every clinic. Any company can ship a syringe, but backing it up with real support takes logistics. That’s our ground.</w:t>
+      </w:r>
+      <w:r>
+        <w:t xml:space="preserve"> </w:t>
+      </w:r>
+      <w:r>
+        <w:t xml:space="preserve">마커스: 특징 5. 젤이 아니라 시스템. 교육 더하기 모든 병원의 응급 키트. 주사기는 어느 회사나 보낼 수 있지만, 진짜 지원으로 뒷받침하려면 물류가 필요해. 거기가 우리 진지야.</w:t>
       </w:r>
     </w:p>
     <w:p>
@@ -2339,13 +2342,13 @@
         </w:numPr>
       </w:pPr>
       <w:r>
-        <w:t xml:space="preserve">MARCUS: Now that I understand. A house without a foundation falls down.</w:t>
-      </w:r>
-      <w:r>
-        <w:t xml:space="preserve"> </w:t>
-      </w:r>
-      <w:r>
-        <w:t xml:space="preserve">마커스: 그건 이해되네. 기초 없는 집은 무너지지.</w:t>
+        <w:t xml:space="preserve">MARCUS: Now that I understand. In the army, you don’t build anything on ground you haven’t checked. A house without a foundation falls down, and so does a campaign without data.</w:t>
+      </w:r>
+      <w:r>
+        <w:t xml:space="preserve"> </w:t>
+      </w:r>
+      <w:r>
+        <w:t xml:space="preserve">마커스: 그건 이해되네. 군대에선 확인 안 한 땅 위엔 아무것도 안 지어. 기초 없는 집은 무너지고, 데이터 없는 캠페인도 마찬가지야.</w:t>
       </w:r>
     </w:p>
     <w:p>
@@ -2531,13 +2534,13 @@
         </w:numPr>
       </w:pPr>
       <w:r>
-        <w:t xml:space="preserve">DIANE: Yes. Metaphor plus data. Never metaphor alone.</w:t>
-      </w:r>
-      <w:r>
-        <w:t xml:space="preserve"> </w:t>
-      </w:r>
-      <w:r>
-        <w:t xml:space="preserve">다이앤: 네. 비유에 데이터를 붙여요. 비유 혼자는 절대 안 돼요.</w:t>
+        <w:t xml:space="preserve">DIANE: Yes. Metaphor plus data. Never metaphor alone. A metaphor on its own invites the reader to imagine the benefit, and imagined benefits are exactly what regulators call unsupported claims.</w:t>
+      </w:r>
+      <w:r>
+        <w:t xml:space="preserve"> </w:t>
+      </w:r>
+      <w:r>
+        <w:t xml:space="preserve">다이앤: 네. 비유에 데이터를 붙여요. 비유 혼자는 절대 안 돼요. 비유만 있으면 읽는 사람이 혜택을 상상하게 되는데, 상상된 혜택이 바로 규제 당국이 말하는 근거 없는 주장이에요.</w:t>
       </w:r>
     </w:p>
     <w:p>
@@ -2808,13 +2811,13 @@
         </w:numPr>
       </w:pPr>
       <w:r>
-        <w:t xml:space="preserve">DIANE: Just one. This is the most honest marketing house I’ve reviewed. In twenty years.</w:t>
-      </w:r>
-      <w:r>
-        <w:t xml:space="preserve"> </w:t>
-      </w:r>
-      <w:r>
-        <w:t xml:space="preserve">다이앤: 하나만요. 이건 내가 20년 동안 검토한 것 중 가장 정직한 마케팅 하우스예요.</w:t>
+        <w:t xml:space="preserve">DIANE: Just one. This is the most honest marketing house I’ve reviewed in twenty years. Most companies bring me the roof and hope I don’t look underneath. You brought the foundation first.</w:t>
+      </w:r>
+      <w:r>
+        <w:t xml:space="preserve"> </w:t>
+      </w:r>
+      <w:r>
+        <w:t xml:space="preserve">다이앤: 하나만요. 이건 내가 20년 동안 검토한 것 중 가장 정직한 마케팅 하우스예요. 대부분의 회사는 지붕만 가져와서 내가 밑을 안 들여다보길 바라죠. 여러분은 기초부터 가져왔어요.</w:t>
       </w:r>
     </w:p>
     <w:p>
@@ -2893,13 +2896,13 @@
         </w:numPr>
       </w:pPr>
       <w:r>
-        <w:t xml:space="preserve">ZOE: Like I learned more in four days than in four years of lipstick.</w:t>
-      </w:r>
-      <w:r>
-        <w:t xml:space="preserve"> </w:t>
-      </w:r>
-      <w:r>
-        <w:t xml:space="preserve">조이: 립스틱 4년보다 나흘 동안 더 많이 배운 기분이에요.</w:t>
+        <w:t xml:space="preserve">ZOE: Like I learned more in four days than in four years of lipstick. In cosmetics, the words came first and the facts followed. Here it’s the other way around, and honestly, I like it.</w:t>
+      </w:r>
+      <w:r>
+        <w:t xml:space="preserve"> </w:t>
+      </w:r>
+      <w:r>
+        <w:t xml:space="preserve">조이: 립스틱 4년보다 나흘 동안 더 많이 배운 기분이에요. 화장품에선 말이 먼저고 사실이 뒤따랐어요. 여긴 정반대인데, 솔직히 그게 좋아요.</w:t>
       </w:r>
     </w:p>
     <w:p>
@@ -3100,7 +3103,7 @@
     </w:p>
     <w:bookmarkEnd w:id="25"/>
     <w:bookmarkEnd w:id="26"/>
-    <w:bookmarkStart w:id="30" w:name="학습-부록"/>
+    <w:bookmarkStart w:id="31" w:name="학습-부록"/>
     <w:p>
       <w:pPr>
         <w:pStyle w:val="Heading2"/>
@@ -4048,8 +4051,311 @@
       </w:r>
     </w:p>
     <w:bookmarkEnd w:id="29"/>
+    <w:bookmarkStart w:id="30" w:name="긴-발화-분석"/>
+    <w:p>
+      <w:pPr>
+        <w:pStyle w:val="Heading3"/>
+      </w:pPr>
+      <w:r>
+        <w:t xml:space="preserve">④ 긴 발화 분석</w:t>
+      </w:r>
+    </w:p>
+    <w:p>
+      <w:pPr>
+        <w:pStyle w:val="BlockText"/>
+      </w:pPr>
+      <w:r>
+        <w:rPr>
+          <w:bCs/>
+          <w:b/>
+        </w:rPr>
+        <w:t xml:space="preserve">37턴 ELENA:</w:t>
+      </w:r>
+      <w:r>
+        <w:t xml:space="preserve"> </w:t>
+      </w:r>
+      <w:r>
+        <w:t xml:space="preserve">“</w:t>
+      </w:r>
+      <w:r>
+        <w:t xml:space="preserve">We measured speed. So speed is fine. We didn’t measure what happens to the patient afterwards, so we can’t promise time or outcomes. Try this:</w:t>
+      </w:r>
+      <w:r>
+        <w:t xml:space="preserve"> </w:t>
+      </w:r>
+      <w:r>
+        <w:t xml:space="preserve">‘</w:t>
+      </w:r>
+      <w:r>
+        <w:t xml:space="preserve">Faster to dissolve when you need to.</w:t>
+      </w:r>
+      <w:r>
+        <w:t xml:space="preserve">’</w:t>
+      </w:r>
+      <w:r>
+        <w:t xml:space="preserve">”</w:t>
+      </w:r>
+    </w:p>
+    <w:tbl>
+      <w:tblPr>
+        <w:tblStyle w:val="Table"/>
+        <w:tblW w:type="pct" w:w="5000"/>
+        <w:tblLook w:firstRow="1" w:lastRow="0" w:firstColumn="0" w:lastColumn="0" w:noHBand="0" w:noVBand="0" w:val="0020"/>
+        <w:jc w:val="start"/>
+      </w:tblPr>
+      <w:tblGrid>
+        <w:gridCol w:w="2640"/>
+        <w:gridCol w:w="2640"/>
+        <w:gridCol w:w="2640"/>
+      </w:tblGrid>
+      <w:tr>
+        <w:trPr>
+          <w:tblHeader w:val="true"/>
+        </w:trPr>
+        <w:tc>
+          <w:tcPr/>
+          <w:p>
+            <w:pPr>
+              <w:pStyle w:val="Compact"/>
+              <w:jc w:val="left"/>
+            </w:pPr>
+            <w:r>
+              <w:t xml:space="preserve">구조</w:t>
+            </w:r>
+          </w:p>
+        </w:tc>
+        <w:tc>
+          <w:tcPr/>
+          <w:p>
+            <w:pPr>
+              <w:pStyle w:val="Compact"/>
+              <w:jc w:val="left"/>
+            </w:pPr>
+            <w:r>
+              <w:t xml:space="preserve">영어</w:t>
+            </w:r>
+          </w:p>
+        </w:tc>
+        <w:tc>
+          <w:tcPr/>
+          <w:p>
+            <w:pPr>
+              <w:pStyle w:val="Compact"/>
+              <w:jc w:val="left"/>
+            </w:pPr>
+            <w:r>
+              <w:t xml:space="preserve">기능</w:t>
+            </w:r>
+          </w:p>
+        </w:tc>
+      </w:tr>
+      <w:tr>
+        <w:tc>
+          <w:tcPr/>
+          <w:p>
+            <w:pPr>
+              <w:pStyle w:val="Compact"/>
+              <w:jc w:val="left"/>
+            </w:pPr>
+            <w:r>
+              <w:t xml:space="preserve">① 근거(한 것)</w:t>
+            </w:r>
+          </w:p>
+        </w:tc>
+        <w:tc>
+          <w:tcPr/>
+          <w:p>
+            <w:pPr>
+              <w:pStyle w:val="Compact"/>
+              <w:jc w:val="left"/>
+            </w:pPr>
+            <w:r>
+              <w:t xml:space="preserve">We measured speed. So speed is fine.</w:t>
+            </w:r>
+          </w:p>
+        </w:tc>
+        <w:tc>
+          <w:tcPr/>
+          <w:p>
+            <w:pPr>
+              <w:pStyle w:val="Compact"/>
+              <w:jc w:val="left"/>
+            </w:pPr>
+            <w:r>
+              <w:t xml:space="preserve">데이터가 뒷받침하는 범위를 먼저 확인</w:t>
+            </w:r>
+          </w:p>
+        </w:tc>
+      </w:tr>
+      <w:tr>
+        <w:tc>
+          <w:tcPr/>
+          <w:p>
+            <w:pPr>
+              <w:pStyle w:val="Compact"/>
+              <w:jc w:val="left"/>
+            </w:pPr>
+            <w:r>
+              <w:t xml:space="preserve">② 한계(안 한 것)</w:t>
+            </w:r>
+          </w:p>
+        </w:tc>
+        <w:tc>
+          <w:tcPr/>
+          <w:p>
+            <w:pPr>
+              <w:pStyle w:val="Compact"/>
+              <w:jc w:val="left"/>
+            </w:pPr>
+            <w:r>
+              <w:t xml:space="preserve">We didn’t measure what happens to the patient afterwards, so we can’t promise time or outcomes.</w:t>
+            </w:r>
+          </w:p>
+        </w:tc>
+        <w:tc>
+          <w:tcPr/>
+          <w:p>
+            <w:pPr>
+              <w:pStyle w:val="Compact"/>
+              <w:jc w:val="left"/>
+            </w:pPr>
+            <w:r>
+              <w:t xml:space="preserve">didn’t… so can’t…로 말할 수 없는 범위를 선 긋기</w:t>
+            </w:r>
+          </w:p>
+        </w:tc>
+      </w:tr>
+      <w:tr>
+        <w:tc>
+          <w:tcPr/>
+          <w:p>
+            <w:pPr>
+              <w:pStyle w:val="Compact"/>
+              <w:jc w:val="left"/>
+            </w:pPr>
+            <w:r>
+              <w:t xml:space="preserve">③ 대안(제안)</w:t>
+            </w:r>
+          </w:p>
+        </w:tc>
+        <w:tc>
+          <w:tcPr/>
+          <w:p>
+            <w:pPr>
+              <w:pStyle w:val="Compact"/>
+              <w:jc w:val="left"/>
+            </w:pPr>
+            <w:r>
+              <w:t xml:space="preserve">Try this:</w:t>
+            </w:r>
+            <w:r>
+              <w:t xml:space="preserve"> </w:t>
+            </w:r>
+            <w:r>
+              <w:t xml:space="preserve">‘</w:t>
+            </w:r>
+            <w:r>
+              <w:t xml:space="preserve">Faster to dissolve when you need to.</w:t>
+            </w:r>
+            <w:r>
+              <w:t xml:space="preserve">’</w:t>
+            </w:r>
+          </w:p>
+        </w:tc>
+        <w:tc>
+          <w:tcPr/>
+          <w:p>
+            <w:pPr>
+              <w:pStyle w:val="Compact"/>
+              <w:jc w:val="left"/>
+            </w:pPr>
+            <w:r>
+              <w:t xml:space="preserve">거절로 끝내지 않고 쓸 수 있는 문구를 바로 제시</w:t>
+            </w:r>
+          </w:p>
+        </w:tc>
+      </w:tr>
+    </w:tbl>
+    <w:p>
+      <w:pPr>
+        <w:pStyle w:val="BodyText"/>
+      </w:pPr>
+      <w:r>
+        <w:rPr>
+          <w:bCs/>
+          <w:b/>
+        </w:rPr>
+        <w:t xml:space="preserve">활용 패턴:</w:t>
+      </w:r>
+      <w:r>
+        <w:t xml:space="preserve"> </w:t>
+      </w:r>
+      <w:r>
+        <w:t xml:space="preserve">우리가 증명한 것 → 증명하지 못한 것(so we can’t…) →</w:t>
+      </w:r>
+      <w:r>
+        <w:t xml:space="preserve"> </w:t>
+      </w:r>
+      <w:r>
+        <w:t xml:space="preserve">“</w:t>
+      </w:r>
+      <w:r>
+        <w:t xml:space="preserve">Try this: …</w:t>
+      </w:r>
+      <w:r>
+        <w:t xml:space="preserve">”</w:t>
+      </w:r>
+      <w:r>
+        <w:t xml:space="preserve"> </w:t>
+      </w:r>
+      <w:r>
+        <w:rPr>
+          <w:bCs/>
+          <w:b/>
+        </w:rPr>
+        <w:t xml:space="preserve">연결 표현:</w:t>
+      </w:r>
+      <w:r>
+        <w:t xml:space="preserve"> </w:t>
+      </w:r>
+      <w:r>
+        <w:t xml:space="preserve">So(그러니까) · We didn’t measure…(~는 측정하지 않았다) · so we can’t promise(그래서 약속할 수 없다) · Try this(이렇게 해 봐요)</w:t>
+      </w:r>
+      <w:r>
+        <w:t xml:space="preserve"> </w:t>
+      </w:r>
+      <w:r>
+        <w:rPr>
+          <w:bCs/>
+          <w:b/>
+        </w:rPr>
+        <w:t xml:space="preserve">연습:</w:t>
+      </w:r>
+      <w:r>
+        <w:t xml:space="preserve"> </w:t>
+      </w:r>
+      <w:r>
+        <w:t xml:space="preserve">고객 만족도 조사 결과로</w:t>
+      </w:r>
+      <w:r>
+        <w:t xml:space="preserve"> </w:t>
+      </w:r>
+      <w:r>
+        <w:t xml:space="preserve">“</w:t>
+      </w:r>
+      <w:r>
+        <w:t xml:space="preserve">매출이 오른다</w:t>
+      </w:r>
+      <w:r>
+        <w:t xml:space="preserve">”</w:t>
+      </w:r>
+      <w:r>
+        <w:t xml:space="preserve">고 쓰자는 동료에게 같은 구조로 30단어 안팎의 대안 문구를 제안해 보기.</w:t>
+      </w:r>
+    </w:p>
     <w:bookmarkEnd w:id="30"/>
     <w:bookmarkEnd w:id="31"/>
+    <w:bookmarkEnd w:id="32"/>
     <w:sectPr/>
   </w:body>
 </w:document>

--- a/대본/3부/08화_Features_and_Benefits.docx
+++ b/대본/3부/08화_Features_and_Benefits.docx
@@ -2,7 +2,7 @@
 <file path=word/document.xml><?xml version="1.0" encoding="utf-8"?>
 <w:document xmlns:w="http://schemas.openxmlformats.org/wordprocessingml/2006/main" xmlns:m="http://schemas.openxmlformats.org/officeDocument/2006/math" xmlns:r="http://schemas.openxmlformats.org/officeDocument/2006/relationships" xmlns:o="urn:schemas-microsoft-com:office:office" xmlns:v="urn:schemas-microsoft-com:vml" xmlns:w10="urn:schemas-microsoft-com:office:word" xmlns:a="http://schemas.openxmlformats.org/drawingml/2006/main" xmlns:pic="http://schemas.openxmlformats.org/drawingml/2006/picture" xmlns:wp="http://schemas.openxmlformats.org/drawingml/2006/wordprocessingDrawing">
   <w:body>
-    <w:bookmarkStart w:id="32" w:name="ship-it-3부-8화"/>
+    <w:bookmarkStart w:id="38" w:name="ship-it-3부-8화"/>
     <w:p>
       <w:pPr>
         <w:pStyle w:val="Heading1"/>
@@ -254,257 +254,122 @@
     </w:p>
     <w:p>
       <w:pPr>
-        <w:numPr>
-          <w:ilvl w:val="0"/>
-          <w:numId w:val="1001"/>
-        </w:numPr>
+        <w:pStyle w:val="FirstParagraph"/>
       </w:pPr>
       <w:r>
         <w:t xml:space="preserve">PRIYA: What happened to this room? It’s yellow. Every wall.</w:t>
       </w:r>
-      <w:r>
-        <w:t xml:space="preserve"> </w:t>
-      </w:r>
-      <w:r>
-        <w:t xml:space="preserve">프리야: 이 방 어떻게 된 거예요? 노래요. 벽 전부.</w:t>
-      </w:r>
-    </w:p>
-    <w:p>
-      <w:pPr>
-        <w:numPr>
-          <w:ilvl w:val="0"/>
-          <w:numId w:val="1001"/>
-        </w:numPr>
+    </w:p>
+    <w:p>
+      <w:pPr>
+        <w:pStyle w:val="BodyText"/>
       </w:pPr>
       <w:r>
         <w:t xml:space="preserve">ZOE: I came in at six. Two hundred sticky notes. Each one is a feature.</w:t>
       </w:r>
-      <w:r>
-        <w:t xml:space="preserve"> </w:t>
-      </w:r>
-      <w:r>
-        <w:t xml:space="preserve">조이: 6시에 왔어요. 포스트잇 200장. 한 장 한 장이 다 특징이에요.</w:t>
-      </w:r>
-    </w:p>
-    <w:p>
-      <w:pPr>
-        <w:numPr>
-          <w:ilvl w:val="0"/>
-          <w:numId w:val="1001"/>
-        </w:numPr>
+    </w:p>
+    <w:p>
+      <w:pPr>
+        <w:pStyle w:val="BodyText"/>
       </w:pPr>
       <w:r>
         <w:t xml:space="preserve">LEO: Two hundred features? Our product has one ingredient.</w:t>
       </w:r>
-      <w:r>
-        <w:t xml:space="preserve"> </w:t>
-      </w:r>
-      <w:r>
-        <w:t xml:space="preserve">레오: 특징이 200개요? 우리 제품은 성분이 하나인데요.</w:t>
-      </w:r>
-    </w:p>
-    <w:p>
-      <w:pPr>
-        <w:numPr>
-          <w:ilvl w:val="0"/>
-          <w:numId w:val="1001"/>
-        </w:numPr>
+    </w:p>
+    <w:p>
+      <w:pPr>
+        <w:pStyle w:val="BodyText"/>
       </w:pPr>
       <w:r>
         <w:t xml:space="preserve">ZOE: One ingredient. Two hundred facts about it. Today we find the five that matter, because a doctor gives a sales rep a few minutes, and nobody remembers two hundred anything.</w:t>
       </w:r>
-      <w:r>
-        <w:t xml:space="preserve"> </w:t>
-      </w:r>
-      <w:r>
-        <w:t xml:space="preserve">조이: 성분 하나. 그에 관한 사실 200개. 오늘 중요한 다섯 개를 찾을 거예요. 의사는 영업 담당자에게 몇 분밖에 안 주고, 200개짜리는 누구도 기억 못 하니까요.</w:t>
-      </w:r>
-    </w:p>
-    <w:p>
-      <w:pPr>
-        <w:numPr>
-          <w:ilvl w:val="0"/>
-          <w:numId w:val="1001"/>
-        </w:numPr>
+    </w:p>
+    <w:p>
+      <w:pPr>
+        <w:pStyle w:val="BodyText"/>
       </w:pPr>
       <w:r>
         <w:t xml:space="preserve">NOAH: Only five?</w:t>
       </w:r>
-      <w:r>
-        <w:t xml:space="preserve"> </w:t>
-      </w:r>
-      <w:r>
-        <w:t xml:space="preserve">노아: 다섯 개만요?</w:t>
-      </w:r>
-    </w:p>
-    <w:p>
-      <w:pPr>
-        <w:numPr>
-          <w:ilvl w:val="0"/>
-          <w:numId w:val="1001"/>
-        </w:numPr>
+    </w:p>
+    <w:p>
+      <w:pPr>
+        <w:pStyle w:val="BodyText"/>
       </w:pPr>
       <w:r>
         <w:t xml:space="preserve">ZOE: Doctors remember three. I’m being generous.</w:t>
       </w:r>
-      <w:r>
-        <w:t xml:space="preserve"> </w:t>
-      </w:r>
-      <w:r>
-        <w:t xml:space="preserve">조이: 의사들은 세 개를 기억해요. 전 후하게 하는 거예요.</w:t>
-      </w:r>
-    </w:p>
-    <w:p>
-      <w:pPr>
-        <w:numPr>
-          <w:ilvl w:val="0"/>
-          <w:numId w:val="1001"/>
-        </w:numPr>
+    </w:p>
+    <w:p>
+      <w:pPr>
+        <w:pStyle w:val="BodyText"/>
       </w:pPr>
       <w:r>
         <w:t xml:space="preserve">ELENA: I’m here to stop anything that breaks the label. If one sentence on that wall promises more than our data shows, it won’t leave this room. First, do no harm. That includes marketing.</w:t>
       </w:r>
-      <w:r>
-        <w:t xml:space="preserve"> </w:t>
-      </w:r>
-      <w:r>
-        <w:t xml:space="preserve">엘레나: 난 라벨을 어기는 건 뭐든 막으려고 왔어요. 저 벽의 문장 하나라도 데이터가 보여 주는 것보다 더 약속하면, 이 방 밖으로 못 나가요. 첫째, 해를 끼치지 말 것. 마케팅도 마찬가지예요.</w:t>
-      </w:r>
-    </w:p>
-    <w:p>
-      <w:pPr>
-        <w:numPr>
-          <w:ilvl w:val="0"/>
-          <w:numId w:val="1001"/>
-        </w:numPr>
+    </w:p>
+    <w:p>
+      <w:pPr>
+        <w:pStyle w:val="BodyText"/>
       </w:pPr>
       <w:r>
         <w:t xml:space="preserve">ZOE: Perfect. You’re my favorite enemy today.</w:t>
       </w:r>
-      <w:r>
-        <w:t xml:space="preserve"> </w:t>
-      </w:r>
-      <w:r>
-        <w:t xml:space="preserve">조이: 완벽해요. 오늘 제가 제일 좋아하는 적이에요.</w:t>
-      </w:r>
-    </w:p>
-    <w:p>
-      <w:pPr>
-        <w:numPr>
-          <w:ilvl w:val="0"/>
-          <w:numId w:val="1001"/>
-        </w:numPr>
+    </w:p>
+    <w:p>
+      <w:pPr>
+        <w:pStyle w:val="BodyText"/>
       </w:pPr>
       <w:r>
         <w:t xml:space="preserve">MARCUS: And me?</w:t>
       </w:r>
-      <w:r>
-        <w:t xml:space="preserve"> </w:t>
-      </w:r>
-      <w:r>
-        <w:t xml:space="preserve">마커스: 그리고 난?</w:t>
-      </w:r>
-    </w:p>
-    <w:p>
-      <w:pPr>
-        <w:numPr>
-          <w:ilvl w:val="0"/>
-          <w:numId w:val="1001"/>
-        </w:numPr>
+    </w:p>
+    <w:p>
+      <w:pPr>
+        <w:pStyle w:val="BodyText"/>
       </w:pPr>
       <w:r>
         <w:t xml:space="preserve">ZOE: You’re the reality check. If we promise something, can we deliver it?</w:t>
       </w:r>
-      <w:r>
-        <w:t xml:space="preserve"> </w:t>
-      </w:r>
-      <w:r>
-        <w:t xml:space="preserve">조이: 현실 점검 담당이요. 우리가 뭘 약속하면 그걸 지킬 수 있는지.</w:t>
-      </w:r>
-    </w:p>
-    <w:p>
-      <w:pPr>
-        <w:numPr>
-          <w:ilvl w:val="0"/>
-          <w:numId w:val="1001"/>
-        </w:numPr>
+    </w:p>
+    <w:p>
+      <w:pPr>
+        <w:pStyle w:val="BodyText"/>
       </w:pPr>
       <w:r>
         <w:t xml:space="preserve">PRIYA: And me?</w:t>
       </w:r>
-      <w:r>
-        <w:t xml:space="preserve"> </w:t>
-      </w:r>
-      <w:r>
-        <w:t xml:space="preserve">프리야: 그리고 저는요?</w:t>
-      </w:r>
-    </w:p>
-    <w:p>
-      <w:pPr>
-        <w:numPr>
-          <w:ilvl w:val="0"/>
-          <w:numId w:val="1001"/>
-        </w:numPr>
+    </w:p>
+    <w:p>
+      <w:pPr>
+        <w:pStyle w:val="BodyText"/>
       </w:pPr>
       <w:r>
         <w:t xml:space="preserve">ZOE: You’re the most important person in this room. And the hardest to translate.</w:t>
       </w:r>
-      <w:r>
-        <w:t xml:space="preserve"> </w:t>
-      </w:r>
-      <w:r>
-        <w:t xml:space="preserve">조이: 이 방에서 가장 중요한 사람이에요. 그리고 번역하기 제일 어려운 사람.</w:t>
-      </w:r>
-    </w:p>
-    <w:p>
-      <w:pPr>
-        <w:numPr>
-          <w:ilvl w:val="0"/>
-          <w:numId w:val="1001"/>
-        </w:numPr>
+    </w:p>
+    <w:p>
+      <w:pPr>
+        <w:pStyle w:val="BodyText"/>
       </w:pPr>
       <w:r>
         <w:t xml:space="preserve">PRIYA: I speak perfectly clear English.</w:t>
       </w:r>
-      <w:r>
-        <w:t xml:space="preserve"> </w:t>
-      </w:r>
-      <w:r>
-        <w:t xml:space="preserve">프리야: 전 아주 명확한 영어를 하는데요.</w:t>
-      </w:r>
-    </w:p>
-    <w:p>
-      <w:pPr>
-        <w:numPr>
-          <w:ilvl w:val="0"/>
-          <w:numId w:val="1001"/>
-        </w:numPr>
+    </w:p>
+    <w:p>
+      <w:pPr>
+        <w:pStyle w:val="BodyText"/>
       </w:pPr>
       <w:r>
         <w:t xml:space="preserve">ZOE: You speak perfectly clear chemistry. Let’s begin.</w:t>
       </w:r>
-      <w:r>
-        <w:t xml:space="preserve"> </w:t>
-      </w:r>
-      <w:r>
-        <w:t xml:space="preserve">조이: 아주 명확한 화학을 하죠. 시작해요.</w:t>
-      </w:r>
-    </w:p>
-    <w:p>
-      <w:pPr>
-        <w:numPr>
-          <w:ilvl w:val="0"/>
-          <w:numId w:val="1001"/>
-        </w:numPr>
+    </w:p>
+    <w:p>
+      <w:pPr>
+        <w:pStyle w:val="BodyText"/>
       </w:pPr>
       <w:r>
         <w:t xml:space="preserve">NOAH: Rule for today. Inside, argue. No feelings hurt.</w:t>
-      </w:r>
-      <w:r>
-        <w:t xml:space="preserve"> </w:t>
-      </w:r>
-      <w:r>
-        <w:t xml:space="preserve">노아: 오늘의 규칙. 안에선 논쟁. 감정은 다치지 않기.</w:t>
       </w:r>
     </w:p>
     <w:bookmarkEnd w:id="21"/>
@@ -519,129 +384,63 @@
     </w:p>
     <w:p>
       <w:pPr>
-        <w:numPr>
-          <w:ilvl w:val="0"/>
-          <w:numId w:val="1002"/>
-        </w:numPr>
+        <w:pStyle w:val="FirstParagraph"/>
       </w:pPr>
       <w:r>
         <w:t xml:space="preserve">ZOE: Three columns on the wall. Feature. Advantage. Benefit. F, A, B.</w:t>
       </w:r>
-      <w:r>
-        <w:t xml:space="preserve"> </w:t>
-      </w:r>
-      <w:r>
-        <w:t xml:space="preserve">조이: 벽에 세 칸. 특징. 장점. 혜택. F, A, B.</w:t>
-      </w:r>
-    </w:p>
-    <w:p>
-      <w:pPr>
-        <w:numPr>
-          <w:ilvl w:val="0"/>
-          <w:numId w:val="1002"/>
-        </w:numPr>
+    </w:p>
+    <w:p>
+      <w:pPr>
+        <w:pStyle w:val="BodyText"/>
       </w:pPr>
       <w:r>
         <w:t xml:space="preserve">LEO: What’s the difference? They sound the same.</w:t>
       </w:r>
-      <w:r>
-        <w:t xml:space="preserve"> </w:t>
-      </w:r>
-      <w:r>
-        <w:t xml:space="preserve">레오: 차이가 뭐예요? 다 같은 말 같아요.</w:t>
-      </w:r>
-    </w:p>
-    <w:p>
-      <w:pPr>
-        <w:numPr>
-          <w:ilvl w:val="0"/>
-          <w:numId w:val="1002"/>
-        </w:numPr>
+    </w:p>
+    <w:p>
+      <w:pPr>
+        <w:pStyle w:val="BodyText"/>
       </w:pPr>
       <w:r>
         <w:t xml:space="preserve">ZOE: A feature is what it is. An advantage is what it does.</w:t>
       </w:r>
-      <w:r>
-        <w:t xml:space="preserve"> </w:t>
-      </w:r>
-      <w:r>
-        <w:t xml:space="preserve">조이: 특징은 그게 무엇인지. 장점은 그게 무엇을 하는지.</w:t>
-      </w:r>
-    </w:p>
-    <w:p>
-      <w:pPr>
-        <w:numPr>
-          <w:ilvl w:val="0"/>
-          <w:numId w:val="1002"/>
-        </w:numPr>
+    </w:p>
+    <w:p>
+      <w:pPr>
+        <w:pStyle w:val="BodyText"/>
       </w:pPr>
       <w:r>
         <w:t xml:space="preserve">NOAH: And a benefit is what it means for the customer. The part they care about.</w:t>
       </w:r>
-      <w:r>
-        <w:t xml:space="preserve"> </w:t>
-      </w:r>
-      <w:r>
-        <w:t xml:space="preserve">노아: 그리고 혜택은 고객에게 무슨 의미인지. 고객이 신경 쓰는 부분.</w:t>
-      </w:r>
-    </w:p>
-    <w:p>
-      <w:pPr>
-        <w:numPr>
-          <w:ilvl w:val="0"/>
-          <w:numId w:val="1002"/>
-        </w:numPr>
+    </w:p>
+    <w:p>
+      <w:pPr>
+        <w:pStyle w:val="BodyText"/>
       </w:pPr>
       <w:r>
         <w:t xml:space="preserve">MARCUS: Give us an example. Not from fillers.</w:t>
       </w:r>
-      <w:r>
-        <w:t xml:space="preserve"> </w:t>
-      </w:r>
-      <w:r>
-        <w:t xml:space="preserve">마커스: 예를 들어 봐. 필러 말고.</w:t>
-      </w:r>
-    </w:p>
-    <w:p>
-      <w:pPr>
-        <w:numPr>
-          <w:ilvl w:val="0"/>
-          <w:numId w:val="1002"/>
-        </w:numPr>
+    </w:p>
+    <w:p>
+      <w:pPr>
+        <w:pStyle w:val="BodyText"/>
       </w:pPr>
       <w:r>
         <w:t xml:space="preserve">ZOE: A car has airbags. Feature. They inflate in a crash. Advantage.</w:t>
       </w:r>
-      <w:r>
-        <w:t xml:space="preserve"> </w:t>
-      </w:r>
-      <w:r>
-        <w:t xml:space="preserve">조이: 차에 에어백이 있다. 특징. 충돌 시 부푼다. 장점.</w:t>
-      </w:r>
-    </w:p>
-    <w:p>
-      <w:pPr>
-        <w:numPr>
-          <w:ilvl w:val="0"/>
-          <w:numId w:val="1002"/>
-        </w:numPr>
+    </w:p>
+    <w:p>
+      <w:pPr>
+        <w:pStyle w:val="BodyText"/>
       </w:pPr>
       <w:r>
         <w:t xml:space="preserve">NOAH: And you drive your kids without fear. Benefit. Right?</w:t>
       </w:r>
-      <w:r>
-        <w:t xml:space="preserve"> </w:t>
-      </w:r>
-      <w:r>
-        <w:t xml:space="preserve">노아: 그리고 아이들을 태우고 두려움 없이 운전한다. 혜택. 맞죠?</w:t>
-      </w:r>
-    </w:p>
-    <w:p>
-      <w:pPr>
-        <w:numPr>
-          <w:ilvl w:val="0"/>
-          <w:numId w:val="1002"/>
-        </w:numPr>
+    </w:p>
+    <w:p>
+      <w:pPr>
+        <w:pStyle w:val="BodyText"/>
       </w:pPr>
       <w:r>
         <w:t xml:space="preserve">ELENA: Careful with</w:t>
@@ -664,11 +463,77 @@
       <w:r>
         <w:t xml:space="preserve">Airbags don’t promise that.</w:t>
       </w:r>
-      <w:r>
-        <w:t xml:space="preserve"> </w:t>
-      </w:r>
-      <w:r>
-        <w:t xml:space="preserve">엘레나:</w:t>
+    </w:p>
+    <w:p>
+      <w:pPr>
+        <w:pStyle w:val="BodyText"/>
+      </w:pPr>
+      <w:r>
+        <w:t xml:space="preserve">ZOE: See? My favorite enemy. Okay. Priya. Our first feature. In your words.</w:t>
+      </w:r>
+    </w:p>
+    <w:p>
+      <w:pPr>
+        <w:pStyle w:val="BodyText"/>
+      </w:pPr>
+      <w:r>
+        <w:t xml:space="preserve">PRIYA: Enzyme-sensitive crosslinks with tuned cleavage kinetics.</w:t>
+      </w:r>
+    </w:p>
+    <w:p>
+      <w:pPr>
+        <w:pStyle w:val="BodyText"/>
+      </w:pPr>
+      <w:r>
+        <w:t xml:space="preserve">ZOE: Beautiful. Nobody outside this room will understand a word.</w:t>
+      </w:r>
+    </w:p>
+    <w:p>
+      <w:pPr>
+        <w:pStyle w:val="BodyText"/>
+      </w:pPr>
+      <w:r>
+        <w:t xml:space="preserve">PRIYA: It’s accurate.</w:t>
+      </w:r>
+    </w:p>
+    <w:p>
+      <w:pPr>
+        <w:pStyle w:val="BodyText"/>
+      </w:pPr>
+      <w:r>
+        <w:t xml:space="preserve">ZOE: Accurate and invisible. We need accurate and memorable, something a busy doctor can repeat to a colleague in the hallway. So forget the chemistry name for a minute. What does it do?</w:t>
+      </w:r>
+    </w:p>
+    <w:p>
+      <w:pPr>
+        <w:pStyle w:val="BodyText"/>
+      </w:pPr>
+      <w:r>
+        <w:t xml:space="preserve">PRIYA: The links break faster when hyaluronidase is added.</w:t>
+      </w:r>
+    </w:p>
+    <w:p>
+      <w:pPr>
+        <w:pStyle w:val="BodyText"/>
+      </w:pPr>
+      <w:r>
+        <w:t xml:space="preserve">ZOE: Better. And how much faster?</w:t>
+      </w:r>
+    </w:p>
+    <w:p>
+      <w:pPr>
+        <w:pStyle w:val="BodyText"/>
+      </w:pPr>
+      <w:r>
+        <w:t xml:space="preserve">ELENA: Two point eight times. In forty subjects. Blinded photos. Those words travel together.</w:t>
+      </w:r>
+    </w:p>
+    <w:p>
+      <w:pPr>
+        <w:pStyle w:val="BodyText"/>
+      </w:pPr>
+      <w:r>
+        <w:t xml:space="preserve">ZOE: Got it. The advantage:</w:t>
       </w:r>
       <w:r>
         <w:t xml:space="preserve"> </w:t>
@@ -677,160 +542,34 @@
         <w:t xml:space="preserve">“</w:t>
       </w:r>
       <w:r>
-        <w:t xml:space="preserve">두려움 없이</w:t>
+        <w:t xml:space="preserve">dissolves two point eight times faster with hyaluronidase.</w:t>
       </w:r>
       <w:r>
         <w:t xml:space="preserve">”</w:t>
       </w:r>
-      <w:r>
-        <w:t xml:space="preserve">는 조심해요. 에어백이 그걸 약속하진 않아요.</w:t>
-      </w:r>
-    </w:p>
-    <w:p>
-      <w:pPr>
-        <w:numPr>
-          <w:ilvl w:val="0"/>
-          <w:numId w:val="1002"/>
-        </w:numPr>
-      </w:pPr>
-      <w:r>
-        <w:t xml:space="preserve">ZOE: See? My favorite enemy. Okay. Priya. Our first feature. In your words.</w:t>
-      </w:r>
-      <w:r>
-        <w:t xml:space="preserve"> </w:t>
-      </w:r>
-      <w:r>
-        <w:t xml:space="preserve">조이: 봤죠? 제일 좋아하는 적. 좋아요. 프리야. 첫 번째 특징. 당신 말로.</w:t>
-      </w:r>
-    </w:p>
-    <w:p>
-      <w:pPr>
-        <w:numPr>
-          <w:ilvl w:val="0"/>
-          <w:numId w:val="1002"/>
-        </w:numPr>
-      </w:pPr>
-      <w:r>
-        <w:t xml:space="preserve">PRIYA: Enzyme-sensitive crosslinks with tuned cleavage kinetics.</w:t>
-      </w:r>
-      <w:r>
-        <w:t xml:space="preserve"> </w:t>
-      </w:r>
-      <w:r>
-        <w:t xml:space="preserve">프리야: 절단 동역학이 조정된 효소 감응성 가교.</w:t>
-      </w:r>
-    </w:p>
-    <w:p>
-      <w:pPr>
-        <w:numPr>
-          <w:ilvl w:val="0"/>
-          <w:numId w:val="1002"/>
-        </w:numPr>
-      </w:pPr>
-      <w:r>
-        <w:t xml:space="preserve">ZOE: Beautiful. Nobody outside this room will understand a word.</w:t>
-      </w:r>
-      <w:r>
-        <w:t xml:space="preserve"> </w:t>
-      </w:r>
-      <w:r>
-        <w:t xml:space="preserve">조이: 아름답네요. 이 방 밖에선 아무도 한 단어도 못 알아들을 거예요.</w:t>
-      </w:r>
-    </w:p>
-    <w:p>
-      <w:pPr>
-        <w:numPr>
-          <w:ilvl w:val="0"/>
-          <w:numId w:val="1002"/>
-        </w:numPr>
-      </w:pPr>
-      <w:r>
-        <w:t xml:space="preserve">PRIYA: It’s accurate.</w:t>
-      </w:r>
-      <w:r>
-        <w:t xml:space="preserve"> </w:t>
-      </w:r>
-      <w:r>
-        <w:t xml:space="preserve">프리야: 정확한 말이에요.</w:t>
-      </w:r>
-    </w:p>
-    <w:p>
-      <w:pPr>
-        <w:numPr>
-          <w:ilvl w:val="0"/>
-          <w:numId w:val="1002"/>
-        </w:numPr>
-      </w:pPr>
-      <w:r>
-        <w:t xml:space="preserve">ZOE: Accurate and invisible. We need accurate and memorable, something a busy doctor can repeat to a colleague in the hallway. So forget the chemistry name for a minute. What does it do?</w:t>
-      </w:r>
-      <w:r>
-        <w:t xml:space="preserve"> </w:t>
-      </w:r>
-      <w:r>
-        <w:t xml:space="preserve">조이: 정확하지만 안 보여요. 정확하면서 기억에 남아야 해요. 바쁜 의사가 복도에서 동료에게 그대로 전할 수 있는 말이요. 그러니 화학 이름은 잠깐 잊어요. 그게 뭘 하죠?</w:t>
-      </w:r>
-    </w:p>
-    <w:p>
-      <w:pPr>
-        <w:numPr>
-          <w:ilvl w:val="0"/>
-          <w:numId w:val="1002"/>
-        </w:numPr>
-      </w:pPr>
-      <w:r>
-        <w:t xml:space="preserve">PRIYA: The links break faster when hyaluronidase is added.</w:t>
-      </w:r>
-      <w:r>
-        <w:t xml:space="preserve"> </w:t>
-      </w:r>
-      <w:r>
-        <w:t xml:space="preserve">프리야: 히알루로니다아제를 넣으면 연결고리가 더 빨리 끊어져요.</w:t>
-      </w:r>
-    </w:p>
-    <w:p>
-      <w:pPr>
-        <w:numPr>
-          <w:ilvl w:val="0"/>
-          <w:numId w:val="1002"/>
-        </w:numPr>
-      </w:pPr>
-      <w:r>
-        <w:t xml:space="preserve">ZOE: Better. And how much faster?</w:t>
-      </w:r>
-      <w:r>
-        <w:t xml:space="preserve"> </w:t>
-      </w:r>
-      <w:r>
-        <w:t xml:space="preserve">조이: 낫네요. 얼마나 빨리요?</w:t>
-      </w:r>
-    </w:p>
-    <w:p>
-      <w:pPr>
-        <w:numPr>
-          <w:ilvl w:val="0"/>
-          <w:numId w:val="1002"/>
-        </w:numPr>
-      </w:pPr>
-      <w:r>
-        <w:t xml:space="preserve">ELENA: Two point eight times. In forty subjects. Blinded photos. Those words travel together.</w:t>
-      </w:r>
-      <w:r>
-        <w:t xml:space="preserve"> </w:t>
-      </w:r>
-      <w:r>
-        <w:t xml:space="preserve">엘레나: 2.8배요. 40명 대상. 눈가림 사진. 그 단어들은 항상 같이 다녀요.</w:t>
-      </w:r>
-    </w:p>
-    <w:p>
-      <w:pPr>
-        <w:numPr>
-          <w:ilvl w:val="0"/>
-          <w:numId w:val="1002"/>
-        </w:numPr>
-      </w:pPr>
-      <w:r>
-        <w:t xml:space="preserve">ZOE: Got it. The advantage:</w:t>
+    </w:p>
+    <w:p>
+      <w:pPr>
+        <w:pStyle w:val="BodyText"/>
+      </w:pPr>
+      <w:r>
+        <w:t xml:space="preserve">NOAH: And the benefit? What does it mean for the doctor?</w:t>
+      </w:r>
+    </w:p>
+    <w:p>
+      <w:pPr>
+        <w:pStyle w:val="BodyText"/>
+      </w:pPr>
+      <w:r>
+        <w:t xml:space="preserve">ZOE: What that means for you is… when minutes matter, you have more time.</w:t>
+      </w:r>
+    </w:p>
+    <w:p>
+      <w:pPr>
+        <w:pStyle w:val="BodyText"/>
+      </w:pPr>
+      <w:r>
+        <w:t xml:space="preserve">ELENA:</w:t>
       </w:r>
       <w:r>
         <w:t xml:space="preserve"> </w:t>
@@ -839,7 +578,7 @@
         <w:t xml:space="preserve">“</w:t>
       </w:r>
       <w:r>
-        <w:t xml:space="preserve">dissolves two point eight times faster with hyaluronidase.</w:t>
+        <w:t xml:space="preserve">More time</w:t>
       </w:r>
       <w:r>
         <w:t xml:space="preserve">”</w:t>
@@ -848,7 +587,43 @@
         <w:t xml:space="preserve"> </w:t>
       </w:r>
       <w:r>
-        <w:t xml:space="preserve">조이: 알겠어요. 장점:</w:t>
+        <w:t xml:space="preserve">is close to an outcome claim. Hmm.</w:t>
+      </w:r>
+    </w:p>
+    <w:p>
+      <w:pPr>
+        <w:pStyle w:val="BodyText"/>
+      </w:pPr>
+      <w:r>
+        <w:t xml:space="preserve">ZOE: Then help me. What can we say honestly?</w:t>
+      </w:r>
+    </w:p>
+    <w:p>
+      <w:pPr>
+        <w:pStyle w:val="BodyText"/>
+      </w:pPr>
+      <w:r>
+        <w:t xml:space="preserve">ELENA: We measured speed. So speed is fine. We didn’t measure what happens to the patient afterwards, so we can’t promise time or outcomes. Try this:</w:t>
+      </w:r>
+      <w:r>
+        <w:t xml:space="preserve"> </w:t>
+      </w:r>
+      <w:r>
+        <w:t xml:space="preserve">‘</w:t>
+      </w:r>
+      <w:r>
+        <w:t xml:space="preserve">Faster to dissolve when you need to.</w:t>
+      </w:r>
+      <w:r>
+        <w:t xml:space="preserve">’</w:t>
+      </w:r>
+    </w:p>
+    <w:p>
+      <w:pPr>
+        <w:pStyle w:val="BodyText"/>
+      </w:pPr>
+      <w:r>
+        <w:t xml:space="preserve">ZOE:</w:t>
       </w:r>
       <w:r>
         <w:t xml:space="preserve"> </w:t>
@@ -857,55 +632,32 @@
         <w:t xml:space="preserve">“</w:t>
       </w:r>
       <w:r>
-        <w:t xml:space="preserve">히알루로니다아제로 2.8배 빨리 용해.</w:t>
+        <w:t xml:space="preserve">When you need to.</w:t>
       </w:r>
       <w:r>
         <w:t xml:space="preserve">”</w:t>
       </w:r>
-    </w:p>
-    <w:p>
-      <w:pPr>
-        <w:numPr>
-          <w:ilvl w:val="0"/>
-          <w:numId w:val="1002"/>
-        </w:numPr>
-      </w:pPr>
-      <w:r>
-        <w:t xml:space="preserve">NOAH: And the benefit? What does it mean for the doctor?</w:t>
-      </w:r>
-      <w:r>
-        <w:t xml:space="preserve"> </w:t>
-      </w:r>
-      <w:r>
-        <w:t xml:space="preserve">노아: 그리고 혜택은요? 의사에게 무슨 의미예요?</w:t>
-      </w:r>
-    </w:p>
-    <w:p>
-      <w:pPr>
-        <w:numPr>
-          <w:ilvl w:val="0"/>
-          <w:numId w:val="1002"/>
-        </w:numPr>
-      </w:pPr>
-      <w:r>
-        <w:t xml:space="preserve">ZOE: What that means for you is… when minutes matter, you have more time.</w:t>
-      </w:r>
-      <w:r>
-        <w:t xml:space="preserve"> </w:t>
-      </w:r>
-      <w:r>
-        <w:t xml:space="preserve">조이: 그 말은 곧… 1분 1분이 중요할 때 시간을 더 가질 수 있다는 거예요.</w:t>
-      </w:r>
-    </w:p>
-    <w:p>
-      <w:pPr>
-        <w:numPr>
-          <w:ilvl w:val="0"/>
-          <w:numId w:val="1002"/>
-        </w:numPr>
-      </w:pPr>
-      <w:r>
-        <w:t xml:space="preserve">ELENA:</w:t>
+      <w:r>
+        <w:t xml:space="preserve"> </w:t>
+      </w:r>
+      <w:r>
+        <w:t xml:space="preserve">I like that. It puts the doctor in charge.</w:t>
+      </w:r>
+    </w:p>
+    <w:p>
+      <w:pPr>
+        <w:pStyle w:val="BodyText"/>
+      </w:pPr>
+      <w:r>
+        <w:t xml:space="preserve">NOAH: In charge. Control. That’s the feeling. Control.</w:t>
+      </w:r>
+    </w:p>
+    <w:p>
+      <w:pPr>
+        <w:pStyle w:val="BodyText"/>
+      </w:pPr>
+      <w:r>
+        <w:t xml:space="preserve">ZOE: Write it down.</w:t>
       </w:r>
       <w:r>
         <w:t xml:space="preserve"> </w:t>
@@ -914,7 +666,7 @@
         <w:t xml:space="preserve">“</w:t>
       </w:r>
       <w:r>
-        <w:t xml:space="preserve">More time</w:t>
+        <w:t xml:space="preserve">Control.</w:t>
       </w:r>
       <w:r>
         <w:t xml:space="preserve">”</w:t>
@@ -923,13 +675,15 @@
         <w:t xml:space="preserve"> </w:t>
       </w:r>
       <w:r>
-        <w:t xml:space="preserve">is close to an outcome claim. Hmm.</w:t>
-      </w:r>
-      <w:r>
-        <w:t xml:space="preserve"> </w:t>
-      </w:r>
-      <w:r>
-        <w:t xml:space="preserve">엘레나:</w:t>
+        <w:t xml:space="preserve">That might be a pillar.</w:t>
+      </w:r>
+    </w:p>
+    <w:p>
+      <w:pPr>
+        <w:pStyle w:val="BodyText"/>
+      </w:pPr>
+      <w:r>
+        <w:t xml:space="preserve">MARCUS: Next feature. And the name. Doctors won’t say</w:t>
       </w:r>
       <w:r>
         <w:t xml:space="preserve"> </w:t>
@@ -938,41 +692,117 @@
         <w:t xml:space="preserve">“</w:t>
       </w:r>
       <w:r>
-        <w:t xml:space="preserve">시간을 더</w:t>
+        <w:t xml:space="preserve">enzyme-sensitive crosslinks.</w:t>
       </w:r>
       <w:r>
         <w:t xml:space="preserve">”</w:t>
       </w:r>
-      <w:r>
-        <w:t xml:space="preserve">는 결과 주장에 가까워요. 흠.</w:t>
-      </w:r>
-    </w:p>
-    <w:p>
-      <w:pPr>
-        <w:numPr>
-          <w:ilvl w:val="0"/>
-          <w:numId w:val="1002"/>
-        </w:numPr>
-      </w:pPr>
-      <w:r>
-        <w:t xml:space="preserve">ZOE: Then help me. What can we say honestly?</w:t>
-      </w:r>
-      <w:r>
-        <w:t xml:space="preserve"> </w:t>
-      </w:r>
-      <w:r>
-        <w:t xml:space="preserve">조이: 그럼 도와줘요. 정직하게 뭘 말할 수 있어요?</w:t>
-      </w:r>
-    </w:p>
-    <w:p>
-      <w:pPr>
-        <w:numPr>
-          <w:ilvl w:val="0"/>
-          <w:numId w:val="1002"/>
-        </w:numPr>
-      </w:pPr>
-      <w:r>
-        <w:t xml:space="preserve">ELENA: We measured speed. So speed is fine. We didn’t measure what happens to the patient afterwards, so we can’t promise time or outcomes. Try this:</w:t>
+    </w:p>
+    <w:p>
+      <w:pPr>
+        <w:pStyle w:val="BodyText"/>
+      </w:pPr>
+      <w:r>
+        <w:t xml:space="preserve">ZOE: Twelve names on the window. Vote with your stickers.</w:t>
+      </w:r>
+    </w:p>
+    <w:p>
+      <w:pPr>
+        <w:pStyle w:val="BodyText"/>
+      </w:pPr>
+      <w:r>
+        <w:t xml:space="preserve">LEO:</w:t>
+      </w:r>
+      <w:r>
+        <w:t xml:space="preserve"> </w:t>
+      </w:r>
+      <w:r>
+        <w:t xml:space="preserve">“</w:t>
+      </w:r>
+      <w:r>
+        <w:t xml:space="preserve">QuickRelease.</w:t>
+      </w:r>
+      <w:r>
+        <w:t xml:space="preserve">”</w:t>
+      </w:r>
+      <w:r>
+        <w:t xml:space="preserve"> </w:t>
+      </w:r>
+      <w:r>
+        <w:t xml:space="preserve">Sounds like a seatbelt.</w:t>
+      </w:r>
+    </w:p>
+    <w:p>
+      <w:pPr>
+        <w:pStyle w:val="BodyText"/>
+      </w:pPr>
+      <w:r>
+        <w:t xml:space="preserve">NOAH:</w:t>
+      </w:r>
+      <w:r>
+        <w:t xml:space="preserve"> </w:t>
+      </w:r>
+      <w:r>
+        <w:t xml:space="preserve">“</w:t>
+      </w:r>
+      <w:r>
+        <w:t xml:space="preserve">SafeLink.</w:t>
+      </w:r>
+      <w:r>
+        <w:t xml:space="preserve">”</w:t>
+      </w:r>
+      <w:r>
+        <w:t xml:space="preserve"> </w:t>
+      </w:r>
+      <w:r>
+        <w:t xml:space="preserve">I like SafeLink.</w:t>
+      </w:r>
+    </w:p>
+    <w:p>
+      <w:pPr>
+        <w:pStyle w:val="BodyText"/>
+      </w:pPr>
+      <w:r>
+        <w:t xml:space="preserve">ELENA: No. </w:t>
+      </w:r>
+      <w:r>
+        <w:t xml:space="preserve">“</w:t>
+      </w:r>
+      <w:r>
+        <w:t xml:space="preserve">Safe</w:t>
+      </w:r>
+      <w:r>
+        <w:t xml:space="preserve">”</w:t>
+      </w:r>
+      <w:r>
+        <w:t xml:space="preserve"> </w:t>
+      </w:r>
+      <w:r>
+        <w:t xml:space="preserve">in the name is a claim. We can’t say safer.</w:t>
+      </w:r>
+    </w:p>
+    <w:p>
+      <w:pPr>
+        <w:pStyle w:val="BodyText"/>
+      </w:pPr>
+      <w:r>
+        <w:t xml:space="preserve">NOAH: Even in a name?</w:t>
+      </w:r>
+    </w:p>
+    <w:p>
+      <w:pPr>
+        <w:pStyle w:val="BodyText"/>
+      </w:pPr>
+      <w:r>
+        <w:t xml:space="preserve">ELENA: Especially in a name. A name is repeated a million times.</w:t>
+      </w:r>
+    </w:p>
+    <w:p>
+      <w:pPr>
+        <w:pStyle w:val="BodyText"/>
+      </w:pPr>
+      <w:r>
+        <w:t xml:space="preserve">PRIYA: What about</w:t>
       </w:r>
       <w:r>
         <w:t xml:space="preserve"> </w:t>
@@ -981,465 +811,29 @@
         <w:t xml:space="preserve">‘</w:t>
       </w:r>
       <w:r>
-        <w:t xml:space="preserve">Faster to dissolve when you need to.</w:t>
+        <w:t xml:space="preserve">FlexLink</w:t>
       </w:r>
       <w:r>
         <w:t xml:space="preserve">’</w:t>
       </w:r>
       <w:r>
-        <w:t xml:space="preserve"> </w:t>
-      </w:r>
-      <w:r>
-        <w:t xml:space="preserve">엘레나: 우린 속도를 측정했어요. 그러니 속도는 괜찮아요. 그 뒤에 환자에게 어떤 일이 생기는지는 측정하지 않았으니, 시간이나 결과는 약속할 수 없어요. 이렇게 해 봐요.</w:t>
-      </w:r>
-      <w:r>
-        <w:t xml:space="preserve"> </w:t>
-      </w:r>
-      <w:r>
-        <w:t xml:space="preserve">‘</w:t>
-      </w:r>
-      <w:r>
-        <w:t xml:space="preserve">필요할 때 더 빨리 녹는다.</w:t>
-      </w:r>
-      <w:r>
-        <w:t xml:space="preserve">’</w:t>
-      </w:r>
-    </w:p>
-    <w:p>
-      <w:pPr>
-        <w:numPr>
-          <w:ilvl w:val="0"/>
-          <w:numId w:val="1002"/>
-        </w:numPr>
-      </w:pPr>
-      <w:r>
-        <w:t xml:space="preserve">ZOE:</w:t>
-      </w:r>
-      <w:r>
-        <w:t xml:space="preserve"> </w:t>
-      </w:r>
-      <w:r>
-        <w:t xml:space="preserve">“</w:t>
-      </w:r>
-      <w:r>
-        <w:t xml:space="preserve">When you need to.</w:t>
-      </w:r>
-      <w:r>
-        <w:t xml:space="preserve">”</w:t>
-      </w:r>
-      <w:r>
-        <w:t xml:space="preserve"> </w:t>
-      </w:r>
-      <w:r>
-        <w:t xml:space="preserve">I like that. It puts the doctor in charge.</w:t>
-      </w:r>
-      <w:r>
-        <w:t xml:space="preserve"> </w:t>
-      </w:r>
-      <w:r>
-        <w:t xml:space="preserve">조이:</w:t>
-      </w:r>
-      <w:r>
-        <w:t xml:space="preserve"> </w:t>
-      </w:r>
-      <w:r>
-        <w:t xml:space="preserve">“</w:t>
-      </w:r>
-      <w:r>
-        <w:t xml:space="preserve">필요할 때.</w:t>
-      </w:r>
-      <w:r>
-        <w:t xml:space="preserve">”</w:t>
-      </w:r>
-      <w:r>
-        <w:t xml:space="preserve"> </w:t>
-      </w:r>
-      <w:r>
-        <w:t xml:space="preserve">좋네요. 의사를 주도권 자리에 앉혀 줘요.</w:t>
-      </w:r>
-    </w:p>
-    <w:p>
-      <w:pPr>
-        <w:numPr>
-          <w:ilvl w:val="0"/>
-          <w:numId w:val="1002"/>
-        </w:numPr>
-      </w:pPr>
-      <w:r>
-        <w:t xml:space="preserve">NOAH: In charge. Control. That’s the feeling. Control.</w:t>
-      </w:r>
-      <w:r>
-        <w:t xml:space="preserve"> </w:t>
-      </w:r>
-      <w:r>
-        <w:t xml:space="preserve">노아: 주도권. 통제. 그게 그 느낌이에요. 통제.</w:t>
-      </w:r>
-    </w:p>
-    <w:p>
-      <w:pPr>
-        <w:numPr>
-          <w:ilvl w:val="0"/>
-          <w:numId w:val="1002"/>
-        </w:numPr>
-      </w:pPr>
-      <w:r>
-        <w:t xml:space="preserve">ZOE: Write it down.</w:t>
-      </w:r>
-      <w:r>
-        <w:t xml:space="preserve"> </w:t>
-      </w:r>
-      <w:r>
-        <w:t xml:space="preserve">“</w:t>
-      </w:r>
-      <w:r>
-        <w:t xml:space="preserve">Control.</w:t>
-      </w:r>
-      <w:r>
-        <w:t xml:space="preserve">”</w:t>
-      </w:r>
-      <w:r>
-        <w:t xml:space="preserve"> </w:t>
-      </w:r>
-      <w:r>
-        <w:t xml:space="preserve">That might be a pillar.</w:t>
-      </w:r>
-      <w:r>
-        <w:t xml:space="preserve"> </w:t>
-      </w:r>
-      <w:r>
-        <w:t xml:space="preserve">조이: 적어 둬요.</w:t>
-      </w:r>
-      <w:r>
-        <w:t xml:space="preserve"> </w:t>
-      </w:r>
-      <w:r>
-        <w:t xml:space="preserve">“</w:t>
-      </w:r>
-      <w:r>
-        <w:t xml:space="preserve">통제.</w:t>
-      </w:r>
-      <w:r>
-        <w:t xml:space="preserve">”</w:t>
-      </w:r>
-      <w:r>
-        <w:t xml:space="preserve"> </w:t>
-      </w:r>
-      <w:r>
-        <w:t xml:space="preserve">그게 기둥이 될 수도 있어요.</w:t>
-      </w:r>
-    </w:p>
-    <w:p>
-      <w:pPr>
-        <w:numPr>
-          <w:ilvl w:val="0"/>
-          <w:numId w:val="1002"/>
-        </w:numPr>
-      </w:pPr>
-      <w:r>
-        <w:t xml:space="preserve">MARCUS: Next feature. And the name. Doctors won’t say</w:t>
-      </w:r>
-      <w:r>
-        <w:t xml:space="preserve"> </w:t>
-      </w:r>
-      <w:r>
-        <w:t xml:space="preserve">“</w:t>
-      </w:r>
-      <w:r>
-        <w:t xml:space="preserve">enzyme-sensitive crosslinks.</w:t>
-      </w:r>
-      <w:r>
-        <w:t xml:space="preserve">”</w:t>
-      </w:r>
-      <w:r>
-        <w:t xml:space="preserve"> </w:t>
-      </w:r>
-      <w:r>
-        <w:t xml:space="preserve">마커스: 다음 특징. 그리고 이름. 의사들은</w:t>
-      </w:r>
-      <w:r>
-        <w:t xml:space="preserve"> </w:t>
-      </w:r>
-      <w:r>
-        <w:t xml:space="preserve">“</w:t>
-      </w:r>
-      <w:r>
-        <w:t xml:space="preserve">효소 감응성 가교</w:t>
-      </w:r>
-      <w:r>
-        <w:t xml:space="preserve">”</w:t>
-      </w:r>
-      <w:r>
-        <w:t xml:space="preserve">라고 안 할 거야.</w:t>
-      </w:r>
-    </w:p>
-    <w:p>
-      <w:pPr>
-        <w:numPr>
-          <w:ilvl w:val="0"/>
-          <w:numId w:val="1002"/>
-        </w:numPr>
-      </w:pPr>
-      <w:r>
-        <w:t xml:space="preserve">ZOE: Twelve names on the window. Vote with your stickers.</w:t>
-      </w:r>
-      <w:r>
-        <w:t xml:space="preserve"> </w:t>
-      </w:r>
-      <w:r>
-        <w:t xml:space="preserve">조이: 창문에 이름 열두 개. 스티커로 투표해요.</w:t>
-      </w:r>
-    </w:p>
-    <w:p>
-      <w:pPr>
-        <w:numPr>
-          <w:ilvl w:val="0"/>
-          <w:numId w:val="1002"/>
-        </w:numPr>
-      </w:pPr>
-      <w:r>
-        <w:t xml:space="preserve">LEO:</w:t>
-      </w:r>
-      <w:r>
-        <w:t xml:space="preserve"> </w:t>
-      </w:r>
-      <w:r>
-        <w:t xml:space="preserve">“</w:t>
-      </w:r>
-      <w:r>
-        <w:t xml:space="preserve">QuickRelease.</w:t>
-      </w:r>
-      <w:r>
-        <w:t xml:space="preserve">”</w:t>
-      </w:r>
-      <w:r>
-        <w:t xml:space="preserve"> </w:t>
-      </w:r>
-      <w:r>
-        <w:t xml:space="preserve">Sounds like a seatbelt.</w:t>
-      </w:r>
-      <w:r>
-        <w:t xml:space="preserve"> </w:t>
-      </w:r>
-      <w:r>
-        <w:t xml:space="preserve">레오:</w:t>
-      </w:r>
-      <w:r>
-        <w:t xml:space="preserve"> </w:t>
-      </w:r>
-      <w:r>
-        <w:t xml:space="preserve">“</w:t>
-      </w:r>
-      <w:r>
-        <w:t xml:space="preserve">퀵릴리스.</w:t>
-      </w:r>
-      <w:r>
-        <w:t xml:space="preserve">”</w:t>
-      </w:r>
-      <w:r>
-        <w:t xml:space="preserve"> </w:t>
-      </w:r>
-      <w:r>
-        <w:t xml:space="preserve">안전벨트 같아요.</w:t>
-      </w:r>
-    </w:p>
-    <w:p>
-      <w:pPr>
-        <w:numPr>
-          <w:ilvl w:val="0"/>
-          <w:numId w:val="1002"/>
-        </w:numPr>
-      </w:pPr>
-      <w:r>
-        <w:t xml:space="preserve">NOAH:</w:t>
-      </w:r>
-      <w:r>
-        <w:t xml:space="preserve"> </w:t>
-      </w:r>
-      <w:r>
-        <w:t xml:space="preserve">“</w:t>
-      </w:r>
-      <w:r>
-        <w:t xml:space="preserve">SafeLink.</w:t>
-      </w:r>
-      <w:r>
-        <w:t xml:space="preserve">”</w:t>
-      </w:r>
-      <w:r>
-        <w:t xml:space="preserve"> </w:t>
-      </w:r>
-      <w:r>
-        <w:t xml:space="preserve">I like SafeLink.</w:t>
-      </w:r>
-      <w:r>
-        <w:t xml:space="preserve"> </w:t>
-      </w:r>
-      <w:r>
-        <w:t xml:space="preserve">노아:</w:t>
-      </w:r>
-      <w:r>
-        <w:t xml:space="preserve"> </w:t>
-      </w:r>
-      <w:r>
-        <w:t xml:space="preserve">“</w:t>
-      </w:r>
-      <w:r>
-        <w:t xml:space="preserve">세이프링크.</w:t>
-      </w:r>
-      <w:r>
-        <w:t xml:space="preserve">”</w:t>
-      </w:r>
-      <w:r>
-        <w:t xml:space="preserve"> </w:t>
-      </w:r>
-      <w:r>
-        <w:t xml:space="preserve">전 세이프링크 좋은데요.</w:t>
-      </w:r>
-    </w:p>
-    <w:p>
-      <w:pPr>
-        <w:numPr>
-          <w:ilvl w:val="0"/>
-          <w:numId w:val="1002"/>
-        </w:numPr>
-      </w:pPr>
-      <w:r>
-        <w:t xml:space="preserve">ELENA: No. </w:t>
-      </w:r>
-      <w:r>
-        <w:t xml:space="preserve">“</w:t>
-      </w:r>
-      <w:r>
-        <w:t xml:space="preserve">Safe</w:t>
-      </w:r>
-      <w:r>
-        <w:t xml:space="preserve">”</w:t>
-      </w:r>
-      <w:r>
-        <w:t xml:space="preserve"> </w:t>
-      </w:r>
-      <w:r>
-        <w:t xml:space="preserve">in the name is a claim. We can’t say safer.</w:t>
-      </w:r>
-      <w:r>
-        <w:t xml:space="preserve"> </w:t>
-      </w:r>
-      <w:r>
-        <w:t xml:space="preserve">엘레나: 안 돼요. 이름에</w:t>
-      </w:r>
-      <w:r>
-        <w:t xml:space="preserve"> </w:t>
-      </w:r>
-      <w:r>
-        <w:t xml:space="preserve">“</w:t>
-      </w:r>
-      <w:r>
-        <w:t xml:space="preserve">세이프</w:t>
-      </w:r>
-      <w:r>
-        <w:t xml:space="preserve">”</w:t>
-      </w:r>
-      <w:r>
-        <w:t xml:space="preserve">가 들어가면 주장이에요. 더 안전하다고 할 수 없어요.</w:t>
-      </w:r>
-    </w:p>
-    <w:p>
-      <w:pPr>
-        <w:numPr>
-          <w:ilvl w:val="0"/>
-          <w:numId w:val="1002"/>
-        </w:numPr>
-      </w:pPr>
-      <w:r>
-        <w:t xml:space="preserve">NOAH: Even in a name?</w:t>
-      </w:r>
-      <w:r>
-        <w:t xml:space="preserve"> </w:t>
-      </w:r>
-      <w:r>
-        <w:t xml:space="preserve">노아: 이름에서도요?</w:t>
-      </w:r>
-    </w:p>
-    <w:p>
-      <w:pPr>
-        <w:numPr>
-          <w:ilvl w:val="0"/>
-          <w:numId w:val="1002"/>
-        </w:numPr>
-      </w:pPr>
-      <w:r>
-        <w:t xml:space="preserve">ELENA: Especially in a name. A name is repeated a million times.</w:t>
-      </w:r>
-      <w:r>
-        <w:t xml:space="preserve"> </w:t>
-      </w:r>
-      <w:r>
-        <w:t xml:space="preserve">엘레나: 특히 이름에서요. 이름은 백만 번 반복되잖아요.</w:t>
-      </w:r>
-    </w:p>
-    <w:p>
-      <w:pPr>
-        <w:numPr>
-          <w:ilvl w:val="0"/>
-          <w:numId w:val="1002"/>
-        </w:numPr>
-      </w:pPr>
-      <w:r>
-        <w:t xml:space="preserve">PRIYA: What about</w:t>
-      </w:r>
-      <w:r>
-        <w:t xml:space="preserve"> </w:t>
-      </w:r>
-      <w:r>
-        <w:t xml:space="preserve">‘</w:t>
-      </w:r>
-      <w:r>
-        <w:t xml:space="preserve">FlexLink</w:t>
-      </w:r>
-      <w:r>
-        <w:t xml:space="preserve">’</w:t>
-      </w:r>
-      <w:r>
         <w:t xml:space="preserve">? It describes what the chemistry actually does. The links are flexible and strong while the filler is working, but they can let go when the doctor needs them to.</w:t>
       </w:r>
-      <w:r>
-        <w:t xml:space="preserve"> </w:t>
-      </w:r>
-      <w:r>
-        <w:t xml:space="preserve">프리야: ’플렉스링크’는요? 화학이 실제로 하는 일을 설명해 줘요. 필러가 제 역할을 하는 동안엔 연결고리가 유연하고 튼튼하지만, 의사가 필요할 땐 놓아줄 수 있어요.</w:t>
-      </w:r>
-    </w:p>
-    <w:p>
-      <w:pPr>
-        <w:numPr>
-          <w:ilvl w:val="0"/>
-          <w:numId w:val="1002"/>
-        </w:numPr>
+    </w:p>
+    <w:p>
+      <w:pPr>
+        <w:pStyle w:val="BodyText"/>
       </w:pPr>
       <w:r>
         <w:t xml:space="preserve">ZOE: FlexLink. Short. No claim. Easy to say. Priya, that’s brilliant.</w:t>
       </w:r>
-      <w:r>
-        <w:t xml:space="preserve"> </w:t>
-      </w:r>
-      <w:r>
-        <w:t xml:space="preserve">조이: 플렉스링크. 짧고. 주장 없고. 말하기 쉽고. 프리야, 그거 훌륭해요.</w:t>
-      </w:r>
-    </w:p>
-    <w:p>
-      <w:pPr>
-        <w:numPr>
-          <w:ilvl w:val="0"/>
-          <w:numId w:val="1002"/>
-        </w:numPr>
+    </w:p>
+    <w:p>
+      <w:pPr>
+        <w:pStyle w:val="BodyText"/>
       </w:pPr>
       <w:r>
         <w:t xml:space="preserve">PRIYA: My chemistry has feelings too, you know.</w:t>
-      </w:r>
-      <w:r>
-        <w:t xml:space="preserve"> </w:t>
-      </w:r>
-      <w:r>
-        <w:t xml:space="preserve">프리야: 제 화학도 감정이 있다고요.</w:t>
       </w:r>
     </w:p>
     <w:bookmarkEnd w:id="22"/>
@@ -1454,78 +848,39 @@
     </w:p>
     <w:p>
       <w:pPr>
-        <w:numPr>
-          <w:ilvl w:val="0"/>
-          <w:numId w:val="1003"/>
-        </w:numPr>
+        <w:pStyle w:val="FirstParagraph"/>
       </w:pPr>
       <w:r>
         <w:t xml:space="preserve">ZOE: FlexLink technology. Feature one, done. Feature two. Leo, the injection feel.</w:t>
       </w:r>
-      <w:r>
-        <w:t xml:space="preserve"> </w:t>
-      </w:r>
-      <w:r>
-        <w:t xml:space="preserve">조이: 플렉스링크 기술. 특징 1 완료. 특징 2. 레오, 주입감.</w:t>
-      </w:r>
-    </w:p>
-    <w:p>
-      <w:pPr>
-        <w:numPr>
-          <w:ilvl w:val="0"/>
-          <w:numId w:val="1003"/>
-        </w:numPr>
+    </w:p>
+    <w:p>
+      <w:pPr>
+        <w:pStyle w:val="BodyText"/>
       </w:pPr>
       <w:r>
         <w:t xml:space="preserve">LEO: Low extrusion force. Our gel flows at a consistent pressure from the first drop to the last, and we measure it in newtons on every batch, so the feel doesn’t change.</w:t>
       </w:r>
-      <w:r>
-        <w:t xml:space="preserve"> </w:t>
-      </w:r>
-      <w:r>
-        <w:t xml:space="preserve">레오: 낮은 압출력. 우리 젤은 첫 방울부터 마지막 방울까지 일정한 압력으로 흘러요. 배치마다 뉴턴 단위로 측정하니까 느낌이 달라지지 않아요.</w:t>
-      </w:r>
-    </w:p>
-    <w:p>
-      <w:pPr>
-        <w:numPr>
-          <w:ilvl w:val="0"/>
-          <w:numId w:val="1003"/>
-        </w:numPr>
+    </w:p>
+    <w:p>
+      <w:pPr>
+        <w:pStyle w:val="BodyText"/>
       </w:pPr>
       <w:r>
         <w:t xml:space="preserve">ZOE: Advantage?</w:t>
       </w:r>
-      <w:r>
-        <w:t xml:space="preserve"> </w:t>
-      </w:r>
-      <w:r>
-        <w:t xml:space="preserve">조이: 장점은?</w:t>
-      </w:r>
-    </w:p>
-    <w:p>
-      <w:pPr>
-        <w:numPr>
-          <w:ilvl w:val="0"/>
-          <w:numId w:val="1003"/>
-        </w:numPr>
+    </w:p>
+    <w:p>
+      <w:pPr>
+        <w:pStyle w:val="BodyText"/>
       </w:pPr>
       <w:r>
         <w:t xml:space="preserve">LEO: Smooth, controlled injection. Less hand fatigue after fifteen patients.</w:t>
       </w:r>
-      <w:r>
-        <w:t xml:space="preserve"> </w:t>
-      </w:r>
-      <w:r>
-        <w:t xml:space="preserve">레오: 부드럽고 제어된 주입. 환자 열다섯 명 뒤에도 손이 덜 피곤해요.</w:t>
-      </w:r>
-    </w:p>
-    <w:p>
-      <w:pPr>
-        <w:numPr>
-          <w:ilvl w:val="0"/>
-          <w:numId w:val="1003"/>
-        </w:numPr>
+    </w:p>
+    <w:p>
+      <w:pPr>
+        <w:pStyle w:val="BodyText"/>
       </w:pPr>
       <w:r>
         <w:t xml:space="preserve">ELENA: Rachel said</w:t>
@@ -1548,11 +903,69 @@
       <w:r>
         <w:t xml:space="preserve">Doctors notice that immediately.</w:t>
       </w:r>
-      <w:r>
-        <w:t xml:space="preserve"> </w:t>
-      </w:r>
-      <w:r>
-        <w:t xml:space="preserve">엘레나: 레이첼이</w:t>
+    </w:p>
+    <w:p>
+      <w:pPr>
+        <w:pStyle w:val="BodyText"/>
+      </w:pPr>
+      <w:r>
+        <w:t xml:space="preserve">ZOE: And the benefit?</w:t>
+      </w:r>
+    </w:p>
+    <w:p>
+      <w:pPr>
+        <w:pStyle w:val="BodyText"/>
+      </w:pPr>
+      <w:r>
+        <w:t xml:space="preserve">NOAH: What that means for you is… predictable results. Every syringe feels the same.</w:t>
+      </w:r>
+    </w:p>
+    <w:p>
+      <w:pPr>
+        <w:pStyle w:val="BodyText"/>
+      </w:pPr>
+      <w:r>
+        <w:t xml:space="preserve">ZOE: Noah! You used my sentence!</w:t>
+      </w:r>
+    </w:p>
+    <w:p>
+      <w:pPr>
+        <w:pStyle w:val="BodyText"/>
+      </w:pPr>
+      <w:r>
+        <w:t xml:space="preserve">NOAH: It’s contagious. Like Marcus’s acronyms.</w:t>
+      </w:r>
+    </w:p>
+    <w:p>
+      <w:pPr>
+        <w:pStyle w:val="BodyText"/>
+      </w:pPr>
+      <w:r>
+        <w:t xml:space="preserve">MARCUS: Sixty-three acronyms now. FAB is sixty-three.</w:t>
+      </w:r>
+    </w:p>
+    <w:p>
+      <w:pPr>
+        <w:pStyle w:val="BodyText"/>
+      </w:pPr>
+      <w:r>
+        <w:t xml:space="preserve">ZOE: Feature three. Lidocaine. Advantage: less pain during injection. Benefit: comfortable patients.</w:t>
+      </w:r>
+    </w:p>
+    <w:p>
+      <w:pPr>
+        <w:pStyle w:val="BodyText"/>
+      </w:pPr>
+      <w:r>
+        <w:t xml:space="preserve">ELENA: That’s standard. Every major filler has lidocaine now.</w:t>
+      </w:r>
+    </w:p>
+    <w:p>
+      <w:pPr>
+        <w:pStyle w:val="BodyText"/>
+      </w:pPr>
+      <w:r>
+        <w:t xml:space="preserve">ZOE: Then it’s a</w:t>
       </w:r>
       <w:r>
         <w:t xml:space="preserve"> </w:t>
@@ -1561,143 +974,66 @@
         <w:t xml:space="preserve">“</w:t>
       </w:r>
       <w:r>
-        <w:t xml:space="preserve">따뜻한 꿀</w:t>
+        <w:t xml:space="preserve">table stakes</w:t>
       </w:r>
       <w:r>
         <w:t xml:space="preserve">”</w:t>
       </w:r>
       <w:r>
-        <w:t xml:space="preserve">이라고 했죠. 의사들은 바로 알아채요.</w:t>
-      </w:r>
-    </w:p>
-    <w:p>
-      <w:pPr>
-        <w:numPr>
-          <w:ilvl w:val="0"/>
-          <w:numId w:val="1003"/>
-        </w:numPr>
-      </w:pPr>
-      <w:r>
-        <w:t xml:space="preserve">ZOE: And the benefit?</w:t>
-      </w:r>
-      <w:r>
-        <w:t xml:space="preserve"> </w:t>
-      </w:r>
-      <w:r>
-        <w:t xml:space="preserve">조이: 그리고 혜택은?</w:t>
-      </w:r>
-    </w:p>
-    <w:p>
-      <w:pPr>
-        <w:numPr>
-          <w:ilvl w:val="0"/>
-          <w:numId w:val="1003"/>
-        </w:numPr>
-      </w:pPr>
-      <w:r>
-        <w:t xml:space="preserve">NOAH: What that means for you is… predictable results. Every syringe feels the same.</w:t>
-      </w:r>
-      <w:r>
-        <w:t xml:space="preserve"> </w:t>
-      </w:r>
-      <w:r>
-        <w:t xml:space="preserve">노아: 그 말은 곧… 예측 가능한 결과. 모든 주사기가 같은 느낌.</w:t>
-      </w:r>
-    </w:p>
-    <w:p>
-      <w:pPr>
-        <w:numPr>
-          <w:ilvl w:val="0"/>
-          <w:numId w:val="1003"/>
-        </w:numPr>
-      </w:pPr>
-      <w:r>
-        <w:t xml:space="preserve">ZOE: Noah! You used my sentence!</w:t>
-      </w:r>
-      <w:r>
-        <w:t xml:space="preserve"> </w:t>
-      </w:r>
-      <w:r>
-        <w:t xml:space="preserve">조이: 노아! 제 문장을 썼네요!</w:t>
-      </w:r>
-    </w:p>
-    <w:p>
-      <w:pPr>
-        <w:numPr>
-          <w:ilvl w:val="0"/>
-          <w:numId w:val="1003"/>
-        </w:numPr>
-      </w:pPr>
-      <w:r>
-        <w:t xml:space="preserve">NOAH: It’s contagious. Like Marcus’s acronyms.</w:t>
-      </w:r>
-      <w:r>
-        <w:t xml:space="preserve"> </w:t>
-      </w:r>
-      <w:r>
-        <w:t xml:space="preserve">노아: 전염성이 있네요. 마커스 약자처럼.</w:t>
-      </w:r>
-    </w:p>
-    <w:p>
-      <w:pPr>
-        <w:numPr>
-          <w:ilvl w:val="0"/>
-          <w:numId w:val="1003"/>
-        </w:numPr>
-      </w:pPr>
-      <w:r>
-        <w:t xml:space="preserve">MARCUS: Sixty-three acronyms now. FAB is sixty-three.</w:t>
-      </w:r>
-      <w:r>
-        <w:t xml:space="preserve"> </w:t>
-      </w:r>
-      <w:r>
-        <w:t xml:space="preserve">마커스: 이제 약자 63개. FAB가 63번이야.</w:t>
-      </w:r>
-    </w:p>
-    <w:p>
-      <w:pPr>
-        <w:numPr>
-          <w:ilvl w:val="0"/>
-          <w:numId w:val="1003"/>
-        </w:numPr>
-      </w:pPr>
-      <w:r>
-        <w:t xml:space="preserve">ZOE: Feature three. Lidocaine. Advantage: less pain during injection. Benefit: comfortable patients.</w:t>
-      </w:r>
-      <w:r>
-        <w:t xml:space="preserve"> </w:t>
-      </w:r>
-      <w:r>
-        <w:t xml:space="preserve">조이: 특징 3. 리도카인. 장점: 주입 중 통증 감소. 혜택: 편안한 환자.</w:t>
-      </w:r>
-    </w:p>
-    <w:p>
-      <w:pPr>
-        <w:numPr>
-          <w:ilvl w:val="0"/>
-          <w:numId w:val="1003"/>
-        </w:numPr>
-      </w:pPr>
-      <w:r>
-        <w:t xml:space="preserve">ELENA: That’s standard. Every major filler has lidocaine now.</w:t>
-      </w:r>
-      <w:r>
-        <w:t xml:space="preserve"> </w:t>
-      </w:r>
-      <w:r>
-        <w:t xml:space="preserve">엘레나: 그건 표준이에요. 이제 주요 필러엔 다 리도카인이 있어요.</w:t>
-      </w:r>
-    </w:p>
-    <w:p>
-      <w:pPr>
-        <w:numPr>
-          <w:ilvl w:val="0"/>
-          <w:numId w:val="1003"/>
-        </w:numPr>
-      </w:pPr>
-      <w:r>
-        <w:t xml:space="preserve">ZOE: Then it’s a</w:t>
+        <w:t xml:space="preserve"> </w:t>
+      </w:r>
+      <w:r>
+        <w:t xml:space="preserve">feature. We mention it. We don’t lead with it.</w:t>
+      </w:r>
+    </w:p>
+    <w:p>
+      <w:pPr>
+        <w:pStyle w:val="BodyText"/>
+      </w:pPr>
+      <w:r>
+        <w:t xml:space="preserve">MARCUS: Table stakes. Explain.</w:t>
+      </w:r>
+    </w:p>
+    <w:p>
+      <w:pPr>
+        <w:pStyle w:val="BodyText"/>
+      </w:pPr>
+      <w:r>
+        <w:t xml:space="preserve">ZOE: What you need just to play the game, not what makes you win. If we lead with lidocaine, doctors hear</w:t>
+      </w:r>
+      <w:r>
+        <w:t xml:space="preserve"> </w:t>
+      </w:r>
+      <w:r>
+        <w:t xml:space="preserve">‘</w:t>
+      </w:r>
+      <w:r>
+        <w:t xml:space="preserve">same as everyone,</w:t>
+      </w:r>
+      <w:r>
+        <w:t xml:space="preserve">’</w:t>
+      </w:r>
+      <w:r>
+        <w:t xml:space="preserve"> </w:t>
+      </w:r>
+      <w:r>
+        <w:t xml:space="preserve">and we’ve wasted our best thirty seconds.</w:t>
+      </w:r>
+    </w:p>
+    <w:p>
+      <w:pPr>
+        <w:pStyle w:val="BodyText"/>
+      </w:pPr>
+      <w:r>
+        <w:t xml:space="preserve">PRIYA: Feature four. Twelve months. Seventy-one versus seventy percent.</w:t>
+      </w:r>
+    </w:p>
+    <w:p>
+      <w:pPr>
+        <w:pStyle w:val="BodyText"/>
+      </w:pPr>
+      <w:r>
+        <w:t xml:space="preserve">ZOE: Advantage: lasts as long as the market leader. Benefit:</w:t>
       </w:r>
       <w:r>
         <w:t xml:space="preserve"> </w:t>
@@ -1706,22 +1042,18 @@
         <w:t xml:space="preserve">“</w:t>
       </w:r>
       <w:r>
-        <w:t xml:space="preserve">table stakes</w:t>
+        <w:t xml:space="preserve">Same results.</w:t>
       </w:r>
       <w:r>
         <w:t xml:space="preserve">”</w:t>
       </w:r>
-      <w:r>
-        <w:t xml:space="preserve"> </w:t>
-      </w:r>
-      <w:r>
-        <w:t xml:space="preserve">feature. We mention it. We don’t lead with it.</w:t>
-      </w:r>
-      <w:r>
-        <w:t xml:space="preserve"> </w:t>
-      </w:r>
-      <w:r>
-        <w:t xml:space="preserve">조이: 그럼</w:t>
+    </w:p>
+    <w:p>
+      <w:pPr>
+        <w:pStyle w:val="BodyText"/>
+      </w:pPr>
+      <w:r>
+        <w:t xml:space="preserve">NOAH: Not</w:t>
       </w:r>
       <w:r>
         <w:t xml:space="preserve"> </w:t>
@@ -1730,7 +1062,7 @@
         <w:t xml:space="preserve">“</w:t>
       </w:r>
       <w:r>
-        <w:t xml:space="preserve">기본 자격</w:t>
+        <w:t xml:space="preserve">better.</w:t>
       </w:r>
       <w:r>
         <w:t xml:space="preserve">”</w:t>
@@ -1739,96 +1071,10 @@
         <w:t xml:space="preserve"> </w:t>
       </w:r>
       <w:r>
-        <w:t xml:space="preserve">특징이네요. 언급은 하되, 앞세우진 않아요.</w:t>
-      </w:r>
-    </w:p>
-    <w:p>
-      <w:pPr>
-        <w:numPr>
-          <w:ilvl w:val="0"/>
-          <w:numId w:val="1003"/>
-        </w:numPr>
-      </w:pPr>
-      <w:r>
-        <w:t xml:space="preserve">MARCUS: Table stakes. Explain.</w:t>
-      </w:r>
-      <w:r>
-        <w:t xml:space="preserve"> </w:t>
-      </w:r>
-      <w:r>
-        <w:t xml:space="preserve">마커스: 테이블 스테이크. 설명해 줘.</w:t>
-      </w:r>
-    </w:p>
-    <w:p>
-      <w:pPr>
-        <w:numPr>
-          <w:ilvl w:val="0"/>
-          <w:numId w:val="1003"/>
-        </w:numPr>
-      </w:pPr>
-      <w:r>
-        <w:t xml:space="preserve">ZOE: What you need just to play the game, not what makes you win. If we lead with lidocaine, doctors hear</w:t>
-      </w:r>
-      <w:r>
-        <w:t xml:space="preserve"> </w:t>
-      </w:r>
-      <w:r>
-        <w:t xml:space="preserve">‘</w:t>
-      </w:r>
-      <w:r>
-        <w:t xml:space="preserve">same as everyone,</w:t>
-      </w:r>
-      <w:r>
-        <w:t xml:space="preserve">’</w:t>
-      </w:r>
-      <w:r>
-        <w:t xml:space="preserve"> </w:t>
-      </w:r>
-      <w:r>
-        <w:t xml:space="preserve">and we’ve wasted our best thirty seconds.</w:t>
-      </w:r>
-      <w:r>
-        <w:t xml:space="preserve"> </w:t>
-      </w:r>
-      <w:r>
-        <w:t xml:space="preserve">조이: 게임에 참여하기 위해 필요한 것이지, 이기게 해 주는 건 아니에요. 리도카인을 앞세우면 의사들은 ’다른 데랑 똑같네’로 듣고, 우린 가장 귀한 30초를 날리는 거예요.</w:t>
-      </w:r>
-    </w:p>
-    <w:p>
-      <w:pPr>
-        <w:numPr>
-          <w:ilvl w:val="0"/>
-          <w:numId w:val="1003"/>
-        </w:numPr>
-      </w:pPr>
-      <w:r>
-        <w:t xml:space="preserve">PRIYA: Feature four. Twelve months. Seventy-one versus seventy percent.</w:t>
-      </w:r>
-      <w:r>
-        <w:t xml:space="preserve"> </w:t>
-      </w:r>
-      <w:r>
-        <w:t xml:space="preserve">프리야: 특징 4. 12개월. 71 대 70퍼센트.</w:t>
-      </w:r>
-    </w:p>
-    <w:p>
-      <w:pPr>
-        <w:numPr>
-          <w:ilvl w:val="0"/>
-          <w:numId w:val="1003"/>
-        </w:numPr>
-      </w:pPr>
-      <w:r>
-        <w:t xml:space="preserve">ZOE: Advantage: lasts as long as the market leader. Benefit:</w:t>
-      </w:r>
-      <w:r>
-        <w:t xml:space="preserve"> </w:t>
-      </w:r>
-      <w:r>
         <w:t xml:space="preserve">“</w:t>
       </w:r>
       <w:r>
-        <w:t xml:space="preserve">Same results.</w:t>
+        <w:t xml:space="preserve">Same.</w:t>
       </w:r>
       <w:r>
         <w:t xml:space="preserve">”</w:t>
@@ -1837,7 +1083,23 @@
         <w:t xml:space="preserve"> </w:t>
       </w:r>
       <w:r>
-        <w:t xml:space="preserve">조이: 장점: 시장 1위만큼 오래간다. 혜택:</w:t>
+        <w:t xml:space="preserve">I’ve accepted it.</w:t>
+      </w:r>
+    </w:p>
+    <w:p>
+      <w:pPr>
+        <w:pStyle w:val="BodyText"/>
+      </w:pPr>
+      <w:r>
+        <w:t xml:space="preserve">ELENA: And it’s powerful. Doctors don’t want to give up results for safety features.</w:t>
+      </w:r>
+    </w:p>
+    <w:p>
+      <w:pPr>
+        <w:pStyle w:val="BodyText"/>
+      </w:pPr>
+      <w:r>
+        <w:t xml:space="preserve">ZOE: Exactly.</w:t>
       </w:r>
       <w:r>
         <w:t xml:space="preserve"> </w:t>
@@ -1846,327 +1108,96 @@
         <w:t xml:space="preserve">“</w:t>
       </w:r>
       <w:r>
-        <w:t xml:space="preserve">같은 효과.</w:t>
+        <w:t xml:space="preserve">You don’t have to choose.</w:t>
       </w:r>
       <w:r>
         <w:t xml:space="preserve">”</w:t>
       </w:r>
-    </w:p>
-    <w:p>
-      <w:pPr>
-        <w:numPr>
-          <w:ilvl w:val="0"/>
-          <w:numId w:val="1003"/>
-        </w:numPr>
-      </w:pPr>
-      <w:r>
-        <w:t xml:space="preserve">NOAH: Not</w:t>
-      </w:r>
-      <w:r>
-        <w:t xml:space="preserve"> </w:t>
-      </w:r>
-      <w:r>
-        <w:t xml:space="preserve">“</w:t>
-      </w:r>
-      <w:r>
-        <w:t xml:space="preserve">better.</w:t>
-      </w:r>
-      <w:r>
-        <w:t xml:space="preserve">”</w:t>
-      </w:r>
-      <w:r>
-        <w:t xml:space="preserve"> </w:t>
-      </w:r>
-      <w:r>
-        <w:t xml:space="preserve">“</w:t>
-      </w:r>
-      <w:r>
-        <w:t xml:space="preserve">Same.</w:t>
-      </w:r>
-      <w:r>
-        <w:t xml:space="preserve">”</w:t>
-      </w:r>
-      <w:r>
-        <w:t xml:space="preserve"> </w:t>
-      </w:r>
-      <w:r>
-        <w:t xml:space="preserve">I’ve accepted it.</w:t>
-      </w:r>
-      <w:r>
-        <w:t xml:space="preserve"> </w:t>
-      </w:r>
-      <w:r>
-        <w:t xml:space="preserve">노아:</w:t>
-      </w:r>
-      <w:r>
-        <w:t xml:space="preserve"> </w:t>
-      </w:r>
-      <w:r>
-        <w:t xml:space="preserve">“</w:t>
-      </w:r>
-      <w:r>
-        <w:t xml:space="preserve">더 좋은</w:t>
-      </w:r>
-      <w:r>
-        <w:t xml:space="preserve">”</w:t>
-      </w:r>
-      <w:r>
-        <w:t xml:space="preserve">이 아니라</w:t>
-      </w:r>
-      <w:r>
-        <w:t xml:space="preserve"> </w:t>
-      </w:r>
-      <w:r>
-        <w:t xml:space="preserve">“</w:t>
-      </w:r>
-      <w:r>
-        <w:t xml:space="preserve">같은</w:t>
-      </w:r>
-      <w:r>
-        <w:t xml:space="preserve">”</w:t>
-      </w:r>
-      <w:r>
-        <w:t xml:space="preserve">. 받아들였어요.</w:t>
-      </w:r>
-    </w:p>
-    <w:p>
-      <w:pPr>
-        <w:numPr>
-          <w:ilvl w:val="0"/>
-          <w:numId w:val="1003"/>
-        </w:numPr>
-      </w:pPr>
-      <w:r>
-        <w:t xml:space="preserve">ELENA: And it’s powerful. Doctors don’t want to give up results for safety features.</w:t>
-      </w:r>
-      <w:r>
-        <w:t xml:space="preserve"> </w:t>
-      </w:r>
-      <w:r>
-        <w:t xml:space="preserve">엘레나: 그리고 그게 강력해요. 의사들은 안전 기능 때문에 효과를 포기하고 싶어 하지 않거든요.</w:t>
-      </w:r>
-    </w:p>
-    <w:p>
-      <w:pPr>
-        <w:numPr>
-          <w:ilvl w:val="0"/>
-          <w:numId w:val="1003"/>
-        </w:numPr>
-      </w:pPr>
-      <w:r>
-        <w:t xml:space="preserve">ZOE: Exactly.</w:t>
-      </w:r>
-      <w:r>
-        <w:t xml:space="preserve"> </w:t>
-      </w:r>
-      <w:r>
-        <w:t xml:space="preserve">“</w:t>
-      </w:r>
-      <w:r>
-        <w:t xml:space="preserve">You don’t have to choose.</w:t>
-      </w:r>
-      <w:r>
-        <w:t xml:space="preserve">”</w:t>
-      </w:r>
       <w:r>
         <w:t xml:space="preserve"> </w:t>
       </w:r>
       <w:r>
         <w:t xml:space="preserve">That’s the emotional truth.</w:t>
       </w:r>
-      <w:r>
-        <w:t xml:space="preserve"> </w:t>
-      </w:r>
-      <w:r>
-        <w:t xml:space="preserve">조이: 맞아요.</w:t>
-      </w:r>
-      <w:r>
-        <w:t xml:space="preserve"> </w:t>
-      </w:r>
-      <w:r>
-        <w:t xml:space="preserve">“</w:t>
-      </w:r>
-      <w:r>
-        <w:t xml:space="preserve">선택할 필요가 없다.</w:t>
-      </w:r>
-      <w:r>
-        <w:t xml:space="preserve">”</w:t>
-      </w:r>
-      <w:r>
-        <w:t xml:space="preserve"> </w:t>
-      </w:r>
-      <w:r>
-        <w:t xml:space="preserve">그게 감정적 진실이에요.</w:t>
-      </w:r>
-    </w:p>
-    <w:p>
-      <w:pPr>
-        <w:numPr>
-          <w:ilvl w:val="0"/>
-          <w:numId w:val="1003"/>
-        </w:numPr>
+    </w:p>
+    <w:p>
+      <w:pPr>
+        <w:pStyle w:val="BodyText"/>
       </w:pPr>
       <w:r>
         <w:t xml:space="preserve">MARCUS: Feature five. Not the gel. The system. Training plus an emergency kit in every clinic. Any company can ship a syringe, but backing it up with real support takes logistics. That’s our ground.</w:t>
       </w:r>
-      <w:r>
-        <w:t xml:space="preserve"> </w:t>
-      </w:r>
-      <w:r>
-        <w:t xml:space="preserve">마커스: 특징 5. 젤이 아니라 시스템. 교육 더하기 모든 병원의 응급 키트. 주사기는 어느 회사나 보낼 수 있지만, 진짜 지원으로 뒷받침하려면 물류가 필요해. 거기가 우리 진지야.</w:t>
-      </w:r>
-    </w:p>
-    <w:p>
-      <w:pPr>
-        <w:numPr>
-          <w:ilvl w:val="0"/>
-          <w:numId w:val="1003"/>
-        </w:numPr>
+    </w:p>
+    <w:p>
+      <w:pPr>
+        <w:pStyle w:val="BodyText"/>
       </w:pPr>
       <w:r>
         <w:t xml:space="preserve">ZOE: Advantage: every injector is trained. Every clinic has a kit.</w:t>
       </w:r>
-      <w:r>
-        <w:t xml:space="preserve"> </w:t>
-      </w:r>
-      <w:r>
-        <w:t xml:space="preserve">조이: 장점: 모든 시술자가 교육받고, 모든 병원에 키트가 있다.</w:t>
-      </w:r>
-    </w:p>
-    <w:p>
-      <w:pPr>
-        <w:numPr>
-          <w:ilvl w:val="0"/>
-          <w:numId w:val="1003"/>
-        </w:numPr>
+    </w:p>
+    <w:p>
+      <w:pPr>
+        <w:pStyle w:val="BodyText"/>
       </w:pPr>
       <w:r>
         <w:t xml:space="preserve">ELENA: Benefit: you’re ready. Before you ever need to be.</w:t>
       </w:r>
-      <w:r>
-        <w:t xml:space="preserve"> </w:t>
-      </w:r>
-      <w:r>
-        <w:t xml:space="preserve">엘레나: 혜택: 준비돼 있다. 필요해지기 전에.</w:t>
-      </w:r>
-    </w:p>
-    <w:p>
-      <w:pPr>
-        <w:numPr>
-          <w:ilvl w:val="0"/>
-          <w:numId w:val="1003"/>
-        </w:numPr>
+    </w:p>
+    <w:p>
+      <w:pPr>
+        <w:pStyle w:val="BodyText"/>
       </w:pPr>
       <w:r>
         <w:t xml:space="preserve">ZOE: Elena! That’s a beautiful line. And it’s honest.</w:t>
       </w:r>
-      <w:r>
-        <w:t xml:space="preserve"> </w:t>
-      </w:r>
-      <w:r>
-        <w:t xml:space="preserve">조이: 엘레나! 아름다운 문장이에요. 그리고 정직하고요.</w:t>
-      </w:r>
-    </w:p>
-    <w:p>
-      <w:pPr>
-        <w:numPr>
-          <w:ilvl w:val="0"/>
-          <w:numId w:val="1003"/>
-        </w:numPr>
+    </w:p>
+    <w:p>
+      <w:pPr>
+        <w:pStyle w:val="BodyText"/>
       </w:pPr>
       <w:r>
         <w:t xml:space="preserve">ELENA: I didn’t mean to write marketing.</w:t>
       </w:r>
-      <w:r>
-        <w:t xml:space="preserve"> </w:t>
-      </w:r>
-      <w:r>
-        <w:t xml:space="preserve">엘레나: 마케팅을 쓰려던 건 아니었는데.</w:t>
-      </w:r>
-    </w:p>
-    <w:p>
-      <w:pPr>
-        <w:numPr>
-          <w:ilvl w:val="0"/>
-          <w:numId w:val="1003"/>
-        </w:numPr>
+    </w:p>
+    <w:p>
+      <w:pPr>
+        <w:pStyle w:val="BodyText"/>
       </w:pPr>
       <w:r>
         <w:t xml:space="preserve">ZOE: That’s why it’s good. It sounds like a doctor.</w:t>
       </w:r>
-      <w:r>
-        <w:t xml:space="preserve"> </w:t>
-      </w:r>
-      <w:r>
-        <w:t xml:space="preserve">조이: 그래서 좋은 거예요. 의사처럼 들리거든요.</w:t>
-      </w:r>
-    </w:p>
-    <w:p>
-      <w:pPr>
-        <w:numPr>
-          <w:ilvl w:val="0"/>
-          <w:numId w:val="1003"/>
-        </w:numPr>
+    </w:p>
+    <w:p>
+      <w:pPr>
+        <w:pStyle w:val="BodyText"/>
       </w:pPr>
       <w:r>
         <w:t xml:space="preserve">LEO: So we have five features. Which are the three doctors remember?</w:t>
       </w:r>
-      <w:r>
-        <w:t xml:space="preserve"> </w:t>
-      </w:r>
-      <w:r>
-        <w:t xml:space="preserve">레오: 그럼 특징이 다섯 개네요. 의사들이 기억할 세 개는 뭐예요?</w:t>
-      </w:r>
-    </w:p>
-    <w:p>
-      <w:pPr>
-        <w:numPr>
-          <w:ilvl w:val="0"/>
-          <w:numId w:val="1003"/>
-        </w:numPr>
+    </w:p>
+    <w:p>
+      <w:pPr>
+        <w:pStyle w:val="BodyText"/>
       </w:pPr>
       <w:r>
         <w:t xml:space="preserve">ZOE: That’s the message house. After lunch.</w:t>
       </w:r>
-      <w:r>
-        <w:t xml:space="preserve"> </w:t>
-      </w:r>
-      <w:r>
-        <w:t xml:space="preserve">조이: 그게 메시지 하우스예요. 점심 먹고요.</w:t>
-      </w:r>
-    </w:p>
-    <w:p>
-      <w:pPr>
-        <w:numPr>
-          <w:ilvl w:val="0"/>
-          <w:numId w:val="1003"/>
-        </w:numPr>
+    </w:p>
+    <w:p>
+      <w:pPr>
+        <w:pStyle w:val="BodyText"/>
       </w:pPr>
       <w:r>
         <w:t xml:space="preserve">MARCUS: A house. Another metaphor.</w:t>
       </w:r>
-      <w:r>
-        <w:t xml:space="preserve"> </w:t>
-      </w:r>
-      <w:r>
-        <w:t xml:space="preserve">마커스: 집이라. 또 비유네.</w:t>
-      </w:r>
-    </w:p>
-    <w:p>
-      <w:pPr>
-        <w:numPr>
-          <w:ilvl w:val="0"/>
-          <w:numId w:val="1003"/>
-        </w:numPr>
+    </w:p>
+    <w:p>
+      <w:pPr>
+        <w:pStyle w:val="BodyText"/>
       </w:pPr>
       <w:r>
         <w:t xml:space="preserve">ZOE: Roof, pillars, foundation. You’ll love it. It’s basically an Army structure.</w:t>
-      </w:r>
-      <w:r>
-        <w:t xml:space="preserve"> </w:t>
-      </w:r>
-      <w:r>
-        <w:t xml:space="preserve">조이: 지붕, 기둥, 기초. 좋아하실 거예요. 거의 군대 구조예요.</w:t>
       </w:r>
     </w:p>
     <w:bookmarkEnd w:id="23"/>
@@ -2181,27 +1212,15 @@
     </w:p>
     <w:p>
       <w:pPr>
-        <w:numPr>
-          <w:ilvl w:val="0"/>
-          <w:numId w:val="1004"/>
-        </w:numPr>
+        <w:pStyle w:val="FirstParagraph"/>
       </w:pPr>
       <w:r>
         <w:t xml:space="preserve">ZOE: The roof. One sentence. Everything sits under it.</w:t>
       </w:r>
-      <w:r>
-        <w:t xml:space="preserve"> </w:t>
-      </w:r>
-      <w:r>
-        <w:t xml:space="preserve">조이: 지붕. 한 문장. 모든 게 그 아래 놓여요.</w:t>
-      </w:r>
-    </w:p>
-    <w:p>
-      <w:pPr>
-        <w:numPr>
-          <w:ilvl w:val="0"/>
-          <w:numId w:val="1004"/>
-        </w:numPr>
+    </w:p>
+    <w:p>
+      <w:pPr>
+        <w:pStyle w:val="BodyText"/>
       </w:pPr>
       <w:r>
         <w:t xml:space="preserve">PRIYA:</w:t>
@@ -2224,11 +1243,69 @@
       <w:r>
         <w:t xml:space="preserve">I said it two years ago.</w:t>
       </w:r>
-      <w:r>
-        <w:t xml:space="preserve"> </w:t>
-      </w:r>
-      <w:r>
-        <w:t xml:space="preserve">프리야:</w:t>
+    </w:p>
+    <w:p>
+      <w:pPr>
+        <w:pStyle w:val="BodyText"/>
+      </w:pPr>
+      <w:r>
+        <w:t xml:space="preserve">MARCUS: Still the best line in this building. Roof, done.</w:t>
+      </w:r>
+    </w:p>
+    <w:p>
+      <w:pPr>
+        <w:pStyle w:val="BodyText"/>
+      </w:pPr>
+      <w:r>
+        <w:t xml:space="preserve">ZOE: Three pillars. Results. Control. Support.</w:t>
+      </w:r>
+    </w:p>
+    <w:p>
+      <w:pPr>
+        <w:pStyle w:val="BodyText"/>
+      </w:pPr>
+      <w:r>
+        <w:t xml:space="preserve">NOAH: Results: same as the leader. Control: FlexLink, faster when needed. Support: training and kits.</w:t>
+      </w:r>
+    </w:p>
+    <w:p>
+      <w:pPr>
+        <w:pStyle w:val="BodyText"/>
+      </w:pPr>
+      <w:r>
+        <w:t xml:space="preserve">ELENA: And the foundation?</w:t>
+      </w:r>
+    </w:p>
+    <w:p>
+      <w:pPr>
+        <w:pStyle w:val="BodyText"/>
+      </w:pPr>
+      <w:r>
+        <w:t xml:space="preserve">ZOE: The label. Every word above must stand on the data below.</w:t>
+      </w:r>
+    </w:p>
+    <w:p>
+      <w:pPr>
+        <w:pStyle w:val="BodyText"/>
+      </w:pPr>
+      <w:r>
+        <w:t xml:space="preserve">MARCUS: Now that I understand. In the army, you don’t build anything on ground you haven’t checked. A house without a foundation falls down, and so does a campaign without data.</w:t>
+      </w:r>
+    </w:p>
+    <w:p>
+      <w:pPr>
+        <w:pStyle w:val="BodyText"/>
+      </w:pPr>
+      <w:r>
+        <w:t xml:space="preserve">DIANE: Hello, everyone. Legal review. Show me the house.</w:t>
+      </w:r>
+    </w:p>
+    <w:p>
+      <w:pPr>
+        <w:pStyle w:val="BodyText"/>
+      </w:pPr>
+      <w:r>
+        <w:t xml:space="preserve">ZOE: Roof:</w:t>
       </w:r>
       <w:r>
         <w:t xml:space="preserve"> </w:t>
@@ -2237,146 +1314,18 @@
         <w:t xml:space="preserve">“</w:t>
       </w:r>
       <w:r>
-        <w:t xml:space="preserve">같은 효과. 거기에 비상구까지.</w:t>
+        <w:t xml:space="preserve">Same results. Plus an emergency exit.</w:t>
       </w:r>
       <w:r>
         <w:t xml:space="preserve">”</w:t>
       </w:r>
-      <w:r>
-        <w:t xml:space="preserve"> </w:t>
-      </w:r>
-      <w:r>
-        <w:t xml:space="preserve">내가 2년 전에 말했어.</w:t>
-      </w:r>
-    </w:p>
-    <w:p>
-      <w:pPr>
-        <w:numPr>
-          <w:ilvl w:val="0"/>
-          <w:numId w:val="1004"/>
-        </w:numPr>
-      </w:pPr>
-      <w:r>
-        <w:t xml:space="preserve">MARCUS: Still the best line in this building. Roof, done.</w:t>
-      </w:r>
-      <w:r>
-        <w:t xml:space="preserve"> </w:t>
-      </w:r>
-      <w:r>
-        <w:t xml:space="preserve">마커스: 여전히 이 건물에서 최고의 문장이야. 지붕 완료.</w:t>
-      </w:r>
-    </w:p>
-    <w:p>
-      <w:pPr>
-        <w:numPr>
-          <w:ilvl w:val="0"/>
-          <w:numId w:val="1004"/>
-        </w:numPr>
-      </w:pPr>
-      <w:r>
-        <w:t xml:space="preserve">ZOE: Three pillars. Results. Control. Support.</w:t>
-      </w:r>
-      <w:r>
-        <w:t xml:space="preserve"> </w:t>
-      </w:r>
-      <w:r>
-        <w:t xml:space="preserve">조이: 기둥 셋. 결과. 통제. 지원.</w:t>
-      </w:r>
-    </w:p>
-    <w:p>
-      <w:pPr>
-        <w:numPr>
-          <w:ilvl w:val="0"/>
-          <w:numId w:val="1004"/>
-        </w:numPr>
-      </w:pPr>
-      <w:r>
-        <w:t xml:space="preserve">NOAH: Results: same as the leader. Control: FlexLink, faster when needed. Support: training and kits.</w:t>
-      </w:r>
-      <w:r>
-        <w:t xml:space="preserve"> </w:t>
-      </w:r>
-      <w:r>
-        <w:t xml:space="preserve">노아: 결과: 1위와 같음. 통제: 플렉스링크, 필요할 때 더 빠르게. 지원: 교육과 키트.</w:t>
-      </w:r>
-    </w:p>
-    <w:p>
-      <w:pPr>
-        <w:numPr>
-          <w:ilvl w:val="0"/>
-          <w:numId w:val="1004"/>
-        </w:numPr>
-      </w:pPr>
-      <w:r>
-        <w:t xml:space="preserve">ELENA: And the foundation?</w:t>
-      </w:r>
-      <w:r>
-        <w:t xml:space="preserve"> </w:t>
-      </w:r>
-      <w:r>
-        <w:t xml:space="preserve">엘레나: 그리고 기초는요?</w:t>
-      </w:r>
-    </w:p>
-    <w:p>
-      <w:pPr>
-        <w:numPr>
-          <w:ilvl w:val="0"/>
-          <w:numId w:val="1004"/>
-        </w:numPr>
-      </w:pPr>
-      <w:r>
-        <w:t xml:space="preserve">ZOE: The label. Every word above must stand on the data below.</w:t>
-      </w:r>
-      <w:r>
-        <w:t xml:space="preserve"> </w:t>
-      </w:r>
-      <w:r>
-        <w:t xml:space="preserve">조이: 라벨이요. 위에 있는 모든 단어는 아래 데이터 위에 서 있어야 해요.</w:t>
-      </w:r>
-    </w:p>
-    <w:p>
-      <w:pPr>
-        <w:numPr>
-          <w:ilvl w:val="0"/>
-          <w:numId w:val="1004"/>
-        </w:numPr>
-      </w:pPr>
-      <w:r>
-        <w:t xml:space="preserve">MARCUS: Now that I understand. In the army, you don’t build anything on ground you haven’t checked. A house without a foundation falls down, and so does a campaign without data.</w:t>
-      </w:r>
-      <w:r>
-        <w:t xml:space="preserve"> </w:t>
-      </w:r>
-      <w:r>
-        <w:t xml:space="preserve">마커스: 그건 이해되네. 군대에선 확인 안 한 땅 위엔 아무것도 안 지어. 기초 없는 집은 무너지고, 데이터 없는 캠페인도 마찬가지야.</w:t>
-      </w:r>
-    </w:p>
-    <w:p>
-      <w:pPr>
-        <w:numPr>
-          <w:ilvl w:val="0"/>
-          <w:numId w:val="1004"/>
-        </w:numPr>
-      </w:pPr>
-      <w:r>
-        <w:t xml:space="preserve">DIANE: Hello, everyone. Legal review. Show me the house.</w:t>
-      </w:r>
-      <w:r>
-        <w:t xml:space="preserve"> </w:t>
-      </w:r>
-      <w:r>
-        <w:t xml:space="preserve">다이앤: 안녕하세요, 여러분. 법무 검토. 집을 보여 줘요.</w:t>
-      </w:r>
-    </w:p>
-    <w:p>
-      <w:pPr>
-        <w:numPr>
-          <w:ilvl w:val="0"/>
-          <w:numId w:val="1004"/>
-        </w:numPr>
-      </w:pPr>
-      <w:r>
-        <w:t xml:space="preserve">ZOE: Roof:</w:t>
+    </w:p>
+    <w:p>
+      <w:pPr>
+        <w:pStyle w:val="BodyText"/>
+      </w:pPr>
+      <w:r>
+        <w:t xml:space="preserve">DIANE:</w:t>
       </w:r>
       <w:r>
         <w:t xml:space="preserve"> </w:t>
@@ -2385,7 +1334,7 @@
         <w:t xml:space="preserve">“</w:t>
       </w:r>
       <w:r>
-        <w:t xml:space="preserve">Same results. Plus an emergency exit.</w:t>
+        <w:t xml:space="preserve">Emergency exit.</w:t>
       </w:r>
       <w:r>
         <w:t xml:space="preserve">”</w:t>
@@ -2394,7 +1343,7 @@
         <w:t xml:space="preserve"> </w:t>
       </w:r>
       <w:r>
-        <w:t xml:space="preserve">조이: 지붕:</w:t>
+        <w:t xml:space="preserve">That’s a metaphor. Could a doctor read it as</w:t>
       </w:r>
       <w:r>
         <w:t xml:space="preserve"> </w:t>
@@ -2403,21 +1352,45 @@
         <w:t xml:space="preserve">“</w:t>
       </w:r>
       <w:r>
-        <w:t xml:space="preserve">같은 효과. 거기에 비상구까지.</w:t>
+        <w:t xml:space="preserve">safer</w:t>
       </w:r>
       <w:r>
         <w:t xml:space="preserve">”</w:t>
       </w:r>
-    </w:p>
-    <w:p>
-      <w:pPr>
-        <w:numPr>
-          <w:ilvl w:val="0"/>
-          <w:numId w:val="1004"/>
-        </w:numPr>
-      </w:pPr>
-      <w:r>
-        <w:t xml:space="preserve">DIANE:</w:t>
+      <w:r>
+        <w:t xml:space="preserve">?</w:t>
+      </w:r>
+    </w:p>
+    <w:p>
+      <w:pPr>
+        <w:pStyle w:val="BodyText"/>
+      </w:pPr>
+      <w:r>
+        <w:t xml:space="preserve">ELENA: Maybe. That’s my worry too.</w:t>
+      </w:r>
+    </w:p>
+    <w:p>
+      <w:pPr>
+        <w:pStyle w:val="BodyText"/>
+      </w:pPr>
+      <w:r>
+        <w:t xml:space="preserve">ZOE: Can we keep it if the data is right next to it? Every time?</w:t>
+      </w:r>
+    </w:p>
+    <w:p>
+      <w:pPr>
+        <w:pStyle w:val="BodyText"/>
+      </w:pPr>
+      <w:r>
+        <w:t xml:space="preserve">DIANE: Yes. Metaphor plus data. Never metaphor alone. A metaphor on its own invites the reader to imagine the benefit, and imagined benefits are exactly what regulators call unsupported claims.</w:t>
+      </w:r>
+    </w:p>
+    <w:p>
+      <w:pPr>
+        <w:pStyle w:val="BodyText"/>
+      </w:pPr>
+      <w:r>
+        <w:t xml:space="preserve">ZOE: So every ad says:</w:t>
       </w:r>
       <w:r>
         <w:t xml:space="preserve"> </w:t>
@@ -2426,16 +1399,50 @@
         <w:t xml:space="preserve">“</w:t>
       </w:r>
       <w:r>
-        <w:t xml:space="preserve">Emergency exit.</w:t>
+        <w:t xml:space="preserve">Dissolves 2.8 times faster with hyaluronidase. Forty-subject study.</w:t>
       </w:r>
       <w:r>
         <w:t xml:space="preserve">”</w:t>
       </w:r>
-      <w:r>
-        <w:t xml:space="preserve"> </w:t>
-      </w:r>
-      <w:r>
-        <w:t xml:space="preserve">That’s a metaphor. Could a doctor read it as</w:t>
+    </w:p>
+    <w:p>
+      <w:pPr>
+        <w:pStyle w:val="BodyText"/>
+      </w:pPr>
+      <w:r>
+        <w:t xml:space="preserve">DIANE: And the limitation sentence. In readable size. Not tiny letters.</w:t>
+      </w:r>
+    </w:p>
+    <w:p>
+      <w:pPr>
+        <w:pStyle w:val="BodyText"/>
+      </w:pPr>
+      <w:r>
+        <w:t xml:space="preserve">ZOE: In cosmetics, we used very tiny letters.</w:t>
+      </w:r>
+    </w:p>
+    <w:p>
+      <w:pPr>
+        <w:pStyle w:val="BodyText"/>
+      </w:pPr>
+      <w:r>
+        <w:t xml:space="preserve">DIANE: Welcome to medical devices.</w:t>
+      </w:r>
+    </w:p>
+    <w:p>
+      <w:pPr>
+        <w:pStyle w:val="BodyText"/>
+      </w:pPr>
+      <w:r>
+        <w:t xml:space="preserve">ZOE: Third time this week.</w:t>
+      </w:r>
+    </w:p>
+    <w:p>
+      <w:pPr>
+        <w:pStyle w:val="BodyText"/>
+      </w:pPr>
+      <w:r>
+        <w:t xml:space="preserve">DIANE: And</w:t>
       </w:r>
       <w:r>
         <w:t xml:space="preserve"> </w:t>
@@ -2444,353 +1451,56 @@
         <w:t xml:space="preserve">“</w:t>
       </w:r>
       <w:r>
-        <w:t xml:space="preserve">safer</w:t>
+        <w:t xml:space="preserve">FlexLink.</w:t>
       </w:r>
       <w:r>
         <w:t xml:space="preserve">”</w:t>
       </w:r>
       <w:r>
-        <w:t xml:space="preserve">?</w:t>
-      </w:r>
-      <w:r>
-        <w:t xml:space="preserve"> </w:t>
-      </w:r>
-      <w:r>
-        <w:t xml:space="preserve">다이앤:</w:t>
-      </w:r>
-      <w:r>
-        <w:t xml:space="preserve"> </w:t>
-      </w:r>
-      <w:r>
-        <w:t xml:space="preserve">“</w:t>
-      </w:r>
-      <w:r>
-        <w:t xml:space="preserve">비상구.</w:t>
-      </w:r>
-      <w:r>
-        <w:t xml:space="preserve">”</w:t>
-      </w:r>
-      <w:r>
-        <w:t xml:space="preserve"> </w:t>
-      </w:r>
-      <w:r>
-        <w:t xml:space="preserve">비유네요. 의사가 그걸</w:t>
-      </w:r>
-      <w:r>
-        <w:t xml:space="preserve"> </w:t>
-      </w:r>
-      <w:r>
-        <w:t xml:space="preserve">“</w:t>
-      </w:r>
-      <w:r>
-        <w:t xml:space="preserve">더 안전하다</w:t>
-      </w:r>
-      <w:r>
-        <w:t xml:space="preserve">”</w:t>
-      </w:r>
-      <w:r>
-        <w:t xml:space="preserve">로 읽을 수 있을까요?</w:t>
-      </w:r>
-    </w:p>
-    <w:p>
-      <w:pPr>
-        <w:numPr>
-          <w:ilvl w:val="0"/>
-          <w:numId w:val="1004"/>
-        </w:numPr>
-      </w:pPr>
-      <w:r>
-        <w:t xml:space="preserve">ELENA: Maybe. That’s my worry too.</w:t>
-      </w:r>
-      <w:r>
-        <w:t xml:space="preserve"> </w:t>
-      </w:r>
-      <w:r>
-        <w:t xml:space="preserve">엘레나: 그럴 수도요. 그게 내 걱정이기도 해요.</w:t>
-      </w:r>
-    </w:p>
-    <w:p>
-      <w:pPr>
-        <w:numPr>
-          <w:ilvl w:val="0"/>
-          <w:numId w:val="1004"/>
-        </w:numPr>
-      </w:pPr>
-      <w:r>
-        <w:t xml:space="preserve">ZOE: Can we keep it if the data is right next to it? Every time?</w:t>
-      </w:r>
-      <w:r>
-        <w:t xml:space="preserve"> </w:t>
-      </w:r>
-      <w:r>
-        <w:t xml:space="preserve">조이: 데이터를 바로 옆에 두면 유지할 수 있을까요? 매번요?</w:t>
-      </w:r>
-    </w:p>
-    <w:p>
-      <w:pPr>
-        <w:numPr>
-          <w:ilvl w:val="0"/>
-          <w:numId w:val="1004"/>
-        </w:numPr>
-      </w:pPr>
-      <w:r>
-        <w:t xml:space="preserve">DIANE: Yes. Metaphor plus data. Never metaphor alone. A metaphor on its own invites the reader to imagine the benefit, and imagined benefits are exactly what regulators call unsupported claims.</w:t>
-      </w:r>
-      <w:r>
-        <w:t xml:space="preserve"> </w:t>
-      </w:r>
-      <w:r>
-        <w:t xml:space="preserve">다이앤: 네. 비유에 데이터를 붙여요. 비유 혼자는 절대 안 돼요. 비유만 있으면 읽는 사람이 혜택을 상상하게 되는데, 상상된 혜택이 바로 규제 당국이 말하는 근거 없는 주장이에요.</w:t>
-      </w:r>
-    </w:p>
-    <w:p>
-      <w:pPr>
-        <w:numPr>
-          <w:ilvl w:val="0"/>
-          <w:numId w:val="1004"/>
-        </w:numPr>
-      </w:pPr>
-      <w:r>
-        <w:t xml:space="preserve">ZOE: So every ad says:</w:t>
-      </w:r>
-      <w:r>
-        <w:t xml:space="preserve"> </w:t>
-      </w:r>
-      <w:r>
-        <w:t xml:space="preserve">“</w:t>
-      </w:r>
-      <w:r>
-        <w:t xml:space="preserve">Dissolves 2.8 times faster with hyaluronidase. Forty-subject study.</w:t>
-      </w:r>
-      <w:r>
-        <w:t xml:space="preserve">”</w:t>
-      </w:r>
-      <w:r>
-        <w:t xml:space="preserve"> </w:t>
-      </w:r>
-      <w:r>
-        <w:t xml:space="preserve">조이: 그러니까 모든 광고에</w:t>
-      </w:r>
-      <w:r>
-        <w:t xml:space="preserve"> </w:t>
-      </w:r>
-      <w:r>
-        <w:t xml:space="preserve">“</w:t>
-      </w:r>
-      <w:r>
-        <w:t xml:space="preserve">히알루로니다아제로 2.8배 빠른 용해. 40명 연구.</w:t>
-      </w:r>
-      <w:r>
-        <w:t xml:space="preserve">”</w:t>
-      </w:r>
-      <w:r>
-        <w:t xml:space="preserve">를 쓰는 거네요.</w:t>
-      </w:r>
-    </w:p>
-    <w:p>
-      <w:pPr>
-        <w:numPr>
-          <w:ilvl w:val="0"/>
-          <w:numId w:val="1004"/>
-        </w:numPr>
-      </w:pPr>
-      <w:r>
-        <w:t xml:space="preserve">DIANE: And the limitation sentence. In readable size. Not tiny letters.</w:t>
-      </w:r>
-      <w:r>
-        <w:t xml:space="preserve"> </w:t>
-      </w:r>
-      <w:r>
-        <w:t xml:space="preserve">다이앤: 그리고 한계 문구도. 읽을 수 있는 크기로. 깨알 같은 글씨 말고.</w:t>
-      </w:r>
-    </w:p>
-    <w:p>
-      <w:pPr>
-        <w:numPr>
-          <w:ilvl w:val="0"/>
-          <w:numId w:val="1004"/>
-        </w:numPr>
-      </w:pPr>
-      <w:r>
-        <w:t xml:space="preserve">ZOE: In cosmetics, we used very tiny letters.</w:t>
-      </w:r>
-      <w:r>
-        <w:t xml:space="preserve"> </w:t>
-      </w:r>
-      <w:r>
-        <w:t xml:space="preserve">조이: 화장품 땐 아주 작은 글씨를 썼어요.</w:t>
-      </w:r>
-    </w:p>
-    <w:p>
-      <w:pPr>
-        <w:numPr>
-          <w:ilvl w:val="0"/>
-          <w:numId w:val="1004"/>
-        </w:numPr>
-      </w:pPr>
-      <w:r>
-        <w:t xml:space="preserve">DIANE: Welcome to medical devices.</w:t>
-      </w:r>
-      <w:r>
-        <w:t xml:space="preserve"> </w:t>
-      </w:r>
-      <w:r>
-        <w:t xml:space="preserve">다이앤: 의료기기에 온 걸 환영해요.</w:t>
-      </w:r>
-    </w:p>
-    <w:p>
-      <w:pPr>
-        <w:numPr>
-          <w:ilvl w:val="0"/>
-          <w:numId w:val="1004"/>
-        </w:numPr>
-      </w:pPr>
-      <w:r>
-        <w:t xml:space="preserve">ZOE: Third time this week.</w:t>
-      </w:r>
-      <w:r>
-        <w:t xml:space="preserve"> </w:t>
-      </w:r>
-      <w:r>
-        <w:t xml:space="preserve">조이: 이번 주에만 세 번째예요.</w:t>
-      </w:r>
-    </w:p>
-    <w:p>
-      <w:pPr>
-        <w:numPr>
-          <w:ilvl w:val="0"/>
-          <w:numId w:val="1004"/>
-        </w:numPr>
-      </w:pPr>
-      <w:r>
-        <w:t xml:space="preserve">DIANE: And</w:t>
-      </w:r>
-      <w:r>
-        <w:t xml:space="preserve"> </w:t>
-      </w:r>
-      <w:r>
-        <w:t xml:space="preserve">“</w:t>
-      </w:r>
-      <w:r>
-        <w:t xml:space="preserve">FlexLink.</w:t>
-      </w:r>
-      <w:r>
-        <w:t xml:space="preserve">”</w:t>
-      </w:r>
-      <w:r>
         <w:t xml:space="preserve"> </w:t>
       </w:r>
       <w:r>
         <w:t xml:space="preserve">Did anyone check the trademark?</w:t>
       </w:r>
-      <w:r>
-        <w:t xml:space="preserve"> </w:t>
-      </w:r>
-      <w:r>
-        <w:t xml:space="preserve">다이앤: 그리고</w:t>
-      </w:r>
-      <w:r>
-        <w:t xml:space="preserve"> </w:t>
-      </w:r>
-      <w:r>
-        <w:t xml:space="preserve">“</w:t>
-      </w:r>
-      <w:r>
-        <w:t xml:space="preserve">플렉스링크.</w:t>
-      </w:r>
-      <w:r>
-        <w:t xml:space="preserve">”</w:t>
-      </w:r>
-      <w:r>
-        <w:t xml:space="preserve"> </w:t>
-      </w:r>
-      <w:r>
-        <w:t xml:space="preserve">상표 확인한 사람 있어요?</w:t>
-      </w:r>
-    </w:p>
-    <w:p>
-      <w:pPr>
-        <w:numPr>
-          <w:ilvl w:val="0"/>
-          <w:numId w:val="1004"/>
-        </w:numPr>
+    </w:p>
+    <w:p>
+      <w:pPr>
+        <w:pStyle w:val="BodyText"/>
       </w:pPr>
       <w:r>
         <w:t xml:space="preserve">ZOE: Not yet.</w:t>
       </w:r>
-      <w:r>
-        <w:t xml:space="preserve"> </w:t>
-      </w:r>
-      <w:r>
-        <w:t xml:space="preserve">조이: 아직이요.</w:t>
-      </w:r>
-    </w:p>
-    <w:p>
-      <w:pPr>
-        <w:numPr>
-          <w:ilvl w:val="0"/>
-          <w:numId w:val="1004"/>
-        </w:numPr>
+    </w:p>
+    <w:p>
+      <w:pPr>
+        <w:pStyle w:val="BodyText"/>
       </w:pPr>
       <w:r>
         <w:t xml:space="preserve">DIANE: Then nobody falls in love with it until I check. Forty-eight hours.</w:t>
       </w:r>
-      <w:r>
-        <w:t xml:space="preserve"> </w:t>
-      </w:r>
-      <w:r>
-        <w:t xml:space="preserve">다이앤: 그럼 내가 확인할 때까지 아무도 사랑에 빠지지 마요. 48시간.</w:t>
-      </w:r>
-    </w:p>
-    <w:p>
-      <w:pPr>
-        <w:numPr>
-          <w:ilvl w:val="0"/>
-          <w:numId w:val="1004"/>
-        </w:numPr>
+    </w:p>
+    <w:p>
+      <w:pPr>
+        <w:pStyle w:val="BodyText"/>
       </w:pPr>
       <w:r>
         <w:t xml:space="preserve">PRIYA: Too late. I already love it.</w:t>
       </w:r>
-      <w:r>
-        <w:t xml:space="preserve"> </w:t>
-      </w:r>
-      <w:r>
-        <w:t xml:space="preserve">프리야: 늦었어요. 이미 사랑에 빠졌어요.</w:t>
-      </w:r>
-    </w:p>
-    <w:p>
-      <w:pPr>
-        <w:numPr>
-          <w:ilvl w:val="0"/>
-          <w:numId w:val="1004"/>
-        </w:numPr>
+    </w:p>
+    <w:p>
+      <w:pPr>
+        <w:pStyle w:val="BodyText"/>
       </w:pPr>
       <w:r>
         <w:t xml:space="preserve">DIANE: Then pray. Josh will run the search tonight.</w:t>
       </w:r>
-      <w:r>
-        <w:t xml:space="preserve"> </w:t>
-      </w:r>
-      <w:r>
-        <w:t xml:space="preserve">다이앤: 그럼 기도해요. 조시가 오늘 밤 검색해 볼 거예요.</w:t>
-      </w:r>
-    </w:p>
-    <w:p>
-      <w:pPr>
-        <w:numPr>
-          <w:ilvl w:val="0"/>
-          <w:numId w:val="1004"/>
-        </w:numPr>
+    </w:p>
+    <w:p>
+      <w:pPr>
+        <w:pStyle w:val="BodyText"/>
       </w:pPr>
       <w:r>
         <w:t xml:space="preserve">NOAH: Anything else, Diane?</w:t>
-      </w:r>
-      <w:r>
-        <w:t xml:space="preserve"> </w:t>
-      </w:r>
-      <w:r>
-        <w:t xml:space="preserve">노아: 다른 건요, 다이앤?</w:t>
       </w:r>
     </w:p>
     <w:bookmarkEnd w:id="24"/>
@@ -2805,129 +1515,63 @@
     </w:p>
     <w:p>
       <w:pPr>
-        <w:numPr>
-          <w:ilvl w:val="0"/>
-          <w:numId w:val="1005"/>
-        </w:numPr>
+        <w:pStyle w:val="FirstParagraph"/>
       </w:pPr>
       <w:r>
         <w:t xml:space="preserve">DIANE: Just one. This is the most honest marketing house I’ve reviewed in twenty years. Most companies bring me the roof and hope I don’t look underneath. You brought the foundation first.</w:t>
       </w:r>
-      <w:r>
-        <w:t xml:space="preserve"> </w:t>
-      </w:r>
-      <w:r>
-        <w:t xml:space="preserve">다이앤: 하나만요. 이건 내가 20년 동안 검토한 것 중 가장 정직한 마케팅 하우스예요. 대부분의 회사는 지붕만 가져와서 내가 밑을 안 들여다보길 바라죠. 여러분은 기초부터 가져왔어요.</w:t>
-      </w:r>
-    </w:p>
-    <w:p>
-      <w:pPr>
-        <w:numPr>
-          <w:ilvl w:val="0"/>
-          <w:numId w:val="1005"/>
-        </w:numPr>
+    </w:p>
+    <w:p>
+      <w:pPr>
+        <w:pStyle w:val="BodyText"/>
       </w:pPr>
       <w:r>
         <w:t xml:space="preserve">ZOE: Is that good for marketing?</w:t>
       </w:r>
-      <w:r>
-        <w:t xml:space="preserve"> </w:t>
-      </w:r>
-      <w:r>
-        <w:t xml:space="preserve">조이: 그게 마케팅에 좋은 거예요?</w:t>
-      </w:r>
-    </w:p>
-    <w:p>
-      <w:pPr>
-        <w:numPr>
-          <w:ilvl w:val="0"/>
-          <w:numId w:val="1005"/>
-        </w:numPr>
+    </w:p>
+    <w:p>
+      <w:pPr>
+        <w:pStyle w:val="BodyText"/>
       </w:pPr>
       <w:r>
         <w:t xml:space="preserve">DIANE: It’s good for not getting sued. Which is good for marketing.</w:t>
       </w:r>
-      <w:r>
-        <w:t xml:space="preserve"> </w:t>
-      </w:r>
-      <w:r>
-        <w:t xml:space="preserve">다이앤: 소송당하지 않는 데 좋아요. 그게 곧 마케팅에도 좋은 거고요.</w:t>
-      </w:r>
-    </w:p>
-    <w:p>
-      <w:pPr>
-        <w:numPr>
-          <w:ilvl w:val="0"/>
-          <w:numId w:val="1005"/>
-        </w:numPr>
+    </w:p>
+    <w:p>
+      <w:pPr>
+        <w:pStyle w:val="BodyText"/>
       </w:pPr>
       <w:r>
         <w:t xml:space="preserve">ZOE: I’ll take it.</w:t>
       </w:r>
-      <w:r>
-        <w:t xml:space="preserve"> </w:t>
-      </w:r>
-      <w:r>
-        <w:t xml:space="preserve">조이: 받아들일게요.</w:t>
-      </w:r>
-    </w:p>
-    <w:p>
-      <w:pPr>
-        <w:numPr>
-          <w:ilvl w:val="0"/>
-          <w:numId w:val="1005"/>
-        </w:numPr>
+    </w:p>
+    <w:p>
+      <w:pPr>
+        <w:pStyle w:val="BodyText"/>
       </w:pPr>
       <w:r>
         <w:t xml:space="preserve">NOAH: Zoe, how do you feel? Day four.</w:t>
       </w:r>
-      <w:r>
-        <w:t xml:space="preserve"> </w:t>
-      </w:r>
-      <w:r>
-        <w:t xml:space="preserve">노아: 조이, 기분 어때요? 4일째.</w:t>
-      </w:r>
-    </w:p>
-    <w:p>
-      <w:pPr>
-        <w:numPr>
-          <w:ilvl w:val="0"/>
-          <w:numId w:val="1005"/>
-        </w:numPr>
+    </w:p>
+    <w:p>
+      <w:pPr>
+        <w:pStyle w:val="BodyText"/>
       </w:pPr>
       <w:r>
         <w:t xml:space="preserve">ZOE: Like I learned more in four days than in four years of lipstick. In cosmetics, the words came first and the facts followed. Here it’s the other way around, and honestly, I like it.</w:t>
       </w:r>
-      <w:r>
-        <w:t xml:space="preserve"> </w:t>
-      </w:r>
-      <w:r>
-        <w:t xml:space="preserve">조이: 립스틱 4년보다 나흘 동안 더 많이 배운 기분이에요. 화장품에선 말이 먼저고 사실이 뒤따랐어요. 여긴 정반대인데, 솔직히 그게 좋아요.</w:t>
-      </w:r>
-    </w:p>
-    <w:p>
-      <w:pPr>
-        <w:numPr>
-          <w:ilvl w:val="0"/>
-          <w:numId w:val="1005"/>
-        </w:numPr>
+    </w:p>
+    <w:p>
+      <w:pPr>
+        <w:pStyle w:val="BodyText"/>
       </w:pPr>
       <w:r>
         <w:t xml:space="preserve">ELENA: You made me write marketing today. I’ll never forgive you.</w:t>
       </w:r>
-      <w:r>
-        <w:t xml:space="preserve"> </w:t>
-      </w:r>
-      <w:r>
-        <w:t xml:space="preserve">엘레나: 오늘 날 마케팅하게 만들었어요. 절대 용서 안 할 거예요.</w:t>
-      </w:r>
-    </w:p>
-    <w:p>
-      <w:pPr>
-        <w:numPr>
-          <w:ilvl w:val="0"/>
-          <w:numId w:val="1005"/>
-        </w:numPr>
+    </w:p>
+    <w:p>
+      <w:pPr>
+        <w:pStyle w:val="BodyText"/>
       </w:pPr>
       <w:r>
         <w:t xml:space="preserve">ZOE:</w:t>
@@ -2950,148 +1594,61 @@
       <w:r>
         <w:t xml:space="preserve">Elena, that line will be in every booth.</w:t>
       </w:r>
-      <w:r>
-        <w:t xml:space="preserve"> </w:t>
-      </w:r>
-      <w:r>
-        <w:t xml:space="preserve">조이:</w:t>
-      </w:r>
-      <w:r>
-        <w:t xml:space="preserve"> </w:t>
-      </w:r>
-      <w:r>
-        <w:t xml:space="preserve">“</w:t>
-      </w:r>
-      <w:r>
-        <w:t xml:space="preserve">필요해지기 전에 준비돼 있다.</w:t>
-      </w:r>
-      <w:r>
-        <w:t xml:space="preserve">”</w:t>
-      </w:r>
-      <w:r>
-        <w:t xml:space="preserve"> </w:t>
-      </w:r>
-      <w:r>
-        <w:t xml:space="preserve">엘레나, 그 문장은 모든 부스에 들어갈 거예요.</w:t>
-      </w:r>
-    </w:p>
-    <w:p>
-      <w:pPr>
-        <w:numPr>
-          <w:ilvl w:val="0"/>
-          <w:numId w:val="1005"/>
-        </w:numPr>
+    </w:p>
+    <w:p>
+      <w:pPr>
+        <w:pStyle w:val="BodyText"/>
       </w:pPr>
       <w:r>
         <w:t xml:space="preserve">LEO: Can I take a photo of the wall? Before the cleaners come?</w:t>
       </w:r>
-      <w:r>
-        <w:t xml:space="preserve"> </w:t>
-      </w:r>
-      <w:r>
-        <w:t xml:space="preserve">레오: 벽 사진 찍어도 돼요? 청소하는 분들 오기 전에?</w:t>
-      </w:r>
-    </w:p>
-    <w:p>
-      <w:pPr>
-        <w:numPr>
-          <w:ilvl w:val="0"/>
-          <w:numId w:val="1005"/>
-        </w:numPr>
+    </w:p>
+    <w:p>
+      <w:pPr>
+        <w:pStyle w:val="BodyText"/>
       </w:pPr>
       <w:r>
         <w:t xml:space="preserve">ZOE: Take ten. This wall is our product’s brain now.</w:t>
       </w:r>
-      <w:r>
-        <w:t xml:space="preserve"> </w:t>
-      </w:r>
-      <w:r>
-        <w:t xml:space="preserve">조이: 열 장 찍어요. 이 벽이 이제 우리 제품의 두뇌예요.</w:t>
-      </w:r>
-    </w:p>
-    <w:p>
-      <w:pPr>
-        <w:numPr>
-          <w:ilvl w:val="0"/>
-          <w:numId w:val="1005"/>
-        </w:numPr>
+    </w:p>
+    <w:p>
+      <w:pPr>
+        <w:pStyle w:val="BodyText"/>
       </w:pPr>
       <w:r>
         <w:t xml:space="preserve">MARCUS: Next step?</w:t>
       </w:r>
-      <w:r>
-        <w:t xml:space="preserve"> </w:t>
-      </w:r>
-      <w:r>
-        <w:t xml:space="preserve">마커스: 다음 단계는?</w:t>
-      </w:r>
-    </w:p>
-    <w:p>
-      <w:pPr>
-        <w:numPr>
-          <w:ilvl w:val="0"/>
-          <w:numId w:val="1005"/>
-        </w:numPr>
+    </w:p>
+    <w:p>
+      <w:pPr>
+        <w:pStyle w:val="BodyText"/>
       </w:pPr>
       <w:r>
         <w:t xml:space="preserve">ZOE: The brand campaign. The agency meeting is Monday. Northbound Creative.</w:t>
       </w:r>
-      <w:r>
-        <w:t xml:space="preserve"> </w:t>
-      </w:r>
-      <w:r>
-        <w:t xml:space="preserve">조이: 브랜드 캠페인. 에이전시 미팅이 월요일이에요. 노스바운드 크리에이티브.</w:t>
-      </w:r>
-    </w:p>
-    <w:p>
-      <w:pPr>
-        <w:numPr>
-          <w:ilvl w:val="0"/>
-          <w:numId w:val="1005"/>
-        </w:numPr>
+    </w:p>
+    <w:p>
+      <w:pPr>
+        <w:pStyle w:val="BodyText"/>
       </w:pPr>
       <w:r>
         <w:t xml:space="preserve">NOAH: An agency. They’ll want a story. A human story.</w:t>
       </w:r>
-      <w:r>
-        <w:t xml:space="preserve"> </w:t>
-      </w:r>
-      <w:r>
-        <w:t xml:space="preserve">노아: 에이전시. 이야기를 원하겠죠. 사람의 이야기.</w:t>
-      </w:r>
-    </w:p>
-    <w:p>
-      <w:pPr>
-        <w:numPr>
-          <w:ilvl w:val="0"/>
-          <w:numId w:val="1005"/>
-        </w:numPr>
+    </w:p>
+    <w:p>
+      <w:pPr>
+        <w:pStyle w:val="BodyText"/>
       </w:pPr>
       <w:r>
         <w:t xml:space="preserve">PRIYA: Noah. You know which story they’ll want.</w:t>
       </w:r>
-      <w:r>
-        <w:t xml:space="preserve"> </w:t>
-      </w:r>
-      <w:r>
-        <w:t xml:space="preserve">프리야: 노아. 그 사람들이 어떤 이야기를 원할지 알잖아.</w:t>
-      </w:r>
-    </w:p>
-    <w:p>
-      <w:pPr>
-        <w:numPr>
-          <w:ilvl w:val="0"/>
-          <w:numId w:val="1005"/>
-        </w:numPr>
+    </w:p>
+    <w:p>
+      <w:pPr>
+        <w:pStyle w:val="BodyText"/>
       </w:pPr>
       <w:r>
         <w:t xml:space="preserve">NOAH: I know. And I know who decides. It isn’t me.</w:t>
-      </w:r>
-      <w:r>
-        <w:t xml:space="preserve"> </w:t>
-      </w:r>
-      <w:r>
-        <w:t xml:space="preserve">노아: 알아. 그리고 누가 결정하는지도 알아. 그건 내가 아니야.</w:t>
       </w:r>
     </w:p>
     <w:p>
@@ -3232,7 +1789,7 @@
               <w:jc w:val="left"/>
             </w:pPr>
             <w:r>
-              <w:t xml:space="preserve">16~19턴. 제품 설명의 기본 구조.</w:t>
+              <w:t xml:space="preserve">장면1. 제품 설명의 기본 구조.</w:t>
             </w:r>
             <w:r>
               <w:t xml:space="preserve"> </w:t>
@@ -3294,7 +1851,7 @@
               <w:jc w:val="left"/>
             </w:pPr>
             <w:r>
-              <w:t xml:space="preserve">28턴. 정확하지만 고객에게 전달되지 않는 기술 용어를 지적할 때.</w:t>
+              <w:t xml:space="preserve">장면1. 정확하지만 고객에게 전달되지 않는 기술 용어를 지적할 때.</w:t>
             </w:r>
           </w:p>
         </w:tc>
@@ -3344,7 +1901,7 @@
               <w:jc w:val="left"/>
             </w:pPr>
             <w:r>
-              <w:t xml:space="preserve">31턴. 데이터와 조건(표본 크기, 방법)을 분리하지 말라는 원칙.</w:t>
+              <w:t xml:space="preserve">장면1. 데이터와 조건(표본 크기, 방법)을 분리하지 말라는 원칙.</w:t>
             </w:r>
           </w:p>
         </w:tc>
@@ -3394,7 +1951,7 @@
               <w:jc w:val="left"/>
             </w:pPr>
             <w:r>
-              <w:t xml:space="preserve">38턴. 고객을 주인공으로 만드는 메시지.</w:t>
+              <w:t xml:space="preserve">장면1. 고객을 주인공으로 만드는 메시지.</w:t>
             </w:r>
           </w:p>
         </w:tc>
@@ -3444,7 +2001,7 @@
               <w:jc w:val="left"/>
             </w:pPr>
             <w:r>
-              <w:t xml:space="preserve">47턴. 네이밍에서 주장(claim)을 피해야 하는 이유.</w:t>
+              <w:t xml:space="preserve">장면1. 네이밍에서 주장(claim)을 피해야 하는 이유.</w:t>
             </w:r>
           </w:p>
         </w:tc>
@@ -3494,7 +2051,7 @@
               <w:jc w:val="left"/>
             </w:pPr>
             <w:r>
-              <w:t xml:space="preserve">63~65턴.</w:t>
+              <w:t xml:space="preserve">장면2.</w:t>
             </w:r>
             <w:r>
               <w:t xml:space="preserve"> </w:t>
@@ -3556,7 +2113,7 @@
               <w:jc w:val="left"/>
             </w:pPr>
             <w:r>
-              <w:t xml:space="preserve">70턴. 두 가지 장점을 동시에 제공한다는 감정적 메시지.</w:t>
+              <w:t xml:space="preserve">장면2. 두 가지 장점을 동시에 제공한다는 감정적 메시지.</w:t>
             </w:r>
           </w:p>
         </w:tc>
@@ -3606,7 +2163,7 @@
               <w:jc w:val="left"/>
             </w:pPr>
             <w:r>
-              <w:t xml:space="preserve">81~87턴. 핵심 메시지 구조화 도구.</w:t>
+              <w:t xml:space="preserve">절정·전환. 핵심 메시지 구조화 도구.</w:t>
             </w:r>
           </w:p>
         </w:tc>
@@ -3656,7 +2213,7 @@
               <w:jc w:val="left"/>
             </w:pPr>
             <w:r>
-              <w:t xml:space="preserve">94턴. 규제 산업 마케팅의 원칙.</w:t>
+              <w:t xml:space="preserve">절정·전환. 규제 산업 마케팅의 원칙.</w:t>
             </w:r>
           </w:p>
         </w:tc>
@@ -3706,7 +2263,7 @@
               <w:jc w:val="left"/>
             </w:pPr>
             <w:r>
-              <w:t xml:space="preserve">102턴. 상표 검토 전 이름에 애착을 갖지 말라는 법무 조언.</w:t>
+              <w:t xml:space="preserve">절정·전환. 상표 검토 전 이름에 애착을 갖지 말라는 법무 조언.</w:t>
             </w:r>
           </w:p>
         </w:tc>
@@ -4069,7 +2626,7 @@
           <w:bCs/>
           <w:b/>
         </w:rPr>
-        <w:t xml:space="preserve">37턴 ELENA:</w:t>
+        <w:t xml:space="preserve">ELENA (장면1):</w:t>
       </w:r>
       <w:r>
         <w:t xml:space="preserve"> </w:t>
@@ -4353,9 +2910,1399 @@
         <w:t xml:space="preserve">고 쓰자는 동료에게 같은 구조로 30단어 안팎의 대안 문구를 제안해 보기.</w:t>
       </w:r>
     </w:p>
+    <w:p>
+      <w:r>
+        <w:pict>
+          <v:rect style="width:0;height:1.5pt" o:hralign="center" o:hrstd="t" o:hr="t"/>
+        </w:pict>
+      </w:r>
+    </w:p>
     <w:bookmarkEnd w:id="30"/>
     <w:bookmarkEnd w:id="31"/>
+    <w:bookmarkStart w:id="37" w:name="한국어-번역"/>
+    <w:p>
+      <w:pPr>
+        <w:pStyle w:val="Heading2"/>
+      </w:pPr>
+      <w:r>
+        <w:t xml:space="preserve">한국어 번역</w:t>
+      </w:r>
+    </w:p>
+    <w:bookmarkStart w:id="32" w:name="도입-포스트잇의-벽-오전-9시-1"/>
+    <w:p>
+      <w:pPr>
+        <w:pStyle w:val="Heading3"/>
+      </w:pPr>
+      <w:r>
+        <w:t xml:space="preserve">도입 — 포스트잇의 벽, 오전 9시</w:t>
+      </w:r>
+    </w:p>
+    <w:p>
+      <w:pPr>
+        <w:pStyle w:val="FirstParagraph"/>
+      </w:pPr>
+      <w:r>
+        <w:t xml:space="preserve">프리야: 이 방 어떻게 된 거예요? 노래요. 벽 전부.</w:t>
+      </w:r>
+    </w:p>
+    <w:p>
+      <w:pPr>
+        <w:pStyle w:val="BodyText"/>
+      </w:pPr>
+      <w:r>
+        <w:t xml:space="preserve">조이: 6시에 왔어요. 포스트잇 200장. 한 장 한 장이 다 특징이에요.</w:t>
+      </w:r>
+    </w:p>
+    <w:p>
+      <w:pPr>
+        <w:pStyle w:val="BodyText"/>
+      </w:pPr>
+      <w:r>
+        <w:t xml:space="preserve">레오: 특징이 200개요? 우리 제품은 성분이 하나인데요.</w:t>
+      </w:r>
+    </w:p>
+    <w:p>
+      <w:pPr>
+        <w:pStyle w:val="BodyText"/>
+      </w:pPr>
+      <w:r>
+        <w:t xml:space="preserve">조이: 성분 하나. 그에 관한 사실 200개. 오늘 중요한 다섯 개를 찾을 거예요. 의사는 영업 담당자에게 몇 분밖에 안 주고, 200개짜리는 누구도 기억 못 하니까요.</w:t>
+      </w:r>
+    </w:p>
+    <w:p>
+      <w:pPr>
+        <w:pStyle w:val="BodyText"/>
+      </w:pPr>
+      <w:r>
+        <w:t xml:space="preserve">노아: 다섯 개만요?</w:t>
+      </w:r>
+    </w:p>
+    <w:p>
+      <w:pPr>
+        <w:pStyle w:val="BodyText"/>
+      </w:pPr>
+      <w:r>
+        <w:t xml:space="preserve">조이: 의사들은 세 개를 기억해요. 전 후하게 하는 거예요.</w:t>
+      </w:r>
+    </w:p>
+    <w:p>
+      <w:pPr>
+        <w:pStyle w:val="BodyText"/>
+      </w:pPr>
+      <w:r>
+        <w:t xml:space="preserve">엘레나: 난 라벨을 어기는 건 뭐든 막으려고 왔어요. 저 벽의 문장 하나라도 데이터가 보여 주는 것보다 더 약속하면, 이 방 밖으로 못 나가요. 첫째, 해를 끼치지 말 것. 마케팅도 마찬가지예요.</w:t>
+      </w:r>
+    </w:p>
+    <w:p>
+      <w:pPr>
+        <w:pStyle w:val="BodyText"/>
+      </w:pPr>
+      <w:r>
+        <w:t xml:space="preserve">조이: 완벽해요. 오늘 제가 제일 좋아하는 적이에요.</w:t>
+      </w:r>
+    </w:p>
+    <w:p>
+      <w:pPr>
+        <w:pStyle w:val="BodyText"/>
+      </w:pPr>
+      <w:r>
+        <w:t xml:space="preserve">마커스: 그리고 난?</w:t>
+      </w:r>
+    </w:p>
+    <w:p>
+      <w:pPr>
+        <w:pStyle w:val="BodyText"/>
+      </w:pPr>
+      <w:r>
+        <w:t xml:space="preserve">조이: 현실 점검 담당이요. 우리가 뭘 약속하면 그걸 지킬 수 있는지.</w:t>
+      </w:r>
+    </w:p>
+    <w:p>
+      <w:pPr>
+        <w:pStyle w:val="BodyText"/>
+      </w:pPr>
+      <w:r>
+        <w:t xml:space="preserve">프리야: 그리고 저는요?</w:t>
+      </w:r>
+    </w:p>
+    <w:p>
+      <w:pPr>
+        <w:pStyle w:val="BodyText"/>
+      </w:pPr>
+      <w:r>
+        <w:t xml:space="preserve">조이: 이 방에서 가장 중요한 사람이에요. 그리고 번역하기 제일 어려운 사람.</w:t>
+      </w:r>
+    </w:p>
+    <w:p>
+      <w:pPr>
+        <w:pStyle w:val="BodyText"/>
+      </w:pPr>
+      <w:r>
+        <w:t xml:space="preserve">프리야: 전 아주 명확한 영어를 하는데요.</w:t>
+      </w:r>
+    </w:p>
+    <w:p>
+      <w:pPr>
+        <w:pStyle w:val="BodyText"/>
+      </w:pPr>
+      <w:r>
+        <w:t xml:space="preserve">조이: 아주 명확한 화학을 하죠. 시작해요.</w:t>
+      </w:r>
+    </w:p>
+    <w:p>
+      <w:pPr>
+        <w:pStyle w:val="BodyText"/>
+      </w:pPr>
+      <w:r>
+        <w:t xml:space="preserve">노아: 오늘의 규칙. 안에선 논쟁. 감정은 다치지 않기.</w:t>
+      </w:r>
+    </w:p>
     <w:bookmarkEnd w:id="32"/>
+    <w:bookmarkStart w:id="33" w:name="장면1-feature-advantage-benefit-1"/>
+    <w:p>
+      <w:pPr>
+        <w:pStyle w:val="Heading3"/>
+      </w:pPr>
+      <w:r>
+        <w:t xml:space="preserve">장면1 — Feature, Advantage, Benefit</w:t>
+      </w:r>
+    </w:p>
+    <w:p>
+      <w:pPr>
+        <w:pStyle w:val="FirstParagraph"/>
+      </w:pPr>
+      <w:r>
+        <w:t xml:space="preserve">조이: 벽에 세 칸. 특징. 장점. 혜택. F, A, B.</w:t>
+      </w:r>
+    </w:p>
+    <w:p>
+      <w:pPr>
+        <w:pStyle w:val="BodyText"/>
+      </w:pPr>
+      <w:r>
+        <w:t xml:space="preserve">레오: 차이가 뭐예요? 다 같은 말 같아요.</w:t>
+      </w:r>
+    </w:p>
+    <w:p>
+      <w:pPr>
+        <w:pStyle w:val="BodyText"/>
+      </w:pPr>
+      <w:r>
+        <w:t xml:space="preserve">조이: 특징은 그게 무엇인지. 장점은 그게 무엇을 하는지.</w:t>
+      </w:r>
+    </w:p>
+    <w:p>
+      <w:pPr>
+        <w:pStyle w:val="BodyText"/>
+      </w:pPr>
+      <w:r>
+        <w:t xml:space="preserve">노아: 그리고 혜택은 고객에게 무슨 의미인지. 고객이 신경 쓰는 부분.</w:t>
+      </w:r>
+    </w:p>
+    <w:p>
+      <w:pPr>
+        <w:pStyle w:val="BodyText"/>
+      </w:pPr>
+      <w:r>
+        <w:t xml:space="preserve">마커스: 예를 들어 봐. 필러 말고.</w:t>
+      </w:r>
+    </w:p>
+    <w:p>
+      <w:pPr>
+        <w:pStyle w:val="BodyText"/>
+      </w:pPr>
+      <w:r>
+        <w:t xml:space="preserve">조이: 차에 에어백이 있다. 특징. 충돌 시 부푼다. 장점.</w:t>
+      </w:r>
+    </w:p>
+    <w:p>
+      <w:pPr>
+        <w:pStyle w:val="BodyText"/>
+      </w:pPr>
+      <w:r>
+        <w:t xml:space="preserve">노아: 그리고 아이들을 태우고 두려움 없이 운전한다. 혜택. 맞죠?</w:t>
+      </w:r>
+    </w:p>
+    <w:p>
+      <w:pPr>
+        <w:pStyle w:val="BodyText"/>
+      </w:pPr>
+      <w:r>
+        <w:t xml:space="preserve">엘레나:</w:t>
+      </w:r>
+      <w:r>
+        <w:t xml:space="preserve"> </w:t>
+      </w:r>
+      <w:r>
+        <w:t xml:space="preserve">“</w:t>
+      </w:r>
+      <w:r>
+        <w:t xml:space="preserve">두려움 없이</w:t>
+      </w:r>
+      <w:r>
+        <w:t xml:space="preserve">”</w:t>
+      </w:r>
+      <w:r>
+        <w:t xml:space="preserve">는 조심해요. 에어백이 그걸 약속하진 않아요.</w:t>
+      </w:r>
+    </w:p>
+    <w:p>
+      <w:pPr>
+        <w:pStyle w:val="BodyText"/>
+      </w:pPr>
+      <w:r>
+        <w:t xml:space="preserve">조이: 봤죠? 제일 좋아하는 적. 좋아요. 프리야. 첫 번째 특징. 당신 말로.</w:t>
+      </w:r>
+    </w:p>
+    <w:p>
+      <w:pPr>
+        <w:pStyle w:val="BodyText"/>
+      </w:pPr>
+      <w:r>
+        <w:t xml:space="preserve">프리야: 절단 동역학이 조정된 효소 감응성 가교.</w:t>
+      </w:r>
+    </w:p>
+    <w:p>
+      <w:pPr>
+        <w:pStyle w:val="BodyText"/>
+      </w:pPr>
+      <w:r>
+        <w:t xml:space="preserve">조이: 아름답네요. 이 방 밖에선 아무도 한 단어도 못 알아들을 거예요.</w:t>
+      </w:r>
+    </w:p>
+    <w:p>
+      <w:pPr>
+        <w:pStyle w:val="BodyText"/>
+      </w:pPr>
+      <w:r>
+        <w:t xml:space="preserve">프리야: 정확한 말이에요.</w:t>
+      </w:r>
+    </w:p>
+    <w:p>
+      <w:pPr>
+        <w:pStyle w:val="BodyText"/>
+      </w:pPr>
+      <w:r>
+        <w:t xml:space="preserve">조이: 정확하지만 안 보여요. 정확하면서 기억에 남아야 해요. 바쁜 의사가 복도에서 동료에게 그대로 전할 수 있는 말이요. 그러니 화학 이름은 잠깐 잊어요. 그게 뭘 하죠?</w:t>
+      </w:r>
+    </w:p>
+    <w:p>
+      <w:pPr>
+        <w:pStyle w:val="BodyText"/>
+      </w:pPr>
+      <w:r>
+        <w:t xml:space="preserve">프리야: 히알루로니다아제를 넣으면 연결고리가 더 빨리 끊어져요.</w:t>
+      </w:r>
+    </w:p>
+    <w:p>
+      <w:pPr>
+        <w:pStyle w:val="BodyText"/>
+      </w:pPr>
+      <w:r>
+        <w:t xml:space="preserve">조이: 낫네요. 얼마나 빨리요?</w:t>
+      </w:r>
+    </w:p>
+    <w:p>
+      <w:pPr>
+        <w:pStyle w:val="BodyText"/>
+      </w:pPr>
+      <w:r>
+        <w:t xml:space="preserve">엘레나: 2.8배요. 40명 대상. 눈가림 사진. 그 단어들은 항상 같이 다녀요.</w:t>
+      </w:r>
+    </w:p>
+    <w:p>
+      <w:pPr>
+        <w:pStyle w:val="BodyText"/>
+      </w:pPr>
+      <w:r>
+        <w:t xml:space="preserve">조이: 알겠어요. 장점:</w:t>
+      </w:r>
+      <w:r>
+        <w:t xml:space="preserve"> </w:t>
+      </w:r>
+      <w:r>
+        <w:t xml:space="preserve">“</w:t>
+      </w:r>
+      <w:r>
+        <w:t xml:space="preserve">히알루로니다아제로 2.8배 빨리 용해.</w:t>
+      </w:r>
+      <w:r>
+        <w:t xml:space="preserve">”</w:t>
+      </w:r>
+    </w:p>
+    <w:p>
+      <w:pPr>
+        <w:pStyle w:val="BodyText"/>
+      </w:pPr>
+      <w:r>
+        <w:t xml:space="preserve">노아: 그리고 혜택은요? 의사에게 무슨 의미예요?</w:t>
+      </w:r>
+    </w:p>
+    <w:p>
+      <w:pPr>
+        <w:pStyle w:val="BodyText"/>
+      </w:pPr>
+      <w:r>
+        <w:t xml:space="preserve">조이: 그 말은 곧… 1분 1분이 중요할 때 시간을 더 가질 수 있다는 거예요.</w:t>
+      </w:r>
+    </w:p>
+    <w:p>
+      <w:pPr>
+        <w:pStyle w:val="BodyText"/>
+      </w:pPr>
+      <w:r>
+        <w:t xml:space="preserve">엘레나:</w:t>
+      </w:r>
+      <w:r>
+        <w:t xml:space="preserve"> </w:t>
+      </w:r>
+      <w:r>
+        <w:t xml:space="preserve">“</w:t>
+      </w:r>
+      <w:r>
+        <w:t xml:space="preserve">시간을 더</w:t>
+      </w:r>
+      <w:r>
+        <w:t xml:space="preserve">”</w:t>
+      </w:r>
+      <w:r>
+        <w:t xml:space="preserve">는 결과 주장에 가까워요. 흠.</w:t>
+      </w:r>
+    </w:p>
+    <w:p>
+      <w:pPr>
+        <w:pStyle w:val="BodyText"/>
+      </w:pPr>
+      <w:r>
+        <w:t xml:space="preserve">조이: 그럼 도와줘요. 정직하게 뭘 말할 수 있어요?</w:t>
+      </w:r>
+    </w:p>
+    <w:p>
+      <w:pPr>
+        <w:pStyle w:val="BodyText"/>
+      </w:pPr>
+      <w:r>
+        <w:t xml:space="preserve">엘레나: 우린 속도를 측정했어요. 그러니 속도는 괜찮아요. 그 뒤에 환자에게 어떤 일이 생기는지는 측정하지 않았으니, 시간이나 결과는 약속할 수 없어요. 이렇게 해 봐요.</w:t>
+      </w:r>
+      <w:r>
+        <w:t xml:space="preserve"> </w:t>
+      </w:r>
+      <w:r>
+        <w:t xml:space="preserve">‘</w:t>
+      </w:r>
+      <w:r>
+        <w:t xml:space="preserve">필요할 때 더 빨리 녹는다.</w:t>
+      </w:r>
+      <w:r>
+        <w:t xml:space="preserve">’</w:t>
+      </w:r>
+    </w:p>
+    <w:p>
+      <w:pPr>
+        <w:pStyle w:val="BodyText"/>
+      </w:pPr>
+      <w:r>
+        <w:t xml:space="preserve">조이:</w:t>
+      </w:r>
+      <w:r>
+        <w:t xml:space="preserve"> </w:t>
+      </w:r>
+      <w:r>
+        <w:t xml:space="preserve">“</w:t>
+      </w:r>
+      <w:r>
+        <w:t xml:space="preserve">필요할 때.</w:t>
+      </w:r>
+      <w:r>
+        <w:t xml:space="preserve">”</w:t>
+      </w:r>
+      <w:r>
+        <w:t xml:space="preserve"> </w:t>
+      </w:r>
+      <w:r>
+        <w:t xml:space="preserve">좋네요. 의사를 주도권 자리에 앉혀 줘요.</w:t>
+      </w:r>
+    </w:p>
+    <w:p>
+      <w:pPr>
+        <w:pStyle w:val="BodyText"/>
+      </w:pPr>
+      <w:r>
+        <w:t xml:space="preserve">노아: 주도권. 통제. 그게 그 느낌이에요. 통제.</w:t>
+      </w:r>
+    </w:p>
+    <w:p>
+      <w:pPr>
+        <w:pStyle w:val="BodyText"/>
+      </w:pPr>
+      <w:r>
+        <w:t xml:space="preserve">조이: 적어 둬요.</w:t>
+      </w:r>
+      <w:r>
+        <w:t xml:space="preserve"> </w:t>
+      </w:r>
+      <w:r>
+        <w:t xml:space="preserve">“</w:t>
+      </w:r>
+      <w:r>
+        <w:t xml:space="preserve">통제.</w:t>
+      </w:r>
+      <w:r>
+        <w:t xml:space="preserve">”</w:t>
+      </w:r>
+      <w:r>
+        <w:t xml:space="preserve"> </w:t>
+      </w:r>
+      <w:r>
+        <w:t xml:space="preserve">그게 기둥이 될 수도 있어요.</w:t>
+      </w:r>
+    </w:p>
+    <w:p>
+      <w:pPr>
+        <w:pStyle w:val="BodyText"/>
+      </w:pPr>
+      <w:r>
+        <w:t xml:space="preserve">마커스: 다음 특징. 그리고 이름. 의사들은</w:t>
+      </w:r>
+      <w:r>
+        <w:t xml:space="preserve"> </w:t>
+      </w:r>
+      <w:r>
+        <w:t xml:space="preserve">“</w:t>
+      </w:r>
+      <w:r>
+        <w:t xml:space="preserve">효소 감응성 가교</w:t>
+      </w:r>
+      <w:r>
+        <w:t xml:space="preserve">”</w:t>
+      </w:r>
+      <w:r>
+        <w:t xml:space="preserve">라고 안 할 거야.</w:t>
+      </w:r>
+    </w:p>
+    <w:p>
+      <w:pPr>
+        <w:pStyle w:val="BodyText"/>
+      </w:pPr>
+      <w:r>
+        <w:t xml:space="preserve">조이: 창문에 이름 열두 개. 스티커로 투표해요.</w:t>
+      </w:r>
+    </w:p>
+    <w:p>
+      <w:pPr>
+        <w:pStyle w:val="BodyText"/>
+      </w:pPr>
+      <w:r>
+        <w:t xml:space="preserve">레오:</w:t>
+      </w:r>
+      <w:r>
+        <w:t xml:space="preserve"> </w:t>
+      </w:r>
+      <w:r>
+        <w:t xml:space="preserve">“</w:t>
+      </w:r>
+      <w:r>
+        <w:t xml:space="preserve">퀵릴리스.</w:t>
+      </w:r>
+      <w:r>
+        <w:t xml:space="preserve">”</w:t>
+      </w:r>
+      <w:r>
+        <w:t xml:space="preserve"> </w:t>
+      </w:r>
+      <w:r>
+        <w:t xml:space="preserve">안전벨트 같아요.</w:t>
+      </w:r>
+    </w:p>
+    <w:p>
+      <w:pPr>
+        <w:pStyle w:val="BodyText"/>
+      </w:pPr>
+      <w:r>
+        <w:t xml:space="preserve">노아:</w:t>
+      </w:r>
+      <w:r>
+        <w:t xml:space="preserve"> </w:t>
+      </w:r>
+      <w:r>
+        <w:t xml:space="preserve">“</w:t>
+      </w:r>
+      <w:r>
+        <w:t xml:space="preserve">세이프링크.</w:t>
+      </w:r>
+      <w:r>
+        <w:t xml:space="preserve">”</w:t>
+      </w:r>
+      <w:r>
+        <w:t xml:space="preserve"> </w:t>
+      </w:r>
+      <w:r>
+        <w:t xml:space="preserve">전 세이프링크 좋은데요.</w:t>
+      </w:r>
+    </w:p>
+    <w:p>
+      <w:pPr>
+        <w:pStyle w:val="BodyText"/>
+      </w:pPr>
+      <w:r>
+        <w:t xml:space="preserve">엘레나: 안 돼요. 이름에</w:t>
+      </w:r>
+      <w:r>
+        <w:t xml:space="preserve"> </w:t>
+      </w:r>
+      <w:r>
+        <w:t xml:space="preserve">“</w:t>
+      </w:r>
+      <w:r>
+        <w:t xml:space="preserve">세이프</w:t>
+      </w:r>
+      <w:r>
+        <w:t xml:space="preserve">”</w:t>
+      </w:r>
+      <w:r>
+        <w:t xml:space="preserve">가 들어가면 주장이에요. 더 안전하다고 할 수 없어요.</w:t>
+      </w:r>
+    </w:p>
+    <w:p>
+      <w:pPr>
+        <w:pStyle w:val="BodyText"/>
+      </w:pPr>
+      <w:r>
+        <w:t xml:space="preserve">노아: 이름에서도요?</w:t>
+      </w:r>
+    </w:p>
+    <w:p>
+      <w:pPr>
+        <w:pStyle w:val="BodyText"/>
+      </w:pPr>
+      <w:r>
+        <w:t xml:space="preserve">엘레나: 특히 이름에서요. 이름은 백만 번 반복되잖아요.</w:t>
+      </w:r>
+    </w:p>
+    <w:p>
+      <w:pPr>
+        <w:pStyle w:val="BodyText"/>
+      </w:pPr>
+      <w:r>
+        <w:t xml:space="preserve">프리야: ’플렉스링크’는요? 화학이 실제로 하는 일을 설명해 줘요. 필러가 제 역할을 하는 동안엔 연결고리가 유연하고 튼튼하지만, 의사가 필요할 땐 놓아줄 수 있어요.</w:t>
+      </w:r>
+    </w:p>
+    <w:p>
+      <w:pPr>
+        <w:pStyle w:val="BodyText"/>
+      </w:pPr>
+      <w:r>
+        <w:t xml:space="preserve">조이: 플렉스링크. 짧고. 주장 없고. 말하기 쉽고. 프리야, 그거 훌륭해요.</w:t>
+      </w:r>
+    </w:p>
+    <w:p>
+      <w:pPr>
+        <w:pStyle w:val="BodyText"/>
+      </w:pPr>
+      <w:r>
+        <w:t xml:space="preserve">프리야: 제 화학도 감정이 있다고요.</w:t>
+      </w:r>
+    </w:p>
+    <w:bookmarkEnd w:id="33"/>
+    <w:bookmarkStart w:id="34" w:name="장면2-나머지-특징들-1"/>
+    <w:p>
+      <w:pPr>
+        <w:pStyle w:val="Heading3"/>
+      </w:pPr>
+      <w:r>
+        <w:t xml:space="preserve">장면2 — 나머지 특징들</w:t>
+      </w:r>
+    </w:p>
+    <w:p>
+      <w:pPr>
+        <w:pStyle w:val="FirstParagraph"/>
+      </w:pPr>
+      <w:r>
+        <w:t xml:space="preserve">조이: 플렉스링크 기술. 특징 1 완료. 특징 2. 레오, 주입감.</w:t>
+      </w:r>
+    </w:p>
+    <w:p>
+      <w:pPr>
+        <w:pStyle w:val="BodyText"/>
+      </w:pPr>
+      <w:r>
+        <w:t xml:space="preserve">레오: 낮은 압출력. 우리 젤은 첫 방울부터 마지막 방울까지 일정한 압력으로 흘러요. 배치마다 뉴턴 단위로 측정하니까 느낌이 달라지지 않아요.</w:t>
+      </w:r>
+    </w:p>
+    <w:p>
+      <w:pPr>
+        <w:pStyle w:val="BodyText"/>
+      </w:pPr>
+      <w:r>
+        <w:t xml:space="preserve">조이: 장점은?</w:t>
+      </w:r>
+    </w:p>
+    <w:p>
+      <w:pPr>
+        <w:pStyle w:val="BodyText"/>
+      </w:pPr>
+      <w:r>
+        <w:t xml:space="preserve">레오: 부드럽고 제어된 주입. 환자 열다섯 명 뒤에도 손이 덜 피곤해요.</w:t>
+      </w:r>
+    </w:p>
+    <w:p>
+      <w:pPr>
+        <w:pStyle w:val="BodyText"/>
+      </w:pPr>
+      <w:r>
+        <w:t xml:space="preserve">엘레나: 레이첼이</w:t>
+      </w:r>
+      <w:r>
+        <w:t xml:space="preserve"> </w:t>
+      </w:r>
+      <w:r>
+        <w:t xml:space="preserve">“</w:t>
+      </w:r>
+      <w:r>
+        <w:t xml:space="preserve">따뜻한 꿀</w:t>
+      </w:r>
+      <w:r>
+        <w:t xml:space="preserve">”</w:t>
+      </w:r>
+      <w:r>
+        <w:t xml:space="preserve">이라고 했죠. 의사들은 바로 알아채요.</w:t>
+      </w:r>
+    </w:p>
+    <w:p>
+      <w:pPr>
+        <w:pStyle w:val="BodyText"/>
+      </w:pPr>
+      <w:r>
+        <w:t xml:space="preserve">조이: 그리고 혜택은?</w:t>
+      </w:r>
+    </w:p>
+    <w:p>
+      <w:pPr>
+        <w:pStyle w:val="BodyText"/>
+      </w:pPr>
+      <w:r>
+        <w:t xml:space="preserve">노아: 그 말은 곧… 예측 가능한 결과. 모든 주사기가 같은 느낌.</w:t>
+      </w:r>
+    </w:p>
+    <w:p>
+      <w:pPr>
+        <w:pStyle w:val="BodyText"/>
+      </w:pPr>
+      <w:r>
+        <w:t xml:space="preserve">조이: 노아! 제 문장을 썼네요!</w:t>
+      </w:r>
+    </w:p>
+    <w:p>
+      <w:pPr>
+        <w:pStyle w:val="BodyText"/>
+      </w:pPr>
+      <w:r>
+        <w:t xml:space="preserve">노아: 전염성이 있네요. 마커스 약자처럼.</w:t>
+      </w:r>
+    </w:p>
+    <w:p>
+      <w:pPr>
+        <w:pStyle w:val="BodyText"/>
+      </w:pPr>
+      <w:r>
+        <w:t xml:space="preserve">마커스: 이제 약자 63개. FAB가 63번이야.</w:t>
+      </w:r>
+    </w:p>
+    <w:p>
+      <w:pPr>
+        <w:pStyle w:val="BodyText"/>
+      </w:pPr>
+      <w:r>
+        <w:t xml:space="preserve">조이: 특징 3. 리도카인. 장점: 주입 중 통증 감소. 혜택: 편안한 환자.</w:t>
+      </w:r>
+    </w:p>
+    <w:p>
+      <w:pPr>
+        <w:pStyle w:val="BodyText"/>
+      </w:pPr>
+      <w:r>
+        <w:t xml:space="preserve">엘레나: 그건 표준이에요. 이제 주요 필러엔 다 리도카인이 있어요.</w:t>
+      </w:r>
+    </w:p>
+    <w:p>
+      <w:pPr>
+        <w:pStyle w:val="BodyText"/>
+      </w:pPr>
+      <w:r>
+        <w:t xml:space="preserve">조이: 그럼</w:t>
+      </w:r>
+      <w:r>
+        <w:t xml:space="preserve"> </w:t>
+      </w:r>
+      <w:r>
+        <w:t xml:space="preserve">“</w:t>
+      </w:r>
+      <w:r>
+        <w:t xml:space="preserve">기본 자격</w:t>
+      </w:r>
+      <w:r>
+        <w:t xml:space="preserve">”</w:t>
+      </w:r>
+      <w:r>
+        <w:t xml:space="preserve"> </w:t>
+      </w:r>
+      <w:r>
+        <w:t xml:space="preserve">특징이네요. 언급은 하되, 앞세우진 않아요.</w:t>
+      </w:r>
+    </w:p>
+    <w:p>
+      <w:pPr>
+        <w:pStyle w:val="BodyText"/>
+      </w:pPr>
+      <w:r>
+        <w:t xml:space="preserve">마커스: 테이블 스테이크. 설명해 줘.</w:t>
+      </w:r>
+    </w:p>
+    <w:p>
+      <w:pPr>
+        <w:pStyle w:val="BodyText"/>
+      </w:pPr>
+      <w:r>
+        <w:t xml:space="preserve">조이: 게임에 참여하기 위해 필요한 것이지, 이기게 해 주는 건 아니에요. 리도카인을 앞세우면 의사들은 ’다른 데랑 똑같네’로 듣고, 우린 가장 귀한 30초를 날리는 거예요.</w:t>
+      </w:r>
+    </w:p>
+    <w:p>
+      <w:pPr>
+        <w:pStyle w:val="BodyText"/>
+      </w:pPr>
+      <w:r>
+        <w:t xml:space="preserve">프리야: 특징 4. 12개월. 71 대 70퍼센트.</w:t>
+      </w:r>
+    </w:p>
+    <w:p>
+      <w:pPr>
+        <w:pStyle w:val="BodyText"/>
+      </w:pPr>
+      <w:r>
+        <w:t xml:space="preserve">조이: 장점: 시장 1위만큼 오래간다. 혜택:</w:t>
+      </w:r>
+      <w:r>
+        <w:t xml:space="preserve"> </w:t>
+      </w:r>
+      <w:r>
+        <w:t xml:space="preserve">“</w:t>
+      </w:r>
+      <w:r>
+        <w:t xml:space="preserve">같은 효과.</w:t>
+      </w:r>
+      <w:r>
+        <w:t xml:space="preserve">”</w:t>
+      </w:r>
+    </w:p>
+    <w:p>
+      <w:pPr>
+        <w:pStyle w:val="BodyText"/>
+      </w:pPr>
+      <w:r>
+        <w:t xml:space="preserve">노아:</w:t>
+      </w:r>
+      <w:r>
+        <w:t xml:space="preserve"> </w:t>
+      </w:r>
+      <w:r>
+        <w:t xml:space="preserve">“</w:t>
+      </w:r>
+      <w:r>
+        <w:t xml:space="preserve">더 좋은</w:t>
+      </w:r>
+      <w:r>
+        <w:t xml:space="preserve">”</w:t>
+      </w:r>
+      <w:r>
+        <w:t xml:space="preserve">이 아니라</w:t>
+      </w:r>
+      <w:r>
+        <w:t xml:space="preserve"> </w:t>
+      </w:r>
+      <w:r>
+        <w:t xml:space="preserve">“</w:t>
+      </w:r>
+      <w:r>
+        <w:t xml:space="preserve">같은</w:t>
+      </w:r>
+      <w:r>
+        <w:t xml:space="preserve">”</w:t>
+      </w:r>
+      <w:r>
+        <w:t xml:space="preserve">. 받아들였어요.</w:t>
+      </w:r>
+    </w:p>
+    <w:p>
+      <w:pPr>
+        <w:pStyle w:val="BodyText"/>
+      </w:pPr>
+      <w:r>
+        <w:t xml:space="preserve">엘레나: 그리고 그게 강력해요. 의사들은 안전 기능 때문에 효과를 포기하고 싶어 하지 않거든요.</w:t>
+      </w:r>
+    </w:p>
+    <w:p>
+      <w:pPr>
+        <w:pStyle w:val="BodyText"/>
+      </w:pPr>
+      <w:r>
+        <w:t xml:space="preserve">조이: 맞아요.</w:t>
+      </w:r>
+      <w:r>
+        <w:t xml:space="preserve"> </w:t>
+      </w:r>
+      <w:r>
+        <w:t xml:space="preserve">“</w:t>
+      </w:r>
+      <w:r>
+        <w:t xml:space="preserve">선택할 필요가 없다.</w:t>
+      </w:r>
+      <w:r>
+        <w:t xml:space="preserve">”</w:t>
+      </w:r>
+      <w:r>
+        <w:t xml:space="preserve"> </w:t>
+      </w:r>
+      <w:r>
+        <w:t xml:space="preserve">그게 감정적 진실이에요.</w:t>
+      </w:r>
+    </w:p>
+    <w:p>
+      <w:pPr>
+        <w:pStyle w:val="BodyText"/>
+      </w:pPr>
+      <w:r>
+        <w:t xml:space="preserve">마커스: 특징 5. 젤이 아니라 시스템. 교육 더하기 모든 병원의 응급 키트. 주사기는 어느 회사나 보낼 수 있지만, 진짜 지원으로 뒷받침하려면 물류가 필요해. 거기가 우리 진지야.</w:t>
+      </w:r>
+    </w:p>
+    <w:p>
+      <w:pPr>
+        <w:pStyle w:val="BodyText"/>
+      </w:pPr>
+      <w:r>
+        <w:t xml:space="preserve">조이: 장점: 모든 시술자가 교육받고, 모든 병원에 키트가 있다.</w:t>
+      </w:r>
+    </w:p>
+    <w:p>
+      <w:pPr>
+        <w:pStyle w:val="BodyText"/>
+      </w:pPr>
+      <w:r>
+        <w:t xml:space="preserve">엘레나: 혜택: 준비돼 있다. 필요해지기 전에.</w:t>
+      </w:r>
+    </w:p>
+    <w:p>
+      <w:pPr>
+        <w:pStyle w:val="BodyText"/>
+      </w:pPr>
+      <w:r>
+        <w:t xml:space="preserve">조이: 엘레나! 아름다운 문장이에요. 그리고 정직하고요.</w:t>
+      </w:r>
+    </w:p>
+    <w:p>
+      <w:pPr>
+        <w:pStyle w:val="BodyText"/>
+      </w:pPr>
+      <w:r>
+        <w:t xml:space="preserve">엘레나: 마케팅을 쓰려던 건 아니었는데.</w:t>
+      </w:r>
+    </w:p>
+    <w:p>
+      <w:pPr>
+        <w:pStyle w:val="BodyText"/>
+      </w:pPr>
+      <w:r>
+        <w:t xml:space="preserve">조이: 그래서 좋은 거예요. 의사처럼 들리거든요.</w:t>
+      </w:r>
+    </w:p>
+    <w:p>
+      <w:pPr>
+        <w:pStyle w:val="BodyText"/>
+      </w:pPr>
+      <w:r>
+        <w:t xml:space="preserve">레오: 그럼 특징이 다섯 개네요. 의사들이 기억할 세 개는 뭐예요?</w:t>
+      </w:r>
+    </w:p>
+    <w:p>
+      <w:pPr>
+        <w:pStyle w:val="BodyText"/>
+      </w:pPr>
+      <w:r>
+        <w:t xml:space="preserve">조이: 그게 메시지 하우스예요. 점심 먹고요.</w:t>
+      </w:r>
+    </w:p>
+    <w:p>
+      <w:pPr>
+        <w:pStyle w:val="BodyText"/>
+      </w:pPr>
+      <w:r>
+        <w:t xml:space="preserve">마커스: 집이라. 또 비유네.</w:t>
+      </w:r>
+    </w:p>
+    <w:p>
+      <w:pPr>
+        <w:pStyle w:val="BodyText"/>
+      </w:pPr>
+      <w:r>
+        <w:t xml:space="preserve">조이: 지붕, 기둥, 기초. 좋아하실 거예요. 거의 군대 구조예요.</w:t>
+      </w:r>
+    </w:p>
+    <w:bookmarkEnd w:id="34"/>
+    <w:bookmarkStart w:id="35" w:name="절정전환-메시지-하우스와-법무-검토-1"/>
+    <w:p>
+      <w:pPr>
+        <w:pStyle w:val="Heading3"/>
+      </w:pPr>
+      <w:r>
+        <w:t xml:space="preserve">절정·전환 — 메시지 하우스와 법무 검토</w:t>
+      </w:r>
+    </w:p>
+    <w:p>
+      <w:pPr>
+        <w:pStyle w:val="FirstParagraph"/>
+      </w:pPr>
+      <w:r>
+        <w:t xml:space="preserve">조이: 지붕. 한 문장. 모든 게 그 아래 놓여요.</w:t>
+      </w:r>
+    </w:p>
+    <w:p>
+      <w:pPr>
+        <w:pStyle w:val="BodyText"/>
+      </w:pPr>
+      <w:r>
+        <w:t xml:space="preserve">프리야:</w:t>
+      </w:r>
+      <w:r>
+        <w:t xml:space="preserve"> </w:t>
+      </w:r>
+      <w:r>
+        <w:t xml:space="preserve">“</w:t>
+      </w:r>
+      <w:r>
+        <w:t xml:space="preserve">같은 효과. 거기에 비상구까지.</w:t>
+      </w:r>
+      <w:r>
+        <w:t xml:space="preserve">”</w:t>
+      </w:r>
+      <w:r>
+        <w:t xml:space="preserve"> </w:t>
+      </w:r>
+      <w:r>
+        <w:t xml:space="preserve">내가 2년 전에 말했어.</w:t>
+      </w:r>
+    </w:p>
+    <w:p>
+      <w:pPr>
+        <w:pStyle w:val="BodyText"/>
+      </w:pPr>
+      <w:r>
+        <w:t xml:space="preserve">마커스: 여전히 이 건물에서 최고의 문장이야. 지붕 완료.</w:t>
+      </w:r>
+    </w:p>
+    <w:p>
+      <w:pPr>
+        <w:pStyle w:val="BodyText"/>
+      </w:pPr>
+      <w:r>
+        <w:t xml:space="preserve">조이: 기둥 셋. 결과. 통제. 지원.</w:t>
+      </w:r>
+    </w:p>
+    <w:p>
+      <w:pPr>
+        <w:pStyle w:val="BodyText"/>
+      </w:pPr>
+      <w:r>
+        <w:t xml:space="preserve">노아: 결과: 1위와 같음. 통제: 플렉스링크, 필요할 때 더 빠르게. 지원: 교육과 키트.</w:t>
+      </w:r>
+    </w:p>
+    <w:p>
+      <w:pPr>
+        <w:pStyle w:val="BodyText"/>
+      </w:pPr>
+      <w:r>
+        <w:t xml:space="preserve">엘레나: 그리고 기초는요?</w:t>
+      </w:r>
+    </w:p>
+    <w:p>
+      <w:pPr>
+        <w:pStyle w:val="BodyText"/>
+      </w:pPr>
+      <w:r>
+        <w:t xml:space="preserve">조이: 라벨이요. 위에 있는 모든 단어는 아래 데이터 위에 서 있어야 해요.</w:t>
+      </w:r>
+    </w:p>
+    <w:p>
+      <w:pPr>
+        <w:pStyle w:val="BodyText"/>
+      </w:pPr>
+      <w:r>
+        <w:t xml:space="preserve">마커스: 그건 이해되네. 군대에선 확인 안 한 땅 위엔 아무것도 안 지어. 기초 없는 집은 무너지고, 데이터 없는 캠페인도 마찬가지야.</w:t>
+      </w:r>
+    </w:p>
+    <w:p>
+      <w:pPr>
+        <w:pStyle w:val="BodyText"/>
+      </w:pPr>
+      <w:r>
+        <w:t xml:space="preserve">다이앤: 안녕하세요, 여러분. 법무 검토. 집을 보여 줘요.</w:t>
+      </w:r>
+    </w:p>
+    <w:p>
+      <w:pPr>
+        <w:pStyle w:val="BodyText"/>
+      </w:pPr>
+      <w:r>
+        <w:t xml:space="preserve">조이: 지붕:</w:t>
+      </w:r>
+      <w:r>
+        <w:t xml:space="preserve"> </w:t>
+      </w:r>
+      <w:r>
+        <w:t xml:space="preserve">“</w:t>
+      </w:r>
+      <w:r>
+        <w:t xml:space="preserve">같은 효과. 거기에 비상구까지.</w:t>
+      </w:r>
+      <w:r>
+        <w:t xml:space="preserve">”</w:t>
+      </w:r>
+    </w:p>
+    <w:p>
+      <w:pPr>
+        <w:pStyle w:val="BodyText"/>
+      </w:pPr>
+      <w:r>
+        <w:t xml:space="preserve">다이앤:</w:t>
+      </w:r>
+      <w:r>
+        <w:t xml:space="preserve"> </w:t>
+      </w:r>
+      <w:r>
+        <w:t xml:space="preserve">“</w:t>
+      </w:r>
+      <w:r>
+        <w:t xml:space="preserve">비상구.</w:t>
+      </w:r>
+      <w:r>
+        <w:t xml:space="preserve">”</w:t>
+      </w:r>
+      <w:r>
+        <w:t xml:space="preserve"> </w:t>
+      </w:r>
+      <w:r>
+        <w:t xml:space="preserve">비유네요. 의사가 그걸</w:t>
+      </w:r>
+      <w:r>
+        <w:t xml:space="preserve"> </w:t>
+      </w:r>
+      <w:r>
+        <w:t xml:space="preserve">“</w:t>
+      </w:r>
+      <w:r>
+        <w:t xml:space="preserve">더 안전하다</w:t>
+      </w:r>
+      <w:r>
+        <w:t xml:space="preserve">”</w:t>
+      </w:r>
+      <w:r>
+        <w:t xml:space="preserve">로 읽을 수 있을까요?</w:t>
+      </w:r>
+    </w:p>
+    <w:p>
+      <w:pPr>
+        <w:pStyle w:val="BodyText"/>
+      </w:pPr>
+      <w:r>
+        <w:t xml:space="preserve">엘레나: 그럴 수도요. 그게 내 걱정이기도 해요.</w:t>
+      </w:r>
+    </w:p>
+    <w:p>
+      <w:pPr>
+        <w:pStyle w:val="BodyText"/>
+      </w:pPr>
+      <w:r>
+        <w:t xml:space="preserve">조이: 데이터를 바로 옆에 두면 유지할 수 있을까요? 매번요?</w:t>
+      </w:r>
+    </w:p>
+    <w:p>
+      <w:pPr>
+        <w:pStyle w:val="BodyText"/>
+      </w:pPr>
+      <w:r>
+        <w:t xml:space="preserve">다이앤: 네. 비유에 데이터를 붙여요. 비유 혼자는 절대 안 돼요. 비유만 있으면 읽는 사람이 혜택을 상상하게 되는데, 상상된 혜택이 바로 규제 당국이 말하는 근거 없는 주장이에요.</w:t>
+      </w:r>
+    </w:p>
+    <w:p>
+      <w:pPr>
+        <w:pStyle w:val="BodyText"/>
+      </w:pPr>
+      <w:r>
+        <w:t xml:space="preserve">조이: 그러니까 모든 광고에</w:t>
+      </w:r>
+      <w:r>
+        <w:t xml:space="preserve"> </w:t>
+      </w:r>
+      <w:r>
+        <w:t xml:space="preserve">“</w:t>
+      </w:r>
+      <w:r>
+        <w:t xml:space="preserve">히알루로니다아제로 2.8배 빠른 용해. 40명 연구.</w:t>
+      </w:r>
+      <w:r>
+        <w:t xml:space="preserve">”</w:t>
+      </w:r>
+      <w:r>
+        <w:t xml:space="preserve">를 쓰는 거네요.</w:t>
+      </w:r>
+    </w:p>
+    <w:p>
+      <w:pPr>
+        <w:pStyle w:val="BodyText"/>
+      </w:pPr>
+      <w:r>
+        <w:t xml:space="preserve">다이앤: 그리고 한계 문구도. 읽을 수 있는 크기로. 깨알 같은 글씨 말고.</w:t>
+      </w:r>
+    </w:p>
+    <w:p>
+      <w:pPr>
+        <w:pStyle w:val="BodyText"/>
+      </w:pPr>
+      <w:r>
+        <w:t xml:space="preserve">조이: 화장품 땐 아주 작은 글씨를 썼어요.</w:t>
+      </w:r>
+    </w:p>
+    <w:p>
+      <w:pPr>
+        <w:pStyle w:val="BodyText"/>
+      </w:pPr>
+      <w:r>
+        <w:t xml:space="preserve">다이앤: 의료기기에 온 걸 환영해요.</w:t>
+      </w:r>
+    </w:p>
+    <w:p>
+      <w:pPr>
+        <w:pStyle w:val="BodyText"/>
+      </w:pPr>
+      <w:r>
+        <w:t xml:space="preserve">조이: 이번 주에만 세 번째예요.</w:t>
+      </w:r>
+    </w:p>
+    <w:p>
+      <w:pPr>
+        <w:pStyle w:val="BodyText"/>
+      </w:pPr>
+      <w:r>
+        <w:t xml:space="preserve">다이앤: 그리고</w:t>
+      </w:r>
+      <w:r>
+        <w:t xml:space="preserve"> </w:t>
+      </w:r>
+      <w:r>
+        <w:t xml:space="preserve">“</w:t>
+      </w:r>
+      <w:r>
+        <w:t xml:space="preserve">플렉스링크.</w:t>
+      </w:r>
+      <w:r>
+        <w:t xml:space="preserve">”</w:t>
+      </w:r>
+      <w:r>
+        <w:t xml:space="preserve"> </w:t>
+      </w:r>
+      <w:r>
+        <w:t xml:space="preserve">상표 확인한 사람 있어요?</w:t>
+      </w:r>
+    </w:p>
+    <w:p>
+      <w:pPr>
+        <w:pStyle w:val="BodyText"/>
+      </w:pPr>
+      <w:r>
+        <w:t xml:space="preserve">조이: 아직이요.</w:t>
+      </w:r>
+    </w:p>
+    <w:p>
+      <w:pPr>
+        <w:pStyle w:val="BodyText"/>
+      </w:pPr>
+      <w:r>
+        <w:t xml:space="preserve">다이앤: 그럼 내가 확인할 때까지 아무도 사랑에 빠지지 마요. 48시간.</w:t>
+      </w:r>
+    </w:p>
+    <w:p>
+      <w:pPr>
+        <w:pStyle w:val="BodyText"/>
+      </w:pPr>
+      <w:r>
+        <w:t xml:space="preserve">프리야: 늦었어요. 이미 사랑에 빠졌어요.</w:t>
+      </w:r>
+    </w:p>
+    <w:p>
+      <w:pPr>
+        <w:pStyle w:val="BodyText"/>
+      </w:pPr>
+      <w:r>
+        <w:t xml:space="preserve">다이앤: 그럼 기도해요. 조시가 오늘 밤 검색해 볼 거예요.</w:t>
+      </w:r>
+    </w:p>
+    <w:p>
+      <w:pPr>
+        <w:pStyle w:val="BodyText"/>
+      </w:pPr>
+      <w:r>
+        <w:t xml:space="preserve">노아: 다른 건요, 다이앤?</w:t>
+      </w:r>
+    </w:p>
+    <w:bookmarkEnd w:id="35"/>
+    <w:bookmarkStart w:id="36" w:name="마무리-오후-5시-1"/>
+    <w:p>
+      <w:pPr>
+        <w:pStyle w:val="Heading3"/>
+      </w:pPr>
+      <w:r>
+        <w:t xml:space="preserve">마무리 — 오후 5시</w:t>
+      </w:r>
+    </w:p>
+    <w:p>
+      <w:pPr>
+        <w:pStyle w:val="FirstParagraph"/>
+      </w:pPr>
+      <w:r>
+        <w:t xml:space="preserve">다이앤: 하나만요. 이건 내가 20년 동안 검토한 것 중 가장 정직한 마케팅 하우스예요. 대부분의 회사는 지붕만 가져와서 내가 밑을 안 들여다보길 바라죠. 여러분은 기초부터 가져왔어요.</w:t>
+      </w:r>
+    </w:p>
+    <w:p>
+      <w:pPr>
+        <w:pStyle w:val="BodyText"/>
+      </w:pPr>
+      <w:r>
+        <w:t xml:space="preserve">조이: 그게 마케팅에 좋은 거예요?</w:t>
+      </w:r>
+    </w:p>
+    <w:p>
+      <w:pPr>
+        <w:pStyle w:val="BodyText"/>
+      </w:pPr>
+      <w:r>
+        <w:t xml:space="preserve">다이앤: 소송당하지 않는 데 좋아요. 그게 곧 마케팅에도 좋은 거고요.</w:t>
+      </w:r>
+    </w:p>
+    <w:p>
+      <w:pPr>
+        <w:pStyle w:val="BodyText"/>
+      </w:pPr>
+      <w:r>
+        <w:t xml:space="preserve">조이: 받아들일게요.</w:t>
+      </w:r>
+    </w:p>
+    <w:p>
+      <w:pPr>
+        <w:pStyle w:val="BodyText"/>
+      </w:pPr>
+      <w:r>
+        <w:t xml:space="preserve">노아: 조이, 기분 어때요? 4일째.</w:t>
+      </w:r>
+    </w:p>
+    <w:p>
+      <w:pPr>
+        <w:pStyle w:val="BodyText"/>
+      </w:pPr>
+      <w:r>
+        <w:t xml:space="preserve">조이: 립스틱 4년보다 나흘 동안 더 많이 배운 기분이에요. 화장품에선 말이 먼저고 사실이 뒤따랐어요. 여긴 정반대인데, 솔직히 그게 좋아요.</w:t>
+      </w:r>
+    </w:p>
+    <w:p>
+      <w:pPr>
+        <w:pStyle w:val="BodyText"/>
+      </w:pPr>
+      <w:r>
+        <w:t xml:space="preserve">엘레나: 오늘 날 마케팅하게 만들었어요. 절대 용서 안 할 거예요.</w:t>
+      </w:r>
+    </w:p>
+    <w:p>
+      <w:pPr>
+        <w:pStyle w:val="BodyText"/>
+      </w:pPr>
+      <w:r>
+        <w:t xml:space="preserve">조이:</w:t>
+      </w:r>
+      <w:r>
+        <w:t xml:space="preserve"> </w:t>
+      </w:r>
+      <w:r>
+        <w:t xml:space="preserve">“</w:t>
+      </w:r>
+      <w:r>
+        <w:t xml:space="preserve">필요해지기 전에 준비돼 있다.</w:t>
+      </w:r>
+      <w:r>
+        <w:t xml:space="preserve">”</w:t>
+      </w:r>
+      <w:r>
+        <w:t xml:space="preserve"> </w:t>
+      </w:r>
+      <w:r>
+        <w:t xml:space="preserve">엘레나, 그 문장은 모든 부스에 들어갈 거예요.</w:t>
+      </w:r>
+    </w:p>
+    <w:p>
+      <w:pPr>
+        <w:pStyle w:val="BodyText"/>
+      </w:pPr>
+      <w:r>
+        <w:t xml:space="preserve">레오: 벽 사진 찍어도 돼요? 청소하는 분들 오기 전에?</w:t>
+      </w:r>
+    </w:p>
+    <w:p>
+      <w:pPr>
+        <w:pStyle w:val="BodyText"/>
+      </w:pPr>
+      <w:r>
+        <w:t xml:space="preserve">조이: 열 장 찍어요. 이 벽이 이제 우리 제품의 두뇌예요.</w:t>
+      </w:r>
+    </w:p>
+    <w:p>
+      <w:pPr>
+        <w:pStyle w:val="BodyText"/>
+      </w:pPr>
+      <w:r>
+        <w:t xml:space="preserve">마커스: 다음 단계는?</w:t>
+      </w:r>
+    </w:p>
+    <w:p>
+      <w:pPr>
+        <w:pStyle w:val="BodyText"/>
+      </w:pPr>
+      <w:r>
+        <w:t xml:space="preserve">조이: 브랜드 캠페인. 에이전시 미팅이 월요일이에요. 노스바운드 크리에이티브.</w:t>
+      </w:r>
+    </w:p>
+    <w:p>
+      <w:pPr>
+        <w:pStyle w:val="BodyText"/>
+      </w:pPr>
+      <w:r>
+        <w:t xml:space="preserve">노아: 에이전시. 이야기를 원하겠죠. 사람의 이야기.</w:t>
+      </w:r>
+    </w:p>
+    <w:p>
+      <w:pPr>
+        <w:pStyle w:val="BodyText"/>
+      </w:pPr>
+      <w:r>
+        <w:t xml:space="preserve">프리야: 노아. 그 사람들이 어떤 이야기를 원할지 알잖아.</w:t>
+      </w:r>
+    </w:p>
+    <w:p>
+      <w:pPr>
+        <w:pStyle w:val="BodyText"/>
+      </w:pPr>
+      <w:r>
+        <w:t xml:space="preserve">노아: 알아. 그리고 누가 결정하는지도 알아. 그건 내가 아니야.</w:t>
+      </w:r>
+    </w:p>
+    <w:bookmarkEnd w:id="36"/>
+    <w:bookmarkEnd w:id="37"/>
+    <w:bookmarkEnd w:id="38"/>
     <w:sectPr/>
   </w:body>
 </w:document>
@@ -4462,583 +4409,8 @@
       </w:pPr>
     </w:lvl>
   </w:abstractNum>
-  <w:abstractNum w:abstractNumId="99411">
-    <w:nsid w:val="A99411"/>
-    <w:multiLevelType w:val="multilevel"/>
-    <w:lvl w:ilvl="0">
-      <w:start w:val="1"/>
-      <w:numFmt w:val="decimal"/>
-      <w:lvlText w:val="%1."/>
-      <w:lvlJc w:val="left"/>
-      <w:pPr>
-        <w:ind w:left="720" w:hanging="480"/>
-      </w:pPr>
-    </w:lvl>
-    <w:lvl w:ilvl="1">
-      <w:start w:val="1"/>
-      <w:numFmt w:val="decimal"/>
-      <w:lvlText w:val="%2."/>
-      <w:lvlJc w:val="left"/>
-      <w:pPr>
-        <w:ind w:left="1440" w:hanging="480"/>
-      </w:pPr>
-    </w:lvl>
-    <w:lvl w:ilvl="2">
-      <w:start w:val="1"/>
-      <w:numFmt w:val="decimal"/>
-      <w:lvlText w:val="%3."/>
-      <w:lvlJc w:val="left"/>
-      <w:pPr>
-        <w:ind w:left="2160" w:hanging="480"/>
-      </w:pPr>
-    </w:lvl>
-    <w:lvl w:ilvl="3">
-      <w:start w:val="1"/>
-      <w:numFmt w:val="decimal"/>
-      <w:lvlText w:val="%4."/>
-      <w:lvlJc w:val="left"/>
-      <w:pPr>
-        <w:ind w:left="2880" w:hanging="480"/>
-      </w:pPr>
-    </w:lvl>
-    <w:lvl w:ilvl="4">
-      <w:start w:val="1"/>
-      <w:numFmt w:val="decimal"/>
-      <w:lvlText w:val="%5."/>
-      <w:lvlJc w:val="left"/>
-      <w:pPr>
-        <w:ind w:left="3600" w:hanging="480"/>
-      </w:pPr>
-    </w:lvl>
-    <w:lvl w:ilvl="5">
-      <w:start w:val="1"/>
-      <w:numFmt w:val="decimal"/>
-      <w:lvlText w:val="%6."/>
-      <w:lvlJc w:val="left"/>
-      <w:pPr>
-        <w:ind w:left="4320" w:hanging="480"/>
-      </w:pPr>
-    </w:lvl>
-    <w:lvl w:ilvl="6">
-      <w:start w:val="1"/>
-      <w:numFmt w:val="decimal"/>
-      <w:lvlText w:val="%7."/>
-      <w:lvlJc w:val="left"/>
-      <w:pPr>
-        <w:ind w:left="5040" w:hanging="480"/>
-      </w:pPr>
-    </w:lvl>
-    <w:lvl w:ilvl="7">
-      <w:start w:val="1"/>
-      <w:numFmt w:val="decimal"/>
-      <w:lvlText w:val="%8."/>
-      <w:lvlJc w:val="left"/>
-      <w:pPr>
-        <w:ind w:left="5760" w:hanging="480"/>
-      </w:pPr>
-    </w:lvl>
-    <w:lvl w:ilvl="8">
-      <w:start w:val="1"/>
-      <w:numFmt w:val="decimal"/>
-      <w:lvlText w:val="%9."/>
-      <w:lvlJc w:val="left"/>
-      <w:pPr>
-        <w:ind w:left="6480" w:hanging="480"/>
-      </w:pPr>
-    </w:lvl>
-  </w:abstractNum>
-  <w:abstractNum w:abstractNumId="994116">
-    <w:nsid w:val="A994116"/>
-    <w:multiLevelType w:val="multilevel"/>
-    <w:lvl w:ilvl="0">
-      <w:start w:val="16"/>
-      <w:numFmt w:val="decimal"/>
-      <w:lvlText w:val="%1."/>
-      <w:lvlJc w:val="left"/>
-      <w:pPr>
-        <w:ind w:left="720" w:hanging="480"/>
-      </w:pPr>
-    </w:lvl>
-    <w:lvl w:ilvl="1">
-      <w:start w:val="16"/>
-      <w:numFmt w:val="decimal"/>
-      <w:lvlText w:val="%2."/>
-      <w:lvlJc w:val="left"/>
-      <w:pPr>
-        <w:ind w:left="1440" w:hanging="480"/>
-      </w:pPr>
-    </w:lvl>
-    <w:lvl w:ilvl="2">
-      <w:start w:val="16"/>
-      <w:numFmt w:val="decimal"/>
-      <w:lvlText w:val="%3."/>
-      <w:lvlJc w:val="left"/>
-      <w:pPr>
-        <w:ind w:left="2160" w:hanging="480"/>
-      </w:pPr>
-    </w:lvl>
-    <w:lvl w:ilvl="3">
-      <w:start w:val="16"/>
-      <w:numFmt w:val="decimal"/>
-      <w:lvlText w:val="%4."/>
-      <w:lvlJc w:val="left"/>
-      <w:pPr>
-        <w:ind w:left="2880" w:hanging="480"/>
-      </w:pPr>
-    </w:lvl>
-    <w:lvl w:ilvl="4">
-      <w:start w:val="16"/>
-      <w:numFmt w:val="decimal"/>
-      <w:lvlText w:val="%5."/>
-      <w:lvlJc w:val="left"/>
-      <w:pPr>
-        <w:ind w:left="3600" w:hanging="480"/>
-      </w:pPr>
-    </w:lvl>
-    <w:lvl w:ilvl="5">
-      <w:start w:val="16"/>
-      <w:numFmt w:val="decimal"/>
-      <w:lvlText w:val="%6."/>
-      <w:lvlJc w:val="left"/>
-      <w:pPr>
-        <w:ind w:left="4320" w:hanging="480"/>
-      </w:pPr>
-    </w:lvl>
-    <w:lvl w:ilvl="6">
-      <w:start w:val="16"/>
-      <w:numFmt w:val="decimal"/>
-      <w:lvlText w:val="%7."/>
-      <w:lvlJc w:val="left"/>
-      <w:pPr>
-        <w:ind w:left="5040" w:hanging="480"/>
-      </w:pPr>
-    </w:lvl>
-    <w:lvl w:ilvl="7">
-      <w:start w:val="16"/>
-      <w:numFmt w:val="decimal"/>
-      <w:lvlText w:val="%8."/>
-      <w:lvlJc w:val="left"/>
-      <w:pPr>
-        <w:ind w:left="5760" w:hanging="480"/>
-      </w:pPr>
-    </w:lvl>
-    <w:lvl w:ilvl="8">
-      <w:start w:val="16"/>
-      <w:numFmt w:val="decimal"/>
-      <w:lvlText w:val="%9."/>
-      <w:lvlJc w:val="left"/>
-      <w:pPr>
-        <w:ind w:left="6480" w:hanging="480"/>
-      </w:pPr>
-    </w:lvl>
-  </w:abstractNum>
-  <w:abstractNum w:abstractNumId="994151">
-    <w:nsid w:val="A994151"/>
-    <w:multiLevelType w:val="multilevel"/>
-    <w:lvl w:ilvl="0">
-      <w:start w:val="51"/>
-      <w:numFmt w:val="decimal"/>
-      <w:lvlText w:val="%1."/>
-      <w:lvlJc w:val="left"/>
-      <w:pPr>
-        <w:ind w:left="720" w:hanging="480"/>
-      </w:pPr>
-    </w:lvl>
-    <w:lvl w:ilvl="1">
-      <w:start w:val="51"/>
-      <w:numFmt w:val="decimal"/>
-      <w:lvlText w:val="%2."/>
-      <w:lvlJc w:val="left"/>
-      <w:pPr>
-        <w:ind w:left="1440" w:hanging="480"/>
-      </w:pPr>
-    </w:lvl>
-    <w:lvl w:ilvl="2">
-      <w:start w:val="51"/>
-      <w:numFmt w:val="decimal"/>
-      <w:lvlText w:val="%3."/>
-      <w:lvlJc w:val="left"/>
-      <w:pPr>
-        <w:ind w:left="2160" w:hanging="480"/>
-      </w:pPr>
-    </w:lvl>
-    <w:lvl w:ilvl="3">
-      <w:start w:val="51"/>
-      <w:numFmt w:val="decimal"/>
-      <w:lvlText w:val="%4."/>
-      <w:lvlJc w:val="left"/>
-      <w:pPr>
-        <w:ind w:left="2880" w:hanging="480"/>
-      </w:pPr>
-    </w:lvl>
-    <w:lvl w:ilvl="4">
-      <w:start w:val="51"/>
-      <w:numFmt w:val="decimal"/>
-      <w:lvlText w:val="%5."/>
-      <w:lvlJc w:val="left"/>
-      <w:pPr>
-        <w:ind w:left="3600" w:hanging="480"/>
-      </w:pPr>
-    </w:lvl>
-    <w:lvl w:ilvl="5">
-      <w:start w:val="51"/>
-      <w:numFmt w:val="decimal"/>
-      <w:lvlText w:val="%6."/>
-      <w:lvlJc w:val="left"/>
-      <w:pPr>
-        <w:ind w:left="4320" w:hanging="480"/>
-      </w:pPr>
-    </w:lvl>
-    <w:lvl w:ilvl="6">
-      <w:start w:val="51"/>
-      <w:numFmt w:val="decimal"/>
-      <w:lvlText w:val="%7."/>
-      <w:lvlJc w:val="left"/>
-      <w:pPr>
-        <w:ind w:left="5040" w:hanging="480"/>
-      </w:pPr>
-    </w:lvl>
-    <w:lvl w:ilvl="7">
-      <w:start w:val="51"/>
-      <w:numFmt w:val="decimal"/>
-      <w:lvlText w:val="%8."/>
-      <w:lvlJc w:val="left"/>
-      <w:pPr>
-        <w:ind w:left="5760" w:hanging="480"/>
-      </w:pPr>
-    </w:lvl>
-    <w:lvl w:ilvl="8">
-      <w:start w:val="51"/>
-      <w:numFmt w:val="decimal"/>
-      <w:lvlText w:val="%9."/>
-      <w:lvlJc w:val="left"/>
-      <w:pPr>
-        <w:ind w:left="6480" w:hanging="480"/>
-      </w:pPr>
-    </w:lvl>
-  </w:abstractNum>
-  <w:abstractNum w:abstractNumId="994181">
-    <w:nsid w:val="A994181"/>
-    <w:multiLevelType w:val="multilevel"/>
-    <w:lvl w:ilvl="0">
-      <w:start w:val="81"/>
-      <w:numFmt w:val="decimal"/>
-      <w:lvlText w:val="%1."/>
-      <w:lvlJc w:val="left"/>
-      <w:pPr>
-        <w:ind w:left="720" w:hanging="480"/>
-      </w:pPr>
-    </w:lvl>
-    <w:lvl w:ilvl="1">
-      <w:start w:val="81"/>
-      <w:numFmt w:val="decimal"/>
-      <w:lvlText w:val="%2."/>
-      <w:lvlJc w:val="left"/>
-      <w:pPr>
-        <w:ind w:left="1440" w:hanging="480"/>
-      </w:pPr>
-    </w:lvl>
-    <w:lvl w:ilvl="2">
-      <w:start w:val="81"/>
-      <w:numFmt w:val="decimal"/>
-      <w:lvlText w:val="%3."/>
-      <w:lvlJc w:val="left"/>
-      <w:pPr>
-        <w:ind w:left="2160" w:hanging="480"/>
-      </w:pPr>
-    </w:lvl>
-    <w:lvl w:ilvl="3">
-      <w:start w:val="81"/>
-      <w:numFmt w:val="decimal"/>
-      <w:lvlText w:val="%4."/>
-      <w:lvlJc w:val="left"/>
-      <w:pPr>
-        <w:ind w:left="2880" w:hanging="480"/>
-      </w:pPr>
-    </w:lvl>
-    <w:lvl w:ilvl="4">
-      <w:start w:val="81"/>
-      <w:numFmt w:val="decimal"/>
-      <w:lvlText w:val="%5."/>
-      <w:lvlJc w:val="left"/>
-      <w:pPr>
-        <w:ind w:left="3600" w:hanging="480"/>
-      </w:pPr>
-    </w:lvl>
-    <w:lvl w:ilvl="5">
-      <w:start w:val="81"/>
-      <w:numFmt w:val="decimal"/>
-      <w:lvlText w:val="%6."/>
-      <w:lvlJc w:val="left"/>
-      <w:pPr>
-        <w:ind w:left="4320" w:hanging="480"/>
-      </w:pPr>
-    </w:lvl>
-    <w:lvl w:ilvl="6">
-      <w:start w:val="81"/>
-      <w:numFmt w:val="decimal"/>
-      <w:lvlText w:val="%7."/>
-      <w:lvlJc w:val="left"/>
-      <w:pPr>
-        <w:ind w:left="5040" w:hanging="480"/>
-      </w:pPr>
-    </w:lvl>
-    <w:lvl w:ilvl="7">
-      <w:start w:val="81"/>
-      <w:numFmt w:val="decimal"/>
-      <w:lvlText w:val="%8."/>
-      <w:lvlJc w:val="left"/>
-      <w:pPr>
-        <w:ind w:left="5760" w:hanging="480"/>
-      </w:pPr>
-    </w:lvl>
-    <w:lvl w:ilvl="8">
-      <w:start w:val="81"/>
-      <w:numFmt w:val="decimal"/>
-      <w:lvlText w:val="%9."/>
-      <w:lvlJc w:val="left"/>
-      <w:pPr>
-        <w:ind w:left="6480" w:hanging="480"/>
-      </w:pPr>
-    </w:lvl>
-  </w:abstractNum>
-  <w:abstractNum w:abstractNumId="9941106">
-    <w:nsid w:val="A9941106"/>
-    <w:multiLevelType w:val="multilevel"/>
-    <w:lvl w:ilvl="0">
-      <w:start w:val="106"/>
-      <w:numFmt w:val="decimal"/>
-      <w:lvlText w:val="%1."/>
-      <w:lvlJc w:val="left"/>
-      <w:pPr>
-        <w:ind w:left="720" w:hanging="480"/>
-      </w:pPr>
-    </w:lvl>
-    <w:lvl w:ilvl="1">
-      <w:start w:val="106"/>
-      <w:numFmt w:val="decimal"/>
-      <w:lvlText w:val="%2."/>
-      <w:lvlJc w:val="left"/>
-      <w:pPr>
-        <w:ind w:left="1440" w:hanging="480"/>
-      </w:pPr>
-    </w:lvl>
-    <w:lvl w:ilvl="2">
-      <w:start w:val="106"/>
-      <w:numFmt w:val="decimal"/>
-      <w:lvlText w:val="%3."/>
-      <w:lvlJc w:val="left"/>
-      <w:pPr>
-        <w:ind w:left="2160" w:hanging="480"/>
-      </w:pPr>
-    </w:lvl>
-    <w:lvl w:ilvl="3">
-      <w:start w:val="106"/>
-      <w:numFmt w:val="decimal"/>
-      <w:lvlText w:val="%4."/>
-      <w:lvlJc w:val="left"/>
-      <w:pPr>
-        <w:ind w:left="2880" w:hanging="480"/>
-      </w:pPr>
-    </w:lvl>
-    <w:lvl w:ilvl="4">
-      <w:start w:val="106"/>
-      <w:numFmt w:val="decimal"/>
-      <w:lvlText w:val="%5."/>
-      <w:lvlJc w:val="left"/>
-      <w:pPr>
-        <w:ind w:left="3600" w:hanging="480"/>
-      </w:pPr>
-    </w:lvl>
-    <w:lvl w:ilvl="5">
-      <w:start w:val="106"/>
-      <w:numFmt w:val="decimal"/>
-      <w:lvlText w:val="%6."/>
-      <w:lvlJc w:val="left"/>
-      <w:pPr>
-        <w:ind w:left="4320" w:hanging="480"/>
-      </w:pPr>
-    </w:lvl>
-    <w:lvl w:ilvl="6">
-      <w:start w:val="106"/>
-      <w:numFmt w:val="decimal"/>
-      <w:lvlText w:val="%7."/>
-      <w:lvlJc w:val="left"/>
-      <w:pPr>
-        <w:ind w:left="5040" w:hanging="480"/>
-      </w:pPr>
-    </w:lvl>
-    <w:lvl w:ilvl="7">
-      <w:start w:val="106"/>
-      <w:numFmt w:val="decimal"/>
-      <w:lvlText w:val="%8."/>
-      <w:lvlJc w:val="left"/>
-      <w:pPr>
-        <w:ind w:left="5760" w:hanging="480"/>
-      </w:pPr>
-    </w:lvl>
-    <w:lvl w:ilvl="8">
-      <w:start w:val="106"/>
-      <w:numFmt w:val="decimal"/>
-      <w:lvlText w:val="%9."/>
-      <w:lvlJc w:val="left"/>
-      <w:pPr>
-        <w:ind w:left="6480" w:hanging="480"/>
-      </w:pPr>
-    </w:lvl>
-  </w:abstractNum>
   <w:num w:numId="1000">
     <w:abstractNumId w:val="990"/>
-  </w:num>
-  <w:num w:numId="1001">
-    <w:abstractNumId w:val="99411"/>
-    <w:lvlOverride w:ilvl="0">
-      <w:startOverride w:val="1"/>
-    </w:lvlOverride>
-    <w:lvlOverride w:ilvl="1">
-      <w:startOverride w:val="1"/>
-    </w:lvlOverride>
-    <w:lvlOverride w:ilvl="2">
-      <w:startOverride w:val="1"/>
-    </w:lvlOverride>
-    <w:lvlOverride w:ilvl="3">
-      <w:startOverride w:val="1"/>
-    </w:lvlOverride>
-    <w:lvlOverride w:ilvl="4">
-      <w:startOverride w:val="1"/>
-    </w:lvlOverride>
-    <w:lvlOverride w:ilvl="5">
-      <w:startOverride w:val="1"/>
-    </w:lvlOverride>
-    <w:lvlOverride w:ilvl="6">
-      <w:startOverride w:val="1"/>
-    </w:lvlOverride>
-    <w:lvlOverride w:ilvl="7">
-      <w:startOverride w:val="1"/>
-    </w:lvlOverride>
-    <w:lvlOverride w:ilvl="8">
-      <w:startOverride w:val="1"/>
-    </w:lvlOverride>
-  </w:num>
-  <w:num w:numId="1002">
-    <w:abstractNumId w:val="994116"/>
-    <w:lvlOverride w:ilvl="0">
-      <w:startOverride w:val="16"/>
-    </w:lvlOverride>
-    <w:lvlOverride w:ilvl="1">
-      <w:startOverride w:val="16"/>
-    </w:lvlOverride>
-    <w:lvlOverride w:ilvl="2">
-      <w:startOverride w:val="16"/>
-    </w:lvlOverride>
-    <w:lvlOverride w:ilvl="3">
-      <w:startOverride w:val="16"/>
-    </w:lvlOverride>
-    <w:lvlOverride w:ilvl="4">
-      <w:startOverride w:val="16"/>
-    </w:lvlOverride>
-    <w:lvlOverride w:ilvl="5">
-      <w:startOverride w:val="16"/>
-    </w:lvlOverride>
-    <w:lvlOverride w:ilvl="6">
-      <w:startOverride w:val="16"/>
-    </w:lvlOverride>
-    <w:lvlOverride w:ilvl="7">
-      <w:startOverride w:val="16"/>
-    </w:lvlOverride>
-    <w:lvlOverride w:ilvl="8">
-      <w:startOverride w:val="16"/>
-    </w:lvlOverride>
-  </w:num>
-  <w:num w:numId="1003">
-    <w:abstractNumId w:val="994151"/>
-    <w:lvlOverride w:ilvl="0">
-      <w:startOverride w:val="51"/>
-    </w:lvlOverride>
-    <w:lvlOverride w:ilvl="1">
-      <w:startOverride w:val="51"/>
-    </w:lvlOverride>
-    <w:lvlOverride w:ilvl="2">
-      <w:startOverride w:val="51"/>
-    </w:lvlOverride>
-    <w:lvlOverride w:ilvl="3">
-      <w:startOverride w:val="51"/>
-    </w:lvlOverride>
-    <w:lvlOverride w:ilvl="4">
-      <w:startOverride w:val="51"/>
-    </w:lvlOverride>
-    <w:lvlOverride w:ilvl="5">
-      <w:startOverride w:val="51"/>
-    </w:lvlOverride>
-    <w:lvlOverride w:ilvl="6">
-      <w:startOverride w:val="51"/>
-    </w:lvlOverride>
-    <w:lvlOverride w:ilvl="7">
-      <w:startOverride w:val="51"/>
-    </w:lvlOverride>
-    <w:lvlOverride w:ilvl="8">
-      <w:startOverride w:val="51"/>
-    </w:lvlOverride>
-  </w:num>
-  <w:num w:numId="1004">
-    <w:abstractNumId w:val="994181"/>
-    <w:lvlOverride w:ilvl="0">
-      <w:startOverride w:val="81"/>
-    </w:lvlOverride>
-    <w:lvlOverride w:ilvl="1">
-      <w:startOverride w:val="81"/>
-    </w:lvlOverride>
-    <w:lvlOverride w:ilvl="2">
-      <w:startOverride w:val="81"/>
-    </w:lvlOverride>
-    <w:lvlOverride w:ilvl="3">
-      <w:startOverride w:val="81"/>
-    </w:lvlOverride>
-    <w:lvlOverride w:ilvl="4">
-      <w:startOverride w:val="81"/>
-    </w:lvlOverride>
-    <w:lvlOverride w:ilvl="5">
-      <w:startOverride w:val="81"/>
-    </w:lvlOverride>
-    <w:lvlOverride w:ilvl="6">
-      <w:startOverride w:val="81"/>
-    </w:lvlOverride>
-    <w:lvlOverride w:ilvl="7">
-      <w:startOverride w:val="81"/>
-    </w:lvlOverride>
-    <w:lvlOverride w:ilvl="8">
-      <w:startOverride w:val="81"/>
-    </w:lvlOverride>
-  </w:num>
-  <w:num w:numId="1005">
-    <w:abstractNumId w:val="9941106"/>
-    <w:lvlOverride w:ilvl="0">
-      <w:startOverride w:val="106"/>
-    </w:lvlOverride>
-    <w:lvlOverride w:ilvl="1">
-      <w:startOverride w:val="106"/>
-    </w:lvlOverride>
-    <w:lvlOverride w:ilvl="2">
-      <w:startOverride w:val="106"/>
-    </w:lvlOverride>
-    <w:lvlOverride w:ilvl="3">
-      <w:startOverride w:val="106"/>
-    </w:lvlOverride>
-    <w:lvlOverride w:ilvl="4">
-      <w:startOverride w:val="106"/>
-    </w:lvlOverride>
-    <w:lvlOverride w:ilvl="5">
-      <w:startOverride w:val="106"/>
-    </w:lvlOverride>
-    <w:lvlOverride w:ilvl="6">
-      <w:startOverride w:val="106"/>
-    </w:lvlOverride>
-    <w:lvlOverride w:ilvl="7">
-      <w:startOverride w:val="106"/>
-    </w:lvlOverride>
-    <w:lvlOverride w:ilvl="8">
-      <w:startOverride w:val="106"/>
-    </w:lvlOverride>
   </w:num>
 </w:numbering>
 </file>
